--- a/StateOfPractice/MACREM-2026/SupportingDocuments/Letter-of-Information-Consent-Form2.docx
+++ b/StateOfPractice/MACREM-2026/SupportingDocuments/Letter-of-Information-Consent-Form2.docx
@@ -87,35 +87,14 @@
           <w:sz w:val="20"/>
           <w:lang w:val="en-CA"/>
         </w:rPr>
-        <w:t>08</w:t>
-      </w:r>
-      <w:r>
-        <w:rPr>
-          <w:sz w:val="20"/>
-          <w:lang w:val="en-CA"/>
-        </w:rPr>
-        <w:t xml:space="preserve"> </w:t>
-      </w:r>
-      <w:r>
-        <w:rPr>
-          <w:sz w:val="20"/>
-          <w:lang w:val="en-CA"/>
-        </w:rPr>
-        <w:t>May</w:t>
-      </w:r>
-      <w:r>
-        <w:rPr>
-          <w:sz w:val="20"/>
-          <w:lang w:val="en-CA"/>
-        </w:rPr>
-        <w:t xml:space="preserve"> 202</w:t>
-      </w:r>
-      <w:r>
-        <w:rPr>
-          <w:sz w:val="20"/>
-          <w:lang w:val="en-CA"/>
-        </w:rPr>
-        <w:t>6</w:t>
+        <w:t>11</w:t>
+      </w:r>
+      <w:r>
+        <w:rPr>
+          <w:sz w:val="20"/>
+          <w:lang w:val="en-CA"/>
+        </w:rPr>
+        <w:t xml:space="preserve"> May 2026</w:t>
       </w:r>
     </w:p>
     <w:p>
@@ -231,40 +210,39 @@
           <w:sz w:val="20"/>
           <w:lang w:val="en-CA"/>
         </w:rPr>
-        <w:t>Principal Investigator:</w:t>
-      </w:r>
-      <w:r>
-        <w:rPr>
-          <w:b/>
-          <w:sz w:val="20"/>
-          <w:lang w:val="en-CA"/>
-        </w:rPr>
-        <w:tab/>
-      </w:r>
-      <w:r>
-        <w:rPr>
-          <w:b/>
-          <w:sz w:val="20"/>
-          <w:lang w:val="en-CA"/>
-        </w:rPr>
-        <w:tab/>
-      </w:r>
-      <w:r>
-        <w:rPr>
-          <w:b/>
-          <w:sz w:val="20"/>
-          <w:lang w:val="en-CA"/>
-        </w:rPr>
-        <w:tab/>
-      </w:r>
-      <w:r>
-        <w:rPr>
-          <w:b/>
-          <w:sz w:val="20"/>
-          <w:shd w:val="clear" w:color="auto" w:fill="CCCCCC"/>
-          <w:lang w:val="en-CA"/>
-        </w:rPr>
-        <w:t>Student Principal Investigator:</w:t>
+        <w:t>Principal Investigator</w:t>
+      </w:r>
+      <w:r>
+        <w:rPr>
+          <w:b/>
+          <w:sz w:val="20"/>
+          <w:lang w:val="en-CA"/>
+        </w:rPr>
+        <w:tab/>
+      </w:r>
+      <w:r>
+        <w:rPr>
+          <w:b/>
+          <w:sz w:val="20"/>
+          <w:lang w:val="en-CA"/>
+        </w:rPr>
+        <w:tab/>
+      </w:r>
+      <w:r>
+        <w:rPr>
+          <w:b/>
+          <w:sz w:val="20"/>
+          <w:lang w:val="en-CA"/>
+        </w:rPr>
+        <w:tab/>
+      </w:r>
+      <w:r>
+        <w:rPr>
+          <w:b/>
+          <w:sz w:val="20"/>
+          <w:lang w:val="en-CA"/>
+        </w:rPr>
+        <w:t>Co-Investigator</w:t>
       </w:r>
     </w:p>
     <w:p>
@@ -295,40 +273,45 @@
           <w:lang w:val="en-CA"/>
         </w:rPr>
         <w:tab/>
-        <w:t>Peter Michalski</w:t>
-      </w:r>
-      <w:r>
-        <w:rPr>
-          <w:b/>
-          <w:sz w:val="20"/>
-          <w:lang w:val="en-CA"/>
-        </w:rPr>
-        <w:tab/>
-      </w:r>
-      <w:r>
-        <w:rPr>
-          <w:b/>
-          <w:sz w:val="20"/>
-          <w:lang w:val="en-CA"/>
-        </w:rPr>
-        <w:tab/>
-      </w:r>
-      <w:r>
-        <w:rPr>
-          <w:b/>
-          <w:sz w:val="20"/>
-          <w:lang w:val="en-CA"/>
-        </w:rPr>
-        <w:tab/>
-      </w:r>
-    </w:p>
-    <w:p>
-      <w:r>
-        <w:rPr>
-          <w:sz w:val="20"/>
-          <w:lang w:val="en-CA"/>
-        </w:rPr>
-        <w:t>Department of</w:t>
+      </w:r>
+      <w:r>
+        <w:rPr>
+          <w:sz w:val="20"/>
+          <w:lang w:val="en-CA"/>
+        </w:rPr>
+        <w:t>Dr. Matt Giamou</w:t>
+      </w:r>
+    </w:p>
+    <w:p>
+      <w:pPr>
+        <w:rPr>
+          <w:sz w:val="20"/>
+          <w:lang w:val="en-CA"/>
+        </w:rPr>
+      </w:pPr>
+      <w:r>
+        <w:rPr>
+          <w:sz w:val="20"/>
+          <w:lang w:val="en-CA"/>
+        </w:rPr>
+        <w:t>Computing and Software Department</w:t>
+      </w:r>
+      <w:r>
+        <w:rPr>
+          <w:sz w:val="20"/>
+          <w:lang w:val="en-CA"/>
+        </w:rPr>
+        <w:tab/>
+        <w:t>Computing and Software Department</w:t>
+      </w:r>
+    </w:p>
+    <w:p>
+      <w:r>
+        <w:rPr>
+          <w:sz w:val="20"/>
+          <w:lang w:val="en-CA"/>
+        </w:rPr>
+        <w:t>Faculty of</w:t>
       </w:r>
       <w:r>
         <w:rPr>
@@ -358,7 +341,14 @@
           <w:lang w:val="en-CA"/>
         </w:rPr>
         <w:tab/>
-        <w:t>Department of Engineering</w:t>
+      </w:r>
+      <w:r>
+        <w:rPr>
+          <w:sz w:val="20"/>
+          <w:lang w:val="en-CA"/>
+        </w:rPr>
+        <w:tab/>
+        <w:t>Faculty of Engineering</w:t>
       </w:r>
     </w:p>
     <w:p>
@@ -506,7 +496,16 @@
           <w:sz w:val="20"/>
           <w:lang w:val="en-CA"/>
         </w:rPr>
-        <w:t>E-mail: michap@mcmaster.ca</w:t>
+        <w:t xml:space="preserve">E-mail: </w:t>
+      </w:r>
+      <w:r>
+        <w:rPr>
+          <w:b/>
+          <w:bCs/>
+          <w:sz w:val="20"/>
+          <w:lang w:val="en-CA"/>
+        </w:rPr>
+        <w:t>giamoum@mcmaster.ca</w:t>
       </w:r>
     </w:p>
     <w:p>
@@ -533,29 +532,317 @@
           <w:sz w:val="20"/>
           <w:lang w:val="en-CA"/>
         </w:rPr>
-        <w:t xml:space="preserve">: </w:t>
-      </w:r>
-      <w:r>
-        <w:rPr>
-          <w:sz w:val="20"/>
-          <w:lang w:val="en-CA"/>
-        </w:rPr>
-        <w:tab/>
-      </w:r>
-      <w:r>
-        <w:rPr>
-          <w:sz w:val="20"/>
-          <w:lang w:val="en-CA"/>
-        </w:rPr>
-        <w:tab/>
-      </w:r>
-      <w:r>
-        <w:rPr>
-          <w:sz w:val="20"/>
-          <w:lang w:val="en-CA"/>
-        </w:rPr>
-        <w:tab/>
-      </w:r>
+        <w:t xml:space="preserve"> </w:t>
+      </w:r>
+      <w:r>
+        <w:rPr>
+          <w:sz w:val="20"/>
+          <w:lang w:val="en-CA"/>
+        </w:rPr>
+        <w:tab/>
+      </w:r>
+      <w:r>
+        <w:rPr>
+          <w:sz w:val="20"/>
+          <w:lang w:val="en-CA"/>
+        </w:rPr>
+        <w:tab/>
+      </w:r>
+      <w:r>
+        <w:rPr>
+          <w:sz w:val="20"/>
+          <w:lang w:val="en-CA"/>
+        </w:rPr>
+        <w:tab/>
+      </w:r>
+      <w:proofErr w:type="spellStart"/>
+      <w:r>
+        <w:rPr>
+          <w:b/>
+          <w:sz w:val="20"/>
+          <w:lang w:val="en-CA"/>
+        </w:rPr>
+        <w:t>Co-</w:t>
+      </w:r>
+      <w:r>
+        <w:rPr>
+          <w:b/>
+          <w:sz w:val="20"/>
+          <w:lang w:val="en-CA"/>
+        </w:rPr>
+        <w:t>Investigator</w:t>
+      </w:r>
+      <w:proofErr w:type="spellEnd"/>
+    </w:p>
+    <w:p>
+      <w:r>
+        <w:rPr>
+          <w:sz w:val="20"/>
+          <w:lang w:val="en-CA"/>
+        </w:rPr>
+        <w:t xml:space="preserve">Dr. Jacques Carette </w:t>
+      </w:r>
+      <w:r>
+        <w:rPr>
+          <w:sz w:val="20"/>
+          <w:lang w:val="en-CA"/>
+        </w:rPr>
+        <w:tab/>
+      </w:r>
+      <w:r>
+        <w:rPr>
+          <w:sz w:val="20"/>
+          <w:lang w:val="en-CA"/>
+        </w:rPr>
+        <w:tab/>
+      </w:r>
+      <w:r>
+        <w:rPr>
+          <w:sz w:val="20"/>
+          <w:lang w:val="en-CA"/>
+        </w:rPr>
+        <w:tab/>
+      </w:r>
+      <w:r>
+        <w:rPr>
+          <w:sz w:val="20"/>
+          <w:lang w:val="en-CA"/>
+        </w:rPr>
+        <w:t xml:space="preserve">Dr. </w:t>
+      </w:r>
+      <w:proofErr w:type="spellStart"/>
+      <w:r>
+        <w:rPr>
+          <w:sz w:val="20"/>
+          <w:lang w:val="en-CA"/>
+        </w:rPr>
+        <w:t>Lingyang</w:t>
+      </w:r>
+      <w:proofErr w:type="spellEnd"/>
+      <w:r>
+        <w:rPr>
+          <w:sz w:val="20"/>
+          <w:lang w:val="en-CA"/>
+        </w:rPr>
+        <w:t xml:space="preserve"> Chu</w:t>
+      </w:r>
+    </w:p>
+    <w:p>
+      <w:pPr>
+        <w:rPr>
+          <w:sz w:val="20"/>
+          <w:lang w:val="en-CA"/>
+        </w:rPr>
+      </w:pPr>
+      <w:r>
+        <w:rPr>
+          <w:sz w:val="20"/>
+          <w:lang w:val="en-CA"/>
+        </w:rPr>
+        <w:t>Computing and Software Department</w:t>
+      </w:r>
+      <w:r>
+        <w:rPr>
+          <w:sz w:val="20"/>
+          <w:lang w:val="en-CA"/>
+        </w:rPr>
+        <w:tab/>
+        <w:t>Computing and Software Department</w:t>
+      </w:r>
+    </w:p>
+    <w:p>
+      <w:r>
+        <w:rPr>
+          <w:sz w:val="20"/>
+          <w:lang w:val="en-CA"/>
+        </w:rPr>
+        <w:t>Faculty of Engineering</w:t>
+      </w:r>
+      <w:r>
+        <w:rPr>
+          <w:sz w:val="20"/>
+          <w:lang w:val="en-CA"/>
+        </w:rPr>
+        <w:tab/>
+      </w:r>
+      <w:r>
+        <w:rPr>
+          <w:sz w:val="20"/>
+          <w:lang w:val="en-CA"/>
+        </w:rPr>
+        <w:tab/>
+      </w:r>
+      <w:r>
+        <w:rPr>
+          <w:sz w:val="20"/>
+          <w:lang w:val="en-CA"/>
+        </w:rPr>
+        <w:tab/>
+        <w:t>Faculty of Engineering</w:t>
+      </w:r>
+    </w:p>
+    <w:p>
+      <w:r>
+        <w:rPr>
+          <w:sz w:val="20"/>
+          <w:lang w:val="en-CA"/>
+        </w:rPr>
+        <w:t>McMaster University</w:t>
+      </w:r>
+      <w:r>
+        <w:rPr>
+          <w:sz w:val="20"/>
+          <w:lang w:val="en-CA"/>
+        </w:rPr>
+        <w:tab/>
+      </w:r>
+      <w:r>
+        <w:rPr>
+          <w:sz w:val="20"/>
+          <w:lang w:val="en-CA"/>
+        </w:rPr>
+        <w:tab/>
+      </w:r>
+      <w:r>
+        <w:rPr>
+          <w:sz w:val="20"/>
+          <w:lang w:val="en-CA"/>
+        </w:rPr>
+        <w:tab/>
+        <w:t>McMaster University</w:t>
+      </w:r>
+    </w:p>
+    <w:p>
+      <w:r>
+        <w:rPr>
+          <w:sz w:val="20"/>
+          <w:lang w:val="it-IT"/>
+        </w:rPr>
+        <w:t>Hamilton, Ontario, Canada</w:t>
+      </w:r>
+      <w:r>
+        <w:rPr>
+          <w:sz w:val="20"/>
+          <w:lang w:val="it-IT"/>
+        </w:rPr>
+        <w:tab/>
+      </w:r>
+      <w:r>
+        <w:rPr>
+          <w:sz w:val="20"/>
+          <w:lang w:val="it-IT"/>
+        </w:rPr>
+        <w:tab/>
+        <w:t>Hamilton, Ontario, Canada</w:t>
+      </w:r>
+    </w:p>
+    <w:p>
+      <w:r>
+        <w:rPr>
+          <w:b/>
+          <w:sz w:val="20"/>
+          <w:lang w:val="en-CA"/>
+        </w:rPr>
+        <w:t>(905) 525-9140 ext. 26869</w:t>
+      </w:r>
+      <w:r>
+        <w:rPr>
+          <w:b/>
+          <w:sz w:val="20"/>
+          <w:lang w:val="en-CA"/>
+        </w:rPr>
+        <w:tab/>
+      </w:r>
+      <w:r>
+        <w:rPr>
+          <w:b/>
+          <w:sz w:val="20"/>
+          <w:lang w:val="en-CA"/>
+        </w:rPr>
+        <w:tab/>
+        <w:t>(</w:t>
+      </w:r>
+      <w:bookmarkStart w:id="0" w:name="__DdeLink__874_983232114"/>
+      <w:r>
+        <w:rPr>
+          <w:b/>
+          <w:sz w:val="20"/>
+          <w:lang w:val="en-CA"/>
+        </w:rPr>
+        <w:t>905) 525-9140</w:t>
+      </w:r>
+      <w:r>
+        <w:rPr>
+          <w:b/>
+          <w:sz w:val="20"/>
+          <w:lang w:val="en-CA"/>
+        </w:rPr>
+        <w:tab/>
+      </w:r>
+      <w:bookmarkEnd w:id="0"/>
+    </w:p>
+    <w:p>
+      <w:r>
+        <w:rPr>
+          <w:b/>
+          <w:sz w:val="20"/>
+          <w:lang w:val="en-CA"/>
+        </w:rPr>
+        <w:t>E-mail: carette@mcmaster.ca</w:t>
+      </w:r>
+      <w:r>
+        <w:rPr>
+          <w:b/>
+          <w:i/>
+          <w:sz w:val="20"/>
+          <w:lang w:val="en-CA"/>
+        </w:rPr>
+        <w:tab/>
+      </w:r>
+      <w:r>
+        <w:rPr>
+          <w:b/>
+          <w:i/>
+          <w:sz w:val="20"/>
+          <w:lang w:val="en-CA"/>
+        </w:rPr>
+        <w:tab/>
+      </w:r>
+      <w:r>
+        <w:rPr>
+          <w:b/>
+          <w:sz w:val="20"/>
+          <w:lang w:val="en-CA"/>
+        </w:rPr>
+        <w:t xml:space="preserve">E-mail: </w:t>
+      </w:r>
+      <w:r>
+        <w:rPr>
+          <w:b/>
+          <w:sz w:val="20"/>
+          <w:lang w:val="en-CA"/>
+        </w:rPr>
+        <w:t>chul9@mcmaster.ca</w:t>
+      </w:r>
+      <w:r>
+        <w:rPr>
+          <w:b/>
+          <w:sz w:val="20"/>
+          <w:lang w:val="en-CA"/>
+        </w:rPr>
+        <w:t xml:space="preserve"> </w:t>
+      </w:r>
+    </w:p>
+    <w:p>
+      <w:pPr>
+        <w:rPr>
+          <w:b/>
+          <w:sz w:val="20"/>
+          <w:lang w:val="en-CA"/>
+        </w:rPr>
+      </w:pPr>
+    </w:p>
+    <w:p>
       <w:r>
         <w:rPr>
           <w:b/>
@@ -569,38 +856,73 @@
           <w:sz w:val="20"/>
           <w:lang w:val="en-CA"/>
         </w:rPr>
-        <w:t>:</w:t>
-      </w:r>
-    </w:p>
-    <w:p>
-      <w:r>
-        <w:rPr>
-          <w:sz w:val="20"/>
-          <w:lang w:val="en-CA"/>
-        </w:rPr>
-        <w:t xml:space="preserve">Dr. Jacques Carette </w:t>
-      </w:r>
-      <w:r>
-        <w:rPr>
-          <w:sz w:val="20"/>
-          <w:lang w:val="en-CA"/>
-        </w:rPr>
-        <w:tab/>
-      </w:r>
-      <w:r>
-        <w:rPr>
-          <w:sz w:val="20"/>
-          <w:lang w:val="en-CA"/>
-        </w:rPr>
-        <w:tab/>
-      </w:r>
-      <w:r>
-        <w:rPr>
-          <w:sz w:val="20"/>
-          <w:lang w:val="en-CA"/>
-        </w:rPr>
-        <w:tab/>
-        <w:t>Ao Dong</w:t>
+        <w:t xml:space="preserve"> </w:t>
+      </w:r>
+      <w:r>
+        <w:rPr>
+          <w:sz w:val="20"/>
+          <w:lang w:val="en-CA"/>
+        </w:rPr>
+        <w:tab/>
+      </w:r>
+      <w:r>
+        <w:rPr>
+          <w:sz w:val="20"/>
+          <w:lang w:val="en-CA"/>
+        </w:rPr>
+        <w:tab/>
+      </w:r>
+      <w:r>
+        <w:rPr>
+          <w:sz w:val="20"/>
+          <w:lang w:val="en-CA"/>
+        </w:rPr>
+        <w:tab/>
+      </w:r>
+    </w:p>
+    <w:p>
+      <w:pPr>
+        <w:rPr>
+          <w:sz w:val="20"/>
+          <w:lang w:val="en-CA"/>
+        </w:rPr>
+      </w:pPr>
+      <w:r>
+        <w:rPr>
+          <w:sz w:val="20"/>
+          <w:lang w:val="en-CA"/>
+        </w:rPr>
+        <w:t>Ziyang Fang</w:t>
+      </w:r>
+    </w:p>
+    <w:p>
+      <w:r>
+        <w:rPr>
+          <w:sz w:val="20"/>
+          <w:lang w:val="en-CA"/>
+        </w:rPr>
+        <w:t>Computing and Software Department</w:t>
+      </w:r>
+      <w:r>
+        <w:rPr>
+          <w:sz w:val="20"/>
+          <w:lang w:val="en-CA"/>
+        </w:rPr>
+        <w:tab/>
+      </w:r>
+      <w:r>
+        <w:rPr>
+          <w:sz w:val="20"/>
+          <w:lang w:val="en-CA"/>
+        </w:rPr>
+        <w:tab/>
+      </w:r>
+      <w:r>
+        <w:rPr>
+          <w:sz w:val="20"/>
+          <w:lang w:val="en-CA"/>
+        </w:rPr>
+        <w:tab/>
       </w:r>
       <w:r>
         <w:rPr>
@@ -663,7 +985,6 @@
           <w:lang w:val="en-CA"/>
         </w:rPr>
         <w:tab/>
-        <w:t>Department of Engineering</w:t>
       </w:r>
     </w:p>
     <w:p>
@@ -694,7 +1015,6 @@
           <w:lang w:val="en-CA"/>
         </w:rPr>
         <w:tab/>
-        <w:t>McMaster University</w:t>
       </w:r>
     </w:p>
     <w:p>
@@ -718,198 +1038,68 @@
           <w:lang w:val="it-IT"/>
         </w:rPr>
         <w:tab/>
-        <w:t>Hamilton, Ontario, Canada</w:t>
-      </w:r>
-    </w:p>
-    <w:p>
-      <w:r>
-        <w:rPr>
-          <w:b/>
-          <w:sz w:val="20"/>
-          <w:lang w:val="en-CA"/>
-        </w:rPr>
-        <w:t>(905) 525-9140 ext. 26869</w:t>
-      </w:r>
-      <w:r>
-        <w:rPr>
-          <w:b/>
-          <w:sz w:val="20"/>
-          <w:lang w:val="en-CA"/>
-        </w:rPr>
-        <w:tab/>
-      </w:r>
-      <w:r>
-        <w:rPr>
-          <w:b/>
-          <w:sz w:val="20"/>
-          <w:lang w:val="en-CA"/>
-        </w:rPr>
-        <w:tab/>
-        <w:t>(</w:t>
-      </w:r>
-      <w:bookmarkStart w:id="0" w:name="__DdeLink__874_983232114"/>
-      <w:r>
-        <w:rPr>
-          <w:b/>
-          <w:sz w:val="20"/>
-          <w:lang w:val="en-CA"/>
-        </w:rPr>
-        <w:t>905) 525-9140</w:t>
-      </w:r>
-      <w:r>
-        <w:rPr>
-          <w:b/>
-          <w:sz w:val="20"/>
-          <w:lang w:val="en-CA"/>
-        </w:rPr>
-        <w:tab/>
-      </w:r>
-      <w:bookmarkEnd w:id="0"/>
-    </w:p>
-    <w:p>
-      <w:r>
-        <w:rPr>
-          <w:b/>
-          <w:sz w:val="20"/>
-          <w:lang w:val="en-CA"/>
-        </w:rPr>
-        <w:t>E-mail: carette@mcmaster.ca</w:t>
-      </w:r>
-      <w:r>
-        <w:rPr>
-          <w:b/>
-          <w:i/>
-          <w:sz w:val="20"/>
-          <w:lang w:val="en-CA"/>
-        </w:rPr>
-        <w:tab/>
-      </w:r>
-      <w:r>
-        <w:rPr>
-          <w:b/>
-          <w:i/>
-          <w:sz w:val="20"/>
-          <w:lang w:val="en-CA"/>
-        </w:rPr>
-        <w:tab/>
-      </w:r>
-      <w:r>
-        <w:rPr>
-          <w:b/>
-          <w:sz w:val="20"/>
-          <w:lang w:val="en-CA"/>
-        </w:rPr>
-        <w:t xml:space="preserve">E-mail: donga9@mcmaster.ca       </w:t>
-      </w:r>
-    </w:p>
-    <w:p>
-      <w:pPr>
-        <w:rPr>
-          <w:b/>
-          <w:sz w:val="20"/>
-          <w:lang w:val="en-CA"/>
-        </w:rPr>
-      </w:pPr>
-    </w:p>
-    <w:p>
-      <w:r>
-        <w:rPr>
-          <w:b/>
-          <w:sz w:val="20"/>
-          <w:lang w:val="en-CA"/>
-        </w:rPr>
-        <w:t>Student Investigator</w:t>
-      </w:r>
-      <w:r>
-        <w:rPr>
-          <w:sz w:val="20"/>
-          <w:lang w:val="en-CA"/>
-        </w:rPr>
-        <w:t xml:space="preserve">: </w:t>
-      </w:r>
-      <w:r>
-        <w:rPr>
-          <w:sz w:val="20"/>
-          <w:lang w:val="en-CA"/>
-        </w:rPr>
-        <w:tab/>
-      </w:r>
-      <w:r>
-        <w:rPr>
-          <w:sz w:val="20"/>
-          <w:lang w:val="en-CA"/>
-        </w:rPr>
-        <w:tab/>
-      </w:r>
-      <w:r>
-        <w:rPr>
-          <w:sz w:val="20"/>
-          <w:lang w:val="en-CA"/>
-        </w:rPr>
-        <w:tab/>
-      </w:r>
-    </w:p>
-    <w:p>
-      <w:r>
-        <w:rPr>
-          <w:sz w:val="20"/>
-          <w:lang w:val="en-CA"/>
-        </w:rPr>
-        <w:t xml:space="preserve">Oluwaseun Owojaiye </w:t>
-      </w:r>
-      <w:r>
-        <w:rPr>
-          <w:sz w:val="20"/>
-          <w:lang w:val="en-CA"/>
-        </w:rPr>
-        <w:tab/>
-      </w:r>
-      <w:r>
-        <w:rPr>
-          <w:sz w:val="20"/>
-          <w:lang w:val="en-CA"/>
-        </w:rPr>
-        <w:tab/>
-      </w:r>
-      <w:r>
-        <w:rPr>
-          <w:sz w:val="20"/>
-          <w:lang w:val="en-CA"/>
-        </w:rPr>
-        <w:tab/>
-      </w:r>
-      <w:r>
-        <w:rPr>
-          <w:b/>
-          <w:sz w:val="20"/>
-          <w:lang w:val="en-CA"/>
-        </w:rPr>
-        <w:tab/>
-      </w:r>
-      <w:r>
-        <w:rPr>
-          <w:b/>
-          <w:sz w:val="20"/>
-          <w:lang w:val="en-CA"/>
-        </w:rPr>
-        <w:tab/>
-      </w:r>
-      <w:r>
-        <w:rPr>
-          <w:b/>
-          <w:sz w:val="20"/>
-          <w:lang w:val="en-CA"/>
-        </w:rPr>
-        <w:tab/>
-      </w:r>
-    </w:p>
-    <w:p>
-      <w:r>
-        <w:rPr>
-          <w:sz w:val="20"/>
-          <w:lang w:val="en-CA"/>
-        </w:rPr>
-        <w:t>Department of</w:t>
+      </w:r>
+    </w:p>
+    <w:p>
+      <w:r>
+        <w:rPr>
+          <w:b/>
+          <w:sz w:val="20"/>
+          <w:lang w:val="en-CA"/>
+        </w:rPr>
+        <w:t>(905) 525-9140</w:t>
+      </w:r>
+      <w:r>
+        <w:rPr>
+          <w:b/>
+          <w:sz w:val="20"/>
+          <w:lang w:val="en-CA"/>
+        </w:rPr>
+        <w:tab/>
+      </w:r>
+      <w:r>
+        <w:rPr>
+          <w:b/>
+          <w:sz w:val="20"/>
+          <w:lang w:val="en-CA"/>
+        </w:rPr>
+        <w:tab/>
+      </w:r>
+      <w:r>
+        <w:rPr>
+          <w:b/>
+          <w:sz w:val="20"/>
+          <w:lang w:val="en-CA"/>
+        </w:rPr>
+        <w:tab/>
+      </w:r>
+      <w:bookmarkStart w:id="1" w:name="__DdeLink__874_9832321141"/>
+      <w:r>
+        <w:rPr>
+          <w:b/>
+          <w:sz w:val="20"/>
+          <w:lang w:val="en-CA"/>
+        </w:rPr>
+        <w:tab/>
+      </w:r>
+      <w:bookmarkEnd w:id="1"/>
+    </w:p>
+    <w:p>
+      <w:r>
+        <w:rPr>
+          <w:b/>
+          <w:sz w:val="20"/>
+          <w:lang w:val="en-CA"/>
+        </w:rPr>
+        <w:t xml:space="preserve">E-mail: </w:t>
+      </w:r>
+      <w:r>
+        <w:rPr>
+          <w:b/>
+          <w:sz w:val="20"/>
+          <w:lang w:val="en-CA"/>
+        </w:rPr>
+        <w:t>fangz58@mcmaster.ca</w:t>
       </w:r>
       <w:r>
         <w:rPr>
@@ -918,152 +1108,6 @@
           <w:lang w:val="en-CA"/>
         </w:rPr>
         <w:t xml:space="preserve"> </w:t>
-      </w:r>
-      <w:r>
-        <w:rPr>
-          <w:sz w:val="20"/>
-          <w:lang w:val="en-CA"/>
-        </w:rPr>
-        <w:t>Engineering</w:t>
-      </w:r>
-      <w:r>
-        <w:rPr>
-          <w:sz w:val="20"/>
-          <w:lang w:val="en-CA"/>
-        </w:rPr>
-        <w:tab/>
-      </w:r>
-      <w:r>
-        <w:rPr>
-          <w:sz w:val="20"/>
-          <w:lang w:val="en-CA"/>
-        </w:rPr>
-        <w:tab/>
-      </w:r>
-    </w:p>
-    <w:p>
-      <w:r>
-        <w:rPr>
-          <w:sz w:val="20"/>
-          <w:lang w:val="en-CA"/>
-        </w:rPr>
-        <w:t>McMaster University</w:t>
-      </w:r>
-      <w:r>
-        <w:rPr>
-          <w:sz w:val="20"/>
-          <w:lang w:val="en-CA"/>
-        </w:rPr>
-        <w:tab/>
-      </w:r>
-      <w:r>
-        <w:rPr>
-          <w:sz w:val="20"/>
-          <w:lang w:val="en-CA"/>
-        </w:rPr>
-        <w:tab/>
-      </w:r>
-      <w:r>
-        <w:rPr>
-          <w:sz w:val="20"/>
-          <w:lang w:val="en-CA"/>
-        </w:rPr>
-        <w:tab/>
-      </w:r>
-    </w:p>
-    <w:p>
-      <w:r>
-        <w:rPr>
-          <w:sz w:val="20"/>
-          <w:lang w:val="it-IT"/>
-        </w:rPr>
-        <w:t>Hamilton, Ontario, Canada</w:t>
-      </w:r>
-      <w:r>
-        <w:rPr>
-          <w:sz w:val="20"/>
-          <w:lang w:val="it-IT"/>
-        </w:rPr>
-        <w:tab/>
-      </w:r>
-      <w:r>
-        <w:rPr>
-          <w:sz w:val="20"/>
-          <w:lang w:val="it-IT"/>
-        </w:rPr>
-        <w:tab/>
-      </w:r>
-    </w:p>
-    <w:p>
-      <w:r>
-        <w:rPr>
-          <w:b/>
-          <w:sz w:val="20"/>
-          <w:lang w:val="en-CA"/>
-        </w:rPr>
-        <w:t>(647) 502-5773</w:t>
-      </w:r>
-      <w:r>
-        <w:rPr>
-          <w:b/>
-          <w:sz w:val="20"/>
-          <w:lang w:val="en-CA"/>
-        </w:rPr>
-        <w:tab/>
-      </w:r>
-      <w:r>
-        <w:rPr>
-          <w:b/>
-          <w:sz w:val="20"/>
-          <w:lang w:val="en-CA"/>
-        </w:rPr>
-        <w:tab/>
-      </w:r>
-      <w:bookmarkStart w:id="1" w:name="__DdeLink__874_9832321141"/>
-      <w:r>
-        <w:rPr>
-          <w:b/>
-          <w:sz w:val="20"/>
-          <w:lang w:val="en-CA"/>
-        </w:rPr>
-        <w:tab/>
-      </w:r>
-      <w:bookmarkEnd w:id="1"/>
-    </w:p>
-    <w:p>
-      <w:r>
-        <w:rPr>
-          <w:b/>
-          <w:sz w:val="20"/>
-          <w:lang w:val="en-CA"/>
-        </w:rPr>
-        <w:t>E-mail: owojaiyo@mcmaster.ca</w:t>
-      </w:r>
-      <w:r>
-        <w:rPr>
-          <w:b/>
-          <w:i/>
-          <w:sz w:val="20"/>
-          <w:lang w:val="en-CA"/>
-        </w:rPr>
-        <w:tab/>
-      </w:r>
-      <w:r>
-        <w:rPr>
-          <w:b/>
-          <w:i/>
-          <w:sz w:val="20"/>
-          <w:lang w:val="en-CA"/>
-        </w:rPr>
-        <w:tab/>
-      </w:r>
-      <w:r>
-        <w:rPr>
-          <w:b/>
-          <w:sz w:val="20"/>
-          <w:lang w:val="en-CA"/>
-        </w:rPr>
-        <w:t xml:space="preserve">                                       </w:t>
       </w:r>
     </w:p>
     <w:p>
@@ -1188,17 +1232,30 @@
       <w:r>
         <w:rPr>
           <w:sz w:val="20"/>
-          <w:shd w:val="clear" w:color="auto" w:fill="CCCCCC"/>
-          <w:lang w:val="en-CA"/>
-        </w:rPr>
-        <w:t xml:space="preserve">The interview will be conducted, and audio-recorded, via Microsoft Teams and the questions will follow a transcript. </w:t>
-      </w:r>
-      <w:r>
-        <w:rPr>
-          <w:sz w:val="20"/>
-          <w:lang w:val="en-CA"/>
-        </w:rPr>
-        <w:t xml:space="preserve">The video-conference interview would include roughly 20 questions that focus on the software development process and the development group. The interview should not take longer than 90 minutes. </w:t>
+          <w:lang w:val="en-CA"/>
+        </w:rPr>
+        <w:t xml:space="preserve">The interview will be conducted, and audio-recorded, via Microsoft Teams and the questions will be based on a script.  </w:t>
+      </w:r>
+      <w:r>
+        <w:rPr>
+          <w:sz w:val="20"/>
+          <w:lang w:val="en-CA"/>
+        </w:rPr>
+        <w:t xml:space="preserve">The video-conference interview would include roughly 20 questions that focus on the software development process and the development group. The interview should not take longer than </w:t>
+      </w:r>
+      <w:r>
+        <w:rPr>
+          <w:sz w:val="20"/>
+          <w:lang w:val="en-CA"/>
+        </w:rPr>
+        <w:t>6</w:t>
+      </w:r>
+      <w:r>
+        <w:rPr>
+          <w:sz w:val="20"/>
+          <w:lang w:val="en-CA"/>
+        </w:rPr>
+        <w:t xml:space="preserve">0 minutes. </w:t>
       </w:r>
     </w:p>
     <w:p>
@@ -1261,6 +1318,7 @@
           <w:sz w:val="20"/>
           <w:lang w:val="en-CA"/>
         </w:rPr>
+        <w:lastRenderedPageBreak/>
         <w:t>You do not need to answer questions that you do not want to answer or that make you feel uncomfortable. I describe below the steps I am taking to protect your privacy.</w:t>
       </w:r>
     </w:p>
@@ -1284,7 +1342,6 @@
           <w:sz w:val="20"/>
           <w:lang w:val="en-CA"/>
         </w:rPr>
-        <w:lastRenderedPageBreak/>
         <w:t xml:space="preserve">There is also a minimal risk of privacy breach </w:t>
       </w:r>
       <w:proofErr w:type="gramStart"/>
@@ -1523,7 +1580,27 @@
           <w:shd w:val="clear" w:color="auto" w:fill="CCCCCC"/>
           <w:lang w:val="en-CA"/>
         </w:rPr>
-        <w:t xml:space="preserve"> or up until March 31</w:t>
+        <w:t xml:space="preserve"> or up until </w:t>
+      </w:r>
+      <w:r>
+        <w:rPr>
+          <w:color w:val="000000"/>
+          <w:sz w:val="20"/>
+          <w:szCs w:val="20"/>
+          <w:shd w:val="clear" w:color="auto" w:fill="CCCCCC"/>
+          <w:lang w:val="en-CA"/>
+        </w:rPr>
+        <w:t>July</w:t>
+      </w:r>
+      <w:r>
+        <w:rPr>
+          <w:color w:val="000000"/>
+          <w:sz w:val="20"/>
+          <w:szCs w:val="20"/>
+          <w:shd w:val="clear" w:color="auto" w:fill="CCCCCC"/>
+          <w:lang w:val="en-CA"/>
+        </w:rPr>
+        <w:t xml:space="preserve"> 31</w:t>
       </w:r>
       <w:r>
         <w:rPr>
@@ -1545,9 +1622,8 @@
           <w:shd w:val="clear" w:color="auto" w:fill="CCCCCC"/>
           <w:lang w:val="en-CA"/>
         </w:rPr>
-        <w:t xml:space="preserve"> 2021</w:t>
-      </w:r>
-      <w:proofErr w:type="gramEnd"/>
+        <w:t xml:space="preserve"> 202</w:t>
+      </w:r>
       <w:r>
         <w:rPr>
           <w:color w:val="000000"/>
@@ -1556,6 +1632,17 @@
           <w:shd w:val="clear" w:color="auto" w:fill="CCCCCC"/>
           <w:lang w:val="en-CA"/>
         </w:rPr>
+        <w:t>6</w:t>
+      </w:r>
+      <w:proofErr w:type="gramEnd"/>
+      <w:r>
+        <w:rPr>
+          <w:color w:val="000000"/>
+          <w:sz w:val="20"/>
+          <w:szCs w:val="20"/>
+          <w:shd w:val="clear" w:color="auto" w:fill="CCCCCC"/>
+          <w:lang w:val="en-CA"/>
+        </w:rPr>
         <w:t xml:space="preserve"> </w:t>
       </w:r>
       <w:r>
@@ -1588,7 +1675,21 @@
           <w:sz w:val="20"/>
           <w:lang w:val="en-CA"/>
         </w:rPr>
-        <w:t xml:space="preserve"> If you decide to withdraw, there will be no consequences to you. You can request for your data to be removed via email. In cases of withdrawal prior to March 31</w:t>
+        <w:t xml:space="preserve"> If you decide to withdraw, there will be no consequences to you. You can request for your data to be removed via email. In cases of withdrawal prior to </w:t>
+      </w:r>
+      <w:r>
+        <w:rPr>
+          <w:sz w:val="20"/>
+          <w:lang w:val="en-CA"/>
+        </w:rPr>
+        <w:t>July</w:t>
+      </w:r>
+      <w:r>
+        <w:rPr>
+          <w:sz w:val="20"/>
+          <w:lang w:val="en-CA"/>
+        </w:rPr>
+        <w:t xml:space="preserve"> 31</w:t>
       </w:r>
       <w:r>
         <w:rPr>
@@ -1604,7 +1705,14 @@
           <w:sz w:val="20"/>
           <w:lang w:val="en-CA"/>
         </w:rPr>
-        <w:t xml:space="preserve"> 2021</w:t>
+        <w:t xml:space="preserve"> 202</w:t>
+      </w:r>
+      <w:r>
+        <w:rPr>
+          <w:sz w:val="20"/>
+          <w:lang w:val="en-CA"/>
+        </w:rPr>
+        <w:t>6</w:t>
       </w:r>
       <w:proofErr w:type="gramEnd"/>
       <w:r>
@@ -1646,7 +1754,28 @@
           <w:sz w:val="20"/>
           <w:lang w:val="en-CA"/>
         </w:rPr>
-        <w:t>We expect to have this study completed by approximately May 2021</w:t>
+        <w:t xml:space="preserve">We expect to have this study completed by approximately </w:t>
+      </w:r>
+      <w:r>
+        <w:rPr>
+          <w:sz w:val="20"/>
+          <w:lang w:val="en-CA"/>
+        </w:rPr>
+        <w:t xml:space="preserve">November </w:t>
+      </w:r>
+      <w:r>
+        <w:rPr>
+          <w:sz w:val="20"/>
+          <w:lang w:val="en-CA"/>
+        </w:rPr>
+        <w:t>202</w:t>
+      </w:r>
+      <w:r>
+        <w:rPr>
+          <w:sz w:val="20"/>
+          <w:lang w:val="en-CA"/>
+        </w:rPr>
+        <w:t>6</w:t>
       </w:r>
       <w:r>
         <w:rPr>
@@ -1706,14 +1835,14 @@
         </w:rPr>
         <w:t xml:space="preserve"> If you have questions or need more information about the study itself, please contact me at </w:t>
       </w:r>
-      <w:hyperlink r:id="rId10">
+      <w:hyperlink r:id="rId10" w:history="1">
         <w:r>
           <w:rPr>
             <w:rStyle w:val="Hyperlink"/>
             <w:sz w:val="20"/>
             <w:lang w:val="it-IT"/>
           </w:rPr>
-          <w:t>michap@mcmaster.ca</w:t>
+          <w:t>smiths@mcmaster.ca</w:t>
         </w:r>
       </w:hyperlink>
     </w:p>
@@ -1991,7 +2120,25 @@
           <w:szCs w:val="20"/>
           <w:lang w:val="en-CA"/>
         </w:rPr>
-        <w:t xml:space="preserve"> you may withdraw from the study at any time or up until March 31</w:t>
+        <w:t xml:space="preserve"> you may withdraw from the study at any time or up until </w:t>
+      </w:r>
+      <w:r>
+        <w:rPr>
+          <w:color w:val="000000"/>
+          <w:sz w:val="20"/>
+          <w:szCs w:val="20"/>
+          <w:lang w:val="en-CA"/>
+        </w:rPr>
+        <w:t xml:space="preserve">July </w:t>
+      </w:r>
+      <w:r>
+        <w:rPr>
+          <w:color w:val="000000"/>
+          <w:sz w:val="20"/>
+          <w:szCs w:val="20"/>
+          <w:lang w:val="en-CA"/>
+        </w:rPr>
+        <w:t>31</w:t>
       </w:r>
       <w:r>
         <w:rPr>
@@ -2011,7 +2158,16 @@
           <w:szCs w:val="20"/>
           <w:lang w:val="en-CA"/>
         </w:rPr>
-        <w:t xml:space="preserve"> 2021</w:t>
+        <w:t xml:space="preserve"> 202</w:t>
+      </w:r>
+      <w:r>
+        <w:rPr>
+          <w:color w:val="000000"/>
+          <w:sz w:val="20"/>
+          <w:szCs w:val="20"/>
+          <w:lang w:val="en-CA"/>
+        </w:rPr>
+        <w:t>6</w:t>
       </w:r>
       <w:proofErr w:type="gramEnd"/>
       <w:r>
@@ -2110,24 +2266,6 @@
         </w:rPr>
         <w:t>Where to send the results?</w:t>
       </w:r>
-    </w:p>
-    <w:p>
-      <w:pPr>
-        <w:rPr>
-          <w:sz w:val="20"/>
-          <w:szCs w:val="20"/>
-          <w:lang w:val="en-CA"/>
-        </w:rPr>
-      </w:pPr>
-    </w:p>
-    <w:p>
-      <w:pPr>
-        <w:rPr>
-          <w:sz w:val="20"/>
-          <w:szCs w:val="20"/>
-          <w:lang w:val="en-CA"/>
-        </w:rPr>
-      </w:pPr>
     </w:p>
     <w:sectPr>
       <w:type w:val="continuous"/>
@@ -3398,6 +3536,18 @@
       </w:tblBorders>
     </w:tblPr>
   </w:style>
+  <w:style w:type="character" w:styleId="UnresolvedMention">
+    <w:name w:val="Unresolved Mention"/>
+    <w:basedOn w:val="DefaultParagraphFont"/>
+    <w:uiPriority w:val="99"/>
+    <w:semiHidden/>
+    <w:unhideWhenUsed/>
+    <w:rsid w:val="00CC1DC9"/>
+    <w:rPr>
+      <w:color w:val="605E5C"/>
+      <w:shd w:val="clear" w:color="auto" w:fill="E1DFDD"/>
+    </w:rPr>
+  </w:style>
 </w:styles>
 </file>
 

--- a/StateOfPractice/MACREM-2026/SupportingDocuments/Letter-of-Information-Consent-Form2.docx
+++ b/StateOfPractice/MACREM-2026/SupportingDocuments/Letter-of-Information-Consent-Form2.docx
@@ -865,6 +865,31 @@
         </w:rPr>
         <w:tab/>
       </w:r>
+      <w:ins w:id="1" w:author="Spencer Smith" w:date="2026-06-14T16:13:00Z" w16du:dateUtc="2026-06-14T20:13:00Z">
+        <w:r>
+          <w:rPr>
+            <w:sz w:val="20"/>
+            <w:lang w:val="en-CA"/>
+          </w:rPr>
+          <w:tab/>
+        </w:r>
+        <w:r>
+          <w:rPr>
+            <w:sz w:val="20"/>
+            <w:lang w:val="en-CA"/>
+          </w:rPr>
+          <w:tab/>
+        </w:r>
+      </w:ins>
+      <w:ins w:id="2" w:author="Spencer Smith" w:date="2026-06-14T16:14:00Z" w16du:dateUtc="2026-06-14T20:14:00Z">
+        <w:r>
+          <w:rPr>
+            <w:sz w:val="20"/>
+            <w:lang w:val="en-CA"/>
+          </w:rPr>
+          <w:t>Student Investigator</w:t>
+        </w:r>
+      </w:ins>
       <w:r>
         <w:rPr>
           <w:sz w:val="20"/>
@@ -894,6 +919,37 @@
         </w:rPr>
         <w:t>Ziyang Fang</w:t>
       </w:r>
+      <w:ins w:id="3" w:author="Spencer Smith" w:date="2026-06-14T16:14:00Z" w16du:dateUtc="2026-06-14T20:14:00Z">
+        <w:r>
+          <w:rPr>
+            <w:sz w:val="20"/>
+            <w:lang w:val="en-CA"/>
+          </w:rPr>
+          <w:tab/>
+        </w:r>
+        <w:r>
+          <w:rPr>
+            <w:sz w:val="20"/>
+            <w:lang w:val="en-CA"/>
+          </w:rPr>
+          <w:tab/>
+        </w:r>
+        <w:r>
+          <w:rPr>
+            <w:sz w:val="20"/>
+            <w:lang w:val="en-CA"/>
+          </w:rPr>
+          <w:tab/>
+        </w:r>
+        <w:r>
+          <w:rPr>
+            <w:sz w:val="20"/>
+            <w:lang w:val="en-CA"/>
+          </w:rPr>
+          <w:tab/>
+          <w:t>Christopher Schankula</w:t>
+        </w:r>
+      </w:ins>
     </w:p>
     <w:p>
       <w:r>
@@ -903,51 +959,63 @@
         </w:rPr>
         <w:t>Computing and Software Department</w:t>
       </w:r>
-      <w:r>
-        <w:rPr>
-          <w:sz w:val="20"/>
-          <w:lang w:val="en-CA"/>
-        </w:rPr>
-        <w:tab/>
-      </w:r>
-      <w:r>
-        <w:rPr>
-          <w:sz w:val="20"/>
-          <w:lang w:val="en-CA"/>
-        </w:rPr>
-        <w:tab/>
-      </w:r>
-      <w:r>
-        <w:rPr>
-          <w:sz w:val="20"/>
-          <w:lang w:val="en-CA"/>
-        </w:rPr>
-        <w:tab/>
-      </w:r>
-      <w:r>
-        <w:rPr>
-          <w:b/>
-          <w:sz w:val="20"/>
-          <w:lang w:val="en-CA"/>
-        </w:rPr>
-        <w:tab/>
-      </w:r>
-      <w:r>
-        <w:rPr>
-          <w:b/>
-          <w:sz w:val="20"/>
-          <w:lang w:val="en-CA"/>
-        </w:rPr>
-        <w:tab/>
-      </w:r>
-      <w:r>
-        <w:rPr>
-          <w:b/>
-          <w:sz w:val="20"/>
-          <w:lang w:val="en-CA"/>
-        </w:rPr>
-        <w:tab/>
-      </w:r>
+      <w:ins w:id="4" w:author="Spencer Smith" w:date="2026-06-14T16:14:00Z" w16du:dateUtc="2026-06-14T20:14:00Z">
+        <w:r>
+          <w:rPr>
+            <w:sz w:val="20"/>
+            <w:lang w:val="en-CA"/>
+          </w:rPr>
+          <w:tab/>
+          <w:t>Computing and Software Department</w:t>
+        </w:r>
+      </w:ins>
+      <w:del w:id="5" w:author="Spencer Smith" w:date="2026-06-14T16:14:00Z" w16du:dateUtc="2026-06-14T20:14:00Z">
+        <w:r>
+          <w:rPr>
+            <w:sz w:val="20"/>
+            <w:lang w:val="en-CA"/>
+          </w:rPr>
+          <w:tab/>
+        </w:r>
+        <w:r>
+          <w:rPr>
+            <w:sz w:val="20"/>
+            <w:lang w:val="en-CA"/>
+          </w:rPr>
+          <w:tab/>
+        </w:r>
+        <w:r>
+          <w:rPr>
+            <w:sz w:val="20"/>
+            <w:lang w:val="en-CA"/>
+          </w:rPr>
+          <w:tab/>
+        </w:r>
+        <w:r>
+          <w:rPr>
+            <w:b/>
+            <w:sz w:val="20"/>
+            <w:lang w:val="en-CA"/>
+          </w:rPr>
+          <w:tab/>
+        </w:r>
+        <w:r>
+          <w:rPr>
+            <w:b/>
+            <w:sz w:val="20"/>
+            <w:lang w:val="en-CA"/>
+          </w:rPr>
+          <w:tab/>
+        </w:r>
+        <w:r>
+          <w:rPr>
+            <w:b/>
+            <w:sz w:val="20"/>
+            <w:lang w:val="en-CA"/>
+          </w:rPr>
+          <w:tab/>
+        </w:r>
+      </w:del>
     </w:p>
     <w:p>
       <w:r>
@@ -986,6 +1054,15 @@
         </w:rPr>
         <w:tab/>
       </w:r>
+      <w:ins w:id="6" w:author="Spencer Smith" w:date="2026-06-14T16:14:00Z" w16du:dateUtc="2026-06-14T20:14:00Z">
+        <w:r>
+          <w:rPr>
+            <w:sz w:val="20"/>
+            <w:lang w:val="en-CA"/>
+          </w:rPr>
+          <w:t>Department of Engineering</w:t>
+        </w:r>
+      </w:ins>
     </w:p>
     <w:p>
       <w:r>
@@ -1016,6 +1093,15 @@
         </w:rPr>
         <w:tab/>
       </w:r>
+      <w:ins w:id="7" w:author="Spencer Smith" w:date="2026-06-14T16:14:00Z" w16du:dateUtc="2026-06-14T20:14:00Z">
+        <w:r>
+          <w:rPr>
+            <w:sz w:val="20"/>
+            <w:lang w:val="en-CA"/>
+          </w:rPr>
+          <w:t>McMaster University</w:t>
+        </w:r>
+      </w:ins>
     </w:p>
     <w:p>
       <w:r>
@@ -1039,6 +1125,15 @@
         </w:rPr>
         <w:tab/>
       </w:r>
+      <w:ins w:id="8" w:author="Spencer Smith" w:date="2026-06-14T16:14:00Z" w16du:dateUtc="2026-06-14T20:14:00Z">
+        <w:r>
+          <w:rPr>
+            <w:sz w:val="20"/>
+            <w:lang w:val="it-IT"/>
+          </w:rPr>
+          <w:t>Hamilton, Ontario, Canada</w:t>
+        </w:r>
+      </w:ins>
     </w:p>
     <w:p>
       <w:r>
@@ -1073,16 +1168,26 @@
         </w:rPr>
         <w:tab/>
       </w:r>
-      <w:bookmarkStart w:id="1" w:name="__DdeLink__874_9832321141"/>
-      <w:r>
-        <w:rPr>
-          <w:b/>
-          <w:sz w:val="20"/>
-          <w:lang w:val="en-CA"/>
-        </w:rPr>
-        <w:tab/>
-      </w:r>
-      <w:bookmarkEnd w:id="1"/>
+      <w:bookmarkStart w:id="9" w:name="__DdeLink__874_9832321141"/>
+      <w:r>
+        <w:rPr>
+          <w:b/>
+          <w:sz w:val="20"/>
+          <w:lang w:val="en-CA"/>
+        </w:rPr>
+        <w:tab/>
+      </w:r>
+      <w:bookmarkEnd w:id="9"/>
+      <w:ins w:id="10" w:author="Spencer Smith" w:date="2026-06-14T16:14:00Z" w16du:dateUtc="2026-06-14T20:14:00Z">
+        <w:r>
+          <w:rPr>
+            <w:b/>
+            <w:sz w:val="20"/>
+            <w:lang w:val="en-CA"/>
+          </w:rPr>
+          <w:t>(905) 525-9140</w:t>
+        </w:r>
+      </w:ins>
     </w:p>
     <w:p>
       <w:r>
@@ -1093,14 +1198,76 @@
         </w:rPr>
         <w:t xml:space="preserve">E-mail: </w:t>
       </w:r>
-      <w:r>
-        <w:rPr>
+      <w:ins w:id="11" w:author="Spencer Smith" w:date="2026-06-14T16:14:00Z" w16du:dateUtc="2026-06-14T20:14:00Z">
+        <w:r>
+          <w:rPr>
+            <w:b/>
+            <w:sz w:val="20"/>
+            <w:lang w:val="en-CA"/>
+          </w:rPr>
+          <w:fldChar w:fldCharType="begin"/>
+        </w:r>
+        <w:r>
+          <w:rPr>
+            <w:b/>
+            <w:sz w:val="20"/>
+            <w:lang w:val="en-CA"/>
+          </w:rPr>
+          <w:instrText>HYPERLINK "mailto:</w:instrText>
+        </w:r>
+      </w:ins>
+      <w:r>
+        <w:rPr>
+          <w:b/>
+          <w:sz w:val="20"/>
+          <w:lang w:val="en-CA"/>
+        </w:rPr>
+        <w:instrText>fangz58@mcmaster.ca</w:instrText>
+      </w:r>
+      <w:ins w:id="12" w:author="Spencer Smith" w:date="2026-06-14T16:14:00Z" w16du:dateUtc="2026-06-14T20:14:00Z">
+        <w:r>
+          <w:rPr>
+            <w:b/>
+            <w:sz w:val="20"/>
+            <w:lang w:val="en-CA"/>
+          </w:rPr>
+          <w:instrText>"</w:instrText>
+        </w:r>
+        <w:r>
+          <w:rPr>
+            <w:b/>
+            <w:sz w:val="20"/>
+            <w:lang w:val="en-CA"/>
+          </w:rPr>
+        </w:r>
+        <w:r>
+          <w:rPr>
+            <w:b/>
+            <w:sz w:val="20"/>
+            <w:lang w:val="en-CA"/>
+          </w:rPr>
+          <w:fldChar w:fldCharType="separate"/>
+        </w:r>
+      </w:ins>
+      <w:r>
+        <w:rPr>
+          <w:rStyle w:val="Hyperlink"/>
           <w:b/>
           <w:sz w:val="20"/>
           <w:lang w:val="en-CA"/>
         </w:rPr>
         <w:t>fangz58@mcmaster.ca</w:t>
       </w:r>
+      <w:ins w:id="13" w:author="Spencer Smith" w:date="2026-06-14T16:14:00Z" w16du:dateUtc="2026-06-14T20:14:00Z">
+        <w:r>
+          <w:rPr>
+            <w:b/>
+            <w:sz w:val="20"/>
+            <w:lang w:val="en-CA"/>
+          </w:rPr>
+          <w:fldChar w:fldCharType="end"/>
+        </w:r>
+      </w:ins>
       <w:r>
         <w:rPr>
           <w:b/>
@@ -1109,6 +1276,27 @@
         </w:rPr>
         <w:t xml:space="preserve"> </w:t>
       </w:r>
+      <w:ins w:id="14" w:author="Spencer Smith" w:date="2026-06-14T16:14:00Z" w16du:dateUtc="2026-06-14T20:14:00Z">
+        <w:r>
+          <w:rPr>
+            <w:b/>
+            <w:sz w:val="20"/>
+            <w:lang w:val="en-CA"/>
+          </w:rPr>
+          <w:tab/>
+          <w:t xml:space="preserve">E-mail: </w:t>
+        </w:r>
+      </w:ins>
+      <w:ins w:id="15" w:author="Spencer Smith" w:date="2026-06-14T16:15:00Z" w16du:dateUtc="2026-06-14T20:15:00Z">
+        <w:r>
+          <w:rPr>
+            <w:b/>
+            <w:sz w:val="20"/>
+            <w:lang w:val="en-CA"/>
+          </w:rPr>
+          <w:t>schankuc@mcmaster.ca</w:t>
+        </w:r>
+      </w:ins>
     </w:p>
     <w:p>
       <w:r>
@@ -1866,163 +2054,60 @@
     </w:p>
     <w:p>
       <w:pPr>
-        <w:rPr>
-          <w:sz w:val="20"/>
-          <w:lang w:val="en-CA"/>
-        </w:rPr>
-      </w:pPr>
-      <w:r>
-        <w:rPr>
-          <w:sz w:val="20"/>
-          <w:lang w:val="en-CA"/>
-        </w:rPr>
-        <w:t xml:space="preserve">This study has </w:t>
-      </w:r>
-      <w:r>
-        <w:rPr>
-          <w:sz w:val="20"/>
-          <w:szCs w:val="20"/>
-          <w:lang w:val="en-CA"/>
-        </w:rPr>
-        <w:t xml:space="preserve">been reviewed </w:t>
-      </w:r>
-      <w:r>
-        <w:rPr>
-          <w:sz w:val="20"/>
-          <w:lang w:val="en-CA"/>
-        </w:rPr>
-        <w:t xml:space="preserve">by the McMaster University Research Ethics Board and received ethics clearance. If you have concerns or questions about your rights as a participant or about the way the study is conducted, please contact: </w:t>
-      </w:r>
-    </w:p>
-    <w:p>
-      <w:pPr>
-        <w:rPr>
-          <w:sz w:val="20"/>
-          <w:lang w:val="en-CA"/>
-        </w:rPr>
-      </w:pPr>
-      <w:r>
-        <w:rPr>
-          <w:sz w:val="20"/>
-          <w:lang w:val="en-CA"/>
-        </w:rPr>
-        <w:tab/>
-      </w:r>
-      <w:r>
-        <w:rPr>
-          <w:sz w:val="20"/>
-          <w:lang w:val="en-CA"/>
-        </w:rPr>
-        <w:tab/>
-      </w:r>
-      <w:r>
-        <w:rPr>
-          <w:sz w:val="20"/>
-          <w:lang w:val="en-CA"/>
-        </w:rPr>
-        <w:tab/>
-        <w:t>McMaster Research Ethics Secretariat</w:t>
-      </w:r>
-    </w:p>
-    <w:p>
-      <w:pPr>
-        <w:rPr>
-          <w:sz w:val="20"/>
-          <w:lang w:val="en-CA"/>
-        </w:rPr>
-      </w:pPr>
-      <w:r>
-        <w:rPr>
-          <w:sz w:val="20"/>
-          <w:lang w:val="en-CA"/>
-        </w:rPr>
-        <w:tab/>
-      </w:r>
-      <w:r>
-        <w:rPr>
-          <w:sz w:val="20"/>
-          <w:lang w:val="en-CA"/>
-        </w:rPr>
-        <w:tab/>
-      </w:r>
-      <w:r>
-        <w:rPr>
-          <w:sz w:val="20"/>
-          <w:lang w:val="en-CA"/>
-        </w:rPr>
-        <w:tab/>
-        <w:t>Telephone: (905) 525-9140 ext. 23142</w:t>
-      </w:r>
-    </w:p>
-    <w:p>
-      <w:pPr>
-        <w:rPr>
-          <w:sz w:val="20"/>
-          <w:lang w:val="en-CA"/>
-        </w:rPr>
-      </w:pPr>
-      <w:r>
-        <w:rPr>
-          <w:sz w:val="20"/>
-          <w:lang w:val="en-CA"/>
-        </w:rPr>
-        <w:tab/>
-      </w:r>
-      <w:r>
-        <w:rPr>
-          <w:sz w:val="20"/>
-          <w:lang w:val="en-CA"/>
-        </w:rPr>
-        <w:tab/>
-      </w:r>
-      <w:r>
-        <w:rPr>
-          <w:sz w:val="20"/>
-          <w:lang w:val="en-CA"/>
-        </w:rPr>
-        <w:tab/>
-        <w:t xml:space="preserve">C/o Research Office for Administrative Development and Support </w:t>
-      </w:r>
-    </w:p>
-    <w:p>
-      <w:r>
-        <w:rPr>
-          <w:sz w:val="20"/>
-          <w:lang w:val="en-CA"/>
-        </w:rPr>
-        <w:tab/>
-      </w:r>
-      <w:r>
-        <w:rPr>
-          <w:sz w:val="20"/>
-          <w:lang w:val="en-CA"/>
-        </w:rPr>
-        <w:tab/>
-      </w:r>
-      <w:r>
-        <w:rPr>
-          <w:sz w:val="20"/>
-          <w:lang w:val="en-CA"/>
-        </w:rPr>
-        <w:tab/>
-      </w:r>
-      <w:r>
-        <w:rPr>
+        <w:pBdr>
+          <w:bottom w:val="single" w:sz="6" w:space="1" w:color="000000"/>
+        </w:pBdr>
+        <w:rPr>
+          <w:ins w:id="16" w:author="Spencer Smith" w:date="2026-06-12T11:50:00Z"/>
+          <w:sz w:val="20"/>
+          <w:lang w:val="en-CA"/>
+        </w:rPr>
+      </w:pPr>
+      <w:ins w:id="17" w:author="Spencer Smith" w:date="2026-06-12T11:50:00Z">
+        <w:r>
+          <w:rPr>
+            <w:sz w:val="20"/>
+            <w:lang w:val="en-CA"/>
+          </w:rPr>
+          <w:t>This study has been reviewed by the McMaster Research Ethics Board and received ethics clearance under project 8215. If you have concerns or questions about your rights as a participant or about the way the study is conducted, please contact McMaster Research Ethics Office by phone: (905) 525-9140 ext. 23142 or e-mail: mreb@mcmaster.ca.</w:t>
+        </w:r>
+      </w:ins>
+    </w:p>
+    <w:p>
+      <w:pPr>
+        <w:pBdr>
+          <w:bottom w:val="single" w:sz="6" w:space="1" w:color="000000"/>
+        </w:pBdr>
+        <w:rPr>
+          <w:ins w:id="18" w:author="Spencer Smith" w:date="2026-06-12T11:50:00Z" w16du:dateUtc="2026-06-12T15:50:00Z"/>
           <w:sz w:val="20"/>
           <w:lang w:val="it-IT"/>
         </w:rPr>
-        <w:t xml:space="preserve">E-mail: </w:t>
-      </w:r>
-      <w:hyperlink r:id="rId11">
-        <w:r>
-          <w:rPr>
-            <w:rStyle w:val="Hyperlink"/>
-            <w:sz w:val="20"/>
-            <w:lang w:val="it-IT"/>
-          </w:rPr>
-          <w:t>ethicsoffice@mcmaster.ca</w:t>
-        </w:r>
-      </w:hyperlink>
+      </w:pPr>
+    </w:p>
+    <w:p>
+      <w:pPr>
+        <w:pBdr>
+          <w:bottom w:val="single" w:sz="6" w:space="1" w:color="000000"/>
+        </w:pBdr>
+        <w:rPr>
+          <w:ins w:id="19" w:author="Spencer Smith" w:date="2026-06-12T11:50:00Z" w16du:dateUtc="2026-06-12T15:50:00Z"/>
+          <w:sz w:val="20"/>
+          <w:lang w:val="it-IT"/>
+        </w:rPr>
+      </w:pPr>
+    </w:p>
+    <w:p>
+      <w:pPr>
+        <w:pBdr>
+          <w:bottom w:val="single" w:sz="6" w:space="1" w:color="000000"/>
+        </w:pBdr>
+        <w:rPr>
+          <w:ins w:id="20" w:author="Spencer Smith" w:date="2026-06-12T11:50:00Z" w16du:dateUtc="2026-06-12T15:50:00Z"/>
+          <w:sz w:val="20"/>
+          <w:lang w:val="it-IT"/>
+        </w:rPr>
+      </w:pPr>
     </w:p>
     <w:p>
       <w:pPr>
@@ -2902,6 +2987,14 @@
     <w:abstractNumId w:val="2"/>
   </w:num>
 </w:numbering>
+</file>
+
+<file path=word/people.xml><?xml version="1.0" encoding="utf-8"?>
+<w15:people xmlns:wpc="http://schemas.microsoft.com/office/word/2010/wordprocessingCanvas" xmlns:cx="http://schemas.microsoft.com/office/drawing/2014/chartex" xmlns:cx1="http://schemas.microsoft.com/office/drawing/2015/9/8/chartex" xmlns:cx2="http://schemas.microsoft.com/office/drawing/2015/10/21/chartex" xmlns:cx3="http://schemas.microsoft.com/office/drawing/2016/5/9/chartex" xmlns:cx4="http://schemas.microsoft.com/office/drawing/2016/5/10/chartex" xmlns:cx5="http://schemas.microsoft.com/office/drawing/2016/5/11/chartex" xmlns:cx6="http://schemas.microsoft.com/office/drawing/2016/5/12/chartex" xmlns:cx7="http://schemas.microsoft.com/office/drawing/2016/5/13/chartex" xmlns:cx8="http://schemas.microsoft.com/office/drawing/2016/5/14/chartex" xmlns:mc="http://schemas.openxmlformats.org/markup-compatibility/2006" xmlns:aink="http://schemas.microsoft.com/office/drawing/2016/ink" xmlns:am3d="http://schemas.microsoft.com/office/drawing/2017/model3d" xmlns:o="urn:schemas-microsoft-com:office:office" xmlns:oel="http://schemas.microsoft.com/office/2019/extlst" xmlns:r="http://schemas.openxmlformats.org/officeDocument/2006/relationships" xmlns:m="http://schemas.openxmlformats.org/officeDocument/2006/math" xmlns:v="urn:schemas-microsoft-com:vml" xmlns:wp14="http://schemas.microsoft.com/office/word/2010/wordprocessingDrawing" xmlns:wp="http://schemas.openxmlformats.org/drawingml/2006/wordprocessingDrawing" xmlns:w10="urn:schemas-microsoft-com:office:word" xmlns:w="http://schemas.openxmlformats.org/wordprocessingml/2006/main" xmlns:w14="http://schemas.microsoft.com/office/word/2010/wordml" xmlns:w15="http://schemas.microsoft.com/office/word/2012/wordml" xmlns:w16cex="http://schemas.microsoft.com/office/word/2018/wordml/cex" xmlns:w16cid="http://schemas.microsoft.com/office/word/2016/wordml/cid" xmlns:w16="http://schemas.microsoft.com/office/word/2018/wordml" xmlns:w16du="http://schemas.microsoft.com/office/word/2023/wordml/word16du" xmlns:w16sdtdh="http://schemas.microsoft.com/office/word/2020/wordml/sdtdatahash" xmlns:w16sdtfl="http://schemas.microsoft.com/office/word/2024/wordml/sdtformatlock" xmlns:w16se="http://schemas.microsoft.com/office/word/2015/wordml/symex" xmlns:wpg="http://schemas.microsoft.com/office/word/2010/wordprocessingGroup" xmlns:wpi="http://schemas.microsoft.com/office/word/2010/wordprocessingInk" xmlns:wne="http://schemas.microsoft.com/office/word/2006/wordml" xmlns:wps="http://schemas.microsoft.com/office/word/2010/wordprocessingShape" mc:Ignorable="w14 w15 w16se w16cid w16 w16cex w16sdtdh w16sdtfl w16du wp14">
+  <w15:person w15:author="Spencer Smith">
+    <w15:presenceInfo w15:providerId="AD" w15:userId="S::smiths@mcmaster.ca::80185a1f-9ef1-4a10-a8cf-0d62d99a8080"/>
+  </w15:person>
+</w15:people>
 </file>
 
 <file path=word/styles.xml><?xml version="1.0" encoding="utf-8"?>

--- a/StateOfPractice/MACREM-2026/SupportingDocuments/Letter-of-Information-Consent-Form2.docx
+++ b/StateOfPractice/MACREM-2026/SupportingDocuments/Letter-of-Information-Consent-Form2.docx
@@ -1,6 +1,6 @@
 
 <file path=word/document.xml><?xml version="1.0" encoding="utf-8"?>
-<w:document xmlns:wpc="http://schemas.microsoft.com/office/word/2010/wordprocessingCanvas" xmlns:cx="http://schemas.microsoft.com/office/drawing/2014/chartex" xmlns:cx1="http://schemas.microsoft.com/office/drawing/2015/9/8/chartex" xmlns:cx2="http://schemas.microsoft.com/office/drawing/2015/10/21/chartex" xmlns:cx3="http://schemas.microsoft.com/office/drawing/2016/5/9/chartex" xmlns:cx4="http://schemas.microsoft.com/office/drawing/2016/5/10/chartex" xmlns:cx5="http://schemas.microsoft.com/office/drawing/2016/5/11/chartex" xmlns:cx6="http://schemas.microsoft.com/office/drawing/2016/5/12/chartex" xmlns:cx7="http://schemas.microsoft.com/office/drawing/2016/5/13/chartex" xmlns:cx8="http://schemas.microsoft.com/office/drawing/2016/5/14/chartex" xmlns:mc="http://schemas.openxmlformats.org/markup-compatibility/2006" xmlns:aink="http://schemas.microsoft.com/office/drawing/2016/ink" xmlns:am3d="http://schemas.microsoft.com/office/drawing/2017/model3d" xmlns:o="urn:schemas-microsoft-com:office:office" xmlns:oel="http://schemas.microsoft.com/office/2019/extlst" xmlns:r="http://schemas.openxmlformats.org/officeDocument/2006/relationships" xmlns:m="http://schemas.openxmlformats.org/officeDocument/2006/math" xmlns:v="urn:schemas-microsoft-com:vml" xmlns:wp14="http://schemas.microsoft.com/office/word/2010/wordprocessingDrawing" xmlns:wp="http://schemas.openxmlformats.org/drawingml/2006/wordprocessingDrawing" xmlns:w10="urn:schemas-microsoft-com:office:word" xmlns:w="http://schemas.openxmlformats.org/wordprocessingml/2006/main" xmlns:w14="http://schemas.microsoft.com/office/word/2010/wordml" xmlns:w15="http://schemas.microsoft.com/office/word/2012/wordml" xmlns:w16cex="http://schemas.microsoft.com/office/word/2018/wordml/cex" xmlns:w16cid="http://schemas.microsoft.com/office/word/2016/wordml/cid" xmlns:w16="http://schemas.microsoft.com/office/word/2018/wordml" xmlns:w16du="http://schemas.microsoft.com/office/word/2023/wordml/word16du" xmlns:w16sdtdh="http://schemas.microsoft.com/office/word/2020/wordml/sdtdatahash" xmlns:w16sdtfl="http://schemas.microsoft.com/office/word/2024/wordml/sdtformatlock" xmlns:w16se="http://schemas.microsoft.com/office/word/2015/wordml/symex" xmlns:wpg="http://schemas.microsoft.com/office/word/2010/wordprocessingGroup" xmlns:wpi="http://schemas.microsoft.com/office/word/2010/wordprocessingInk" xmlns:wne="http://schemas.microsoft.com/office/word/2006/wordml" xmlns:wps="http://schemas.microsoft.com/office/word/2010/wordprocessingShape" mc:Ignorable="w14 w15 w16se w16cid w16 w16cex w16sdtdh w16sdtfl w16du wp14">
+<w:document xmlns:wpc="http://schemas.microsoft.com/office/word/2010/wordprocessingCanvas" xmlns:cx="http://schemas.microsoft.com/office/drawing/2014/chartex" xmlns:cx1="http://schemas.microsoft.com/office/drawing/2015/9/8/chartex" xmlns:cx2="http://schemas.microsoft.com/office/drawing/2015/10/21/chartex" xmlns:cx3="http://schemas.microsoft.com/office/drawing/2016/5/9/chartex" xmlns:cx4="http://schemas.microsoft.com/office/drawing/2016/5/10/chartex" xmlns:cx5="http://schemas.microsoft.com/office/drawing/2016/5/11/chartex" xmlns:cx6="http://schemas.microsoft.com/office/drawing/2016/5/12/chartex" xmlns:cx7="http://schemas.microsoft.com/office/drawing/2016/5/13/chartex" xmlns:cx8="http://schemas.microsoft.com/office/drawing/2016/5/14/chartex" xmlns:mc="http://schemas.openxmlformats.org/markup-compatibility/2006" xmlns:m="http://schemas.openxmlformats.org/officeDocument/2006/math" xmlns:aink="http://schemas.microsoft.com/office/drawing/2016/ink" xmlns:am3d="http://schemas.microsoft.com/office/drawing/2017/model3d" xmlns:oel="http://schemas.microsoft.com/office/2019/extlst" xmlns:r="http://schemas.openxmlformats.org/officeDocument/2006/relationships" xmlns:wp14="http://schemas.microsoft.com/office/word/2010/wordprocessingDrawing" xmlns:wp="http://schemas.openxmlformats.org/drawingml/2006/wordprocessingDrawing" xmlns:wpg="http://schemas.microsoft.com/office/word/2010/wordprocessingGroup" xmlns:wpi="http://schemas.microsoft.com/office/word/2010/wordprocessingInk" xmlns:wps="http://schemas.microsoft.com/office/word/2010/wordprocessingShape" xmlns:o="urn:schemas-microsoft-com:office:office" xmlns:v="urn:schemas-microsoft-com:vml" xmlns:w10="urn:schemas-microsoft-com:office:word" xmlns:w="http://schemas.openxmlformats.org/wordprocessingml/2006/main" xmlns:w14="http://schemas.microsoft.com/office/word/2010/wordml" xmlns:w15="http://schemas.microsoft.com/office/word/2012/wordml" xmlns:w16cex="http://schemas.microsoft.com/office/word/2018/wordml/cex" xmlns:w16cid="http://schemas.microsoft.com/office/word/2016/wordml/cid" xmlns:w16="http://schemas.microsoft.com/office/word/2018/wordml" xmlns:w16sdtdh="http://schemas.microsoft.com/office/word/2020/wordml/sdtdatahash" xmlns:w16sdtfl="http://schemas.microsoft.com/office/word/2024/wordml/sdtformatlock" xmlns:w16se="http://schemas.microsoft.com/office/word/2015/wordml/symex" xmlns:w16du="http://schemas.microsoft.com/office/word/2023/wordml/word16du" xmlns:wne="http://schemas.microsoft.com/office/word/2006/wordml" mc:Ignorable="w14 w15 w16se w16cid w16 w16cex w16sdtdh w16sdtfl w16du wp14">
   <w:body>
     <w:p>
       <w:pPr>
@@ -865,166 +865,281 @@
         </w:rPr>
         <w:tab/>
       </w:r>
-      <w:ins w:id="1" w:author="Spencer Smith" w:date="2026-06-14T16:13:00Z" w16du:dateUtc="2026-06-14T20:13:00Z">
+      <w:r>
+        <w:rPr>
+          <w:sz w:val="20"/>
+          <w:lang w:val="en-CA"/>
+        </w:rPr>
+        <w:tab/>
+      </w:r>
+      <w:r>
+        <w:rPr>
+          <w:sz w:val="20"/>
+          <w:lang w:val="en-CA"/>
+        </w:rPr>
+        <w:tab/>
+        <w:t>Student Investigator</w:t>
+      </w:r>
+      <w:r>
+        <w:rPr>
+          <w:sz w:val="20"/>
+          <w:lang w:val="en-CA"/>
+        </w:rPr>
+        <w:tab/>
+      </w:r>
+      <w:r>
+        <w:rPr>
+          <w:sz w:val="20"/>
+          <w:lang w:val="en-CA"/>
+        </w:rPr>
+        <w:tab/>
+      </w:r>
+    </w:p>
+    <w:p>
+      <w:pPr>
+        <w:rPr>
+          <w:sz w:val="20"/>
+          <w:lang w:val="en-CA"/>
+        </w:rPr>
+      </w:pPr>
+      <w:r>
+        <w:rPr>
+          <w:sz w:val="20"/>
+          <w:lang w:val="en-CA"/>
+        </w:rPr>
+        <w:t>Ziyang Fang</w:t>
+      </w:r>
+      <w:r>
+        <w:rPr>
+          <w:sz w:val="20"/>
+          <w:lang w:val="en-CA"/>
+        </w:rPr>
+        <w:tab/>
+      </w:r>
+      <w:r>
+        <w:rPr>
+          <w:sz w:val="20"/>
+          <w:lang w:val="en-CA"/>
+        </w:rPr>
+        <w:tab/>
+      </w:r>
+      <w:r>
+        <w:rPr>
+          <w:sz w:val="20"/>
+          <w:lang w:val="en-CA"/>
+        </w:rPr>
+        <w:tab/>
+      </w:r>
+      <w:r>
+        <w:rPr>
+          <w:sz w:val="20"/>
+          <w:lang w:val="en-CA"/>
+        </w:rPr>
+        <w:tab/>
+        <w:t>Christopher Schankula</w:t>
+      </w:r>
+    </w:p>
+    <w:p>
+      <w:r>
+        <w:rPr>
+          <w:sz w:val="20"/>
+          <w:lang w:val="en-CA"/>
+        </w:rPr>
+        <w:t>Computing and Software Department</w:t>
+      </w:r>
+      <w:r>
+        <w:rPr>
+          <w:sz w:val="20"/>
+          <w:lang w:val="en-CA"/>
+        </w:rPr>
+        <w:tab/>
+        <w:t>Computing and Software Department</w:t>
+      </w:r>
+    </w:p>
+    <w:p>
+      <w:r>
+        <w:rPr>
+          <w:sz w:val="20"/>
+          <w:lang w:val="en-CA"/>
+        </w:rPr>
+        <w:t>Department of</w:t>
+      </w:r>
+      <w:r>
+        <w:rPr>
+          <w:b/>
+          <w:sz w:val="20"/>
+          <w:lang w:val="en-CA"/>
+        </w:rPr>
+        <w:t xml:space="preserve"> </w:t>
+      </w:r>
+      <w:r>
+        <w:rPr>
+          <w:sz w:val="20"/>
+          <w:lang w:val="en-CA"/>
+        </w:rPr>
+        <w:t>Engineering</w:t>
+      </w:r>
+      <w:r>
+        <w:rPr>
+          <w:sz w:val="20"/>
+          <w:lang w:val="en-CA"/>
+        </w:rPr>
+        <w:tab/>
+      </w:r>
+      <w:r>
+        <w:rPr>
+          <w:sz w:val="20"/>
+          <w:lang w:val="en-CA"/>
+        </w:rPr>
+        <w:tab/>
+      </w:r>
+      <w:r>
+        <w:rPr>
+          <w:sz w:val="20"/>
+          <w:lang w:val="en-CA"/>
+        </w:rPr>
+        <w:t>Department of Engineering</w:t>
+      </w:r>
+    </w:p>
+    <w:p>
+      <w:r>
+        <w:rPr>
+          <w:sz w:val="20"/>
+          <w:lang w:val="en-CA"/>
+        </w:rPr>
+        <w:t>McMaster University</w:t>
+      </w:r>
+      <w:r>
+        <w:rPr>
+          <w:sz w:val="20"/>
+          <w:lang w:val="en-CA"/>
+        </w:rPr>
+        <w:tab/>
+      </w:r>
+      <w:r>
+        <w:rPr>
+          <w:sz w:val="20"/>
+          <w:lang w:val="en-CA"/>
+        </w:rPr>
+        <w:tab/>
+      </w:r>
+      <w:r>
+        <w:rPr>
+          <w:sz w:val="20"/>
+          <w:lang w:val="en-CA"/>
+        </w:rPr>
+        <w:tab/>
+      </w:r>
+      <w:r>
+        <w:rPr>
+          <w:sz w:val="20"/>
+          <w:lang w:val="en-CA"/>
+        </w:rPr>
+        <w:t>McMaster University</w:t>
+      </w:r>
+    </w:p>
+    <w:p>
+      <w:r>
+        <w:rPr>
+          <w:sz w:val="20"/>
+          <w:lang w:val="it-IT"/>
+        </w:rPr>
+        <w:t>Hamilton, Ontario, Canada</w:t>
+      </w:r>
+      <w:r>
+        <w:rPr>
+          <w:sz w:val="20"/>
+          <w:lang w:val="it-IT"/>
+        </w:rPr>
+        <w:tab/>
+      </w:r>
+      <w:r>
+        <w:rPr>
+          <w:sz w:val="20"/>
+          <w:lang w:val="it-IT"/>
+        </w:rPr>
+        <w:tab/>
+      </w:r>
+      <w:r>
+        <w:rPr>
+          <w:sz w:val="20"/>
+          <w:lang w:val="it-IT"/>
+        </w:rPr>
+        <w:t>Hamilton, Ontario, Canada</w:t>
+      </w:r>
+    </w:p>
+    <w:p>
+      <w:r>
+        <w:rPr>
+          <w:b/>
+          <w:sz w:val="20"/>
+          <w:lang w:val="en-CA"/>
+        </w:rPr>
+        <w:t>(905) 525-9140</w:t>
+      </w:r>
+      <w:r>
+        <w:rPr>
+          <w:b/>
+          <w:sz w:val="20"/>
+          <w:lang w:val="en-CA"/>
+        </w:rPr>
+        <w:tab/>
+      </w:r>
+      <w:r>
+        <w:rPr>
+          <w:b/>
+          <w:sz w:val="20"/>
+          <w:lang w:val="en-CA"/>
+        </w:rPr>
+        <w:tab/>
+      </w:r>
+      <w:r>
+        <w:rPr>
+          <w:b/>
+          <w:sz w:val="20"/>
+          <w:lang w:val="en-CA"/>
+        </w:rPr>
+        <w:tab/>
+      </w:r>
+      <w:bookmarkStart w:id="1" w:name="__DdeLink__874_9832321141"/>
+      <w:r>
+        <w:rPr>
+          <w:b/>
+          <w:sz w:val="20"/>
+          <w:lang w:val="en-CA"/>
+        </w:rPr>
+        <w:tab/>
+      </w:r>
+      <w:bookmarkEnd w:id="1"/>
+      <w:r>
+        <w:rPr>
+          <w:b/>
+          <w:sz w:val="20"/>
+          <w:lang w:val="en-CA"/>
+        </w:rPr>
+        <w:t>(905) 525-9140</w:t>
+      </w:r>
+    </w:p>
+    <w:p>
+      <w:r>
+        <w:rPr>
+          <w:b/>
+          <w:sz w:val="20"/>
+          <w:lang w:val="en-CA"/>
+        </w:rPr>
+        <w:t xml:space="preserve">E-mail: </w:t>
+      </w:r>
+      <w:hyperlink r:id="rId10" w:history="1">
         <w:r>
           <w:rPr>
-            <w:sz w:val="20"/>
-            <w:lang w:val="en-CA"/>
-          </w:rPr>
-          <w:tab/>
-        </w:r>
-        <w:r>
-          <w:rPr>
-            <w:sz w:val="20"/>
-            <w:lang w:val="en-CA"/>
-          </w:rPr>
-          <w:tab/>
-        </w:r>
-      </w:ins>
-      <w:ins w:id="2" w:author="Spencer Smith" w:date="2026-06-14T16:14:00Z" w16du:dateUtc="2026-06-14T20:14:00Z">
-        <w:r>
-          <w:rPr>
-            <w:sz w:val="20"/>
-            <w:lang w:val="en-CA"/>
-          </w:rPr>
-          <w:t>Student Investigator</w:t>
-        </w:r>
-      </w:ins>
-      <w:r>
-        <w:rPr>
-          <w:sz w:val="20"/>
-          <w:lang w:val="en-CA"/>
-        </w:rPr>
-        <w:tab/>
-      </w:r>
-      <w:r>
-        <w:rPr>
-          <w:sz w:val="20"/>
-          <w:lang w:val="en-CA"/>
-        </w:rPr>
-        <w:tab/>
-      </w:r>
-    </w:p>
-    <w:p>
-      <w:pPr>
-        <w:rPr>
-          <w:sz w:val="20"/>
-          <w:lang w:val="en-CA"/>
-        </w:rPr>
-      </w:pPr>
-      <w:r>
-        <w:rPr>
-          <w:sz w:val="20"/>
-          <w:lang w:val="en-CA"/>
-        </w:rPr>
-        <w:t>Ziyang Fang</w:t>
-      </w:r>
-      <w:ins w:id="3" w:author="Spencer Smith" w:date="2026-06-14T16:14:00Z" w16du:dateUtc="2026-06-14T20:14:00Z">
-        <w:r>
-          <w:rPr>
-            <w:sz w:val="20"/>
-            <w:lang w:val="en-CA"/>
-          </w:rPr>
-          <w:tab/>
-        </w:r>
-        <w:r>
-          <w:rPr>
-            <w:sz w:val="20"/>
-            <w:lang w:val="en-CA"/>
-          </w:rPr>
-          <w:tab/>
-        </w:r>
-        <w:r>
-          <w:rPr>
-            <w:sz w:val="20"/>
-            <w:lang w:val="en-CA"/>
-          </w:rPr>
-          <w:tab/>
-        </w:r>
-        <w:r>
-          <w:rPr>
-            <w:sz w:val="20"/>
-            <w:lang w:val="en-CA"/>
-          </w:rPr>
-          <w:tab/>
-          <w:t>Christopher Schankula</w:t>
-        </w:r>
-      </w:ins>
-    </w:p>
-    <w:p>
-      <w:r>
-        <w:rPr>
-          <w:sz w:val="20"/>
-          <w:lang w:val="en-CA"/>
-        </w:rPr>
-        <w:t>Computing and Software Department</w:t>
-      </w:r>
-      <w:ins w:id="4" w:author="Spencer Smith" w:date="2026-06-14T16:14:00Z" w16du:dateUtc="2026-06-14T20:14:00Z">
-        <w:r>
-          <w:rPr>
-            <w:sz w:val="20"/>
-            <w:lang w:val="en-CA"/>
-          </w:rPr>
-          <w:tab/>
-          <w:t>Computing and Software Department</w:t>
-        </w:r>
-      </w:ins>
-      <w:del w:id="5" w:author="Spencer Smith" w:date="2026-06-14T16:14:00Z" w16du:dateUtc="2026-06-14T20:14:00Z">
-        <w:r>
-          <w:rPr>
-            <w:sz w:val="20"/>
-            <w:lang w:val="en-CA"/>
-          </w:rPr>
-          <w:tab/>
-        </w:r>
-        <w:r>
-          <w:rPr>
-            <w:sz w:val="20"/>
-            <w:lang w:val="en-CA"/>
-          </w:rPr>
-          <w:tab/>
-        </w:r>
-        <w:r>
-          <w:rPr>
-            <w:sz w:val="20"/>
-            <w:lang w:val="en-CA"/>
-          </w:rPr>
-          <w:tab/>
-        </w:r>
-        <w:r>
-          <w:rPr>
+            <w:rStyle w:val="Hyperlink"/>
             <w:b/>
             <w:sz w:val="20"/>
             <w:lang w:val="en-CA"/>
           </w:rPr>
-          <w:tab/>
+          <w:t>fangz58@mcmaster.ca</w:t>
         </w:r>
-        <w:r>
-          <w:rPr>
-            <w:b/>
-            <w:sz w:val="20"/>
-            <w:lang w:val="en-CA"/>
-          </w:rPr>
-          <w:tab/>
-        </w:r>
-        <w:r>
-          <w:rPr>
-            <w:b/>
-            <w:sz w:val="20"/>
-            <w:lang w:val="en-CA"/>
-          </w:rPr>
-          <w:tab/>
-        </w:r>
-      </w:del>
-    </w:p>
-    <w:p>
-      <w:r>
-        <w:rPr>
-          <w:sz w:val="20"/>
-          <w:lang w:val="en-CA"/>
-        </w:rPr>
-        <w:t>Department of</w:t>
-      </w:r>
+      </w:hyperlink>
       <w:r>
         <w:rPr>
           <w:b/>
@@ -1035,268 +1150,21 @@
       </w:r>
       <w:r>
         <w:rPr>
-          <w:sz w:val="20"/>
-          <w:lang w:val="en-CA"/>
-        </w:rPr>
-        <w:t>Engineering</w:t>
-      </w:r>
-      <w:r>
-        <w:rPr>
-          <w:sz w:val="20"/>
-          <w:lang w:val="en-CA"/>
-        </w:rPr>
-        <w:tab/>
-      </w:r>
-      <w:r>
-        <w:rPr>
-          <w:sz w:val="20"/>
-          <w:lang w:val="en-CA"/>
-        </w:rPr>
-        <w:tab/>
-      </w:r>
-      <w:ins w:id="6" w:author="Spencer Smith" w:date="2026-06-14T16:14:00Z" w16du:dateUtc="2026-06-14T20:14:00Z">
-        <w:r>
-          <w:rPr>
-            <w:sz w:val="20"/>
-            <w:lang w:val="en-CA"/>
-          </w:rPr>
-          <w:t>Department of Engineering</w:t>
-        </w:r>
-      </w:ins>
-    </w:p>
-    <w:p>
-      <w:r>
-        <w:rPr>
-          <w:sz w:val="20"/>
-          <w:lang w:val="en-CA"/>
-        </w:rPr>
-        <w:t>McMaster University</w:t>
-      </w:r>
-      <w:r>
-        <w:rPr>
-          <w:sz w:val="20"/>
-          <w:lang w:val="en-CA"/>
-        </w:rPr>
-        <w:tab/>
-      </w:r>
-      <w:r>
-        <w:rPr>
-          <w:sz w:val="20"/>
-          <w:lang w:val="en-CA"/>
-        </w:rPr>
-        <w:tab/>
-      </w:r>
-      <w:r>
-        <w:rPr>
-          <w:sz w:val="20"/>
-          <w:lang w:val="en-CA"/>
-        </w:rPr>
-        <w:tab/>
-      </w:r>
-      <w:ins w:id="7" w:author="Spencer Smith" w:date="2026-06-14T16:14:00Z" w16du:dateUtc="2026-06-14T20:14:00Z">
-        <w:r>
-          <w:rPr>
-            <w:sz w:val="20"/>
-            <w:lang w:val="en-CA"/>
-          </w:rPr>
-          <w:t>McMaster University</w:t>
-        </w:r>
-      </w:ins>
-    </w:p>
-    <w:p>
-      <w:r>
-        <w:rPr>
-          <w:sz w:val="20"/>
-          <w:lang w:val="it-IT"/>
-        </w:rPr>
-        <w:t>Hamilton, Ontario, Canada</w:t>
-      </w:r>
-      <w:r>
-        <w:rPr>
-          <w:sz w:val="20"/>
-          <w:lang w:val="it-IT"/>
-        </w:rPr>
-        <w:tab/>
-      </w:r>
-      <w:r>
-        <w:rPr>
-          <w:sz w:val="20"/>
-          <w:lang w:val="it-IT"/>
-        </w:rPr>
-        <w:tab/>
-      </w:r>
-      <w:ins w:id="8" w:author="Spencer Smith" w:date="2026-06-14T16:14:00Z" w16du:dateUtc="2026-06-14T20:14:00Z">
-        <w:r>
-          <w:rPr>
-            <w:sz w:val="20"/>
-            <w:lang w:val="it-IT"/>
-          </w:rPr>
-          <w:t>Hamilton, Ontario, Canada</w:t>
-        </w:r>
-      </w:ins>
-    </w:p>
-    <w:p>
-      <w:r>
-        <w:rPr>
-          <w:b/>
-          <w:sz w:val="20"/>
-          <w:lang w:val="en-CA"/>
-        </w:rPr>
-        <w:t>(905) 525-9140</w:t>
-      </w:r>
-      <w:r>
-        <w:rPr>
-          <w:b/>
-          <w:sz w:val="20"/>
-          <w:lang w:val="en-CA"/>
-        </w:rPr>
-        <w:tab/>
-      </w:r>
-      <w:r>
-        <w:rPr>
-          <w:b/>
-          <w:sz w:val="20"/>
-          <w:lang w:val="en-CA"/>
-        </w:rPr>
-        <w:tab/>
-      </w:r>
-      <w:r>
-        <w:rPr>
-          <w:b/>
-          <w:sz w:val="20"/>
-          <w:lang w:val="en-CA"/>
-        </w:rPr>
-        <w:tab/>
-      </w:r>
-      <w:bookmarkStart w:id="9" w:name="__DdeLink__874_9832321141"/>
-      <w:r>
-        <w:rPr>
-          <w:b/>
-          <w:sz w:val="20"/>
-          <w:lang w:val="en-CA"/>
-        </w:rPr>
-        <w:tab/>
-      </w:r>
-      <w:bookmarkEnd w:id="9"/>
-      <w:ins w:id="10" w:author="Spencer Smith" w:date="2026-06-14T16:14:00Z" w16du:dateUtc="2026-06-14T20:14:00Z">
-        <w:r>
-          <w:rPr>
-            <w:b/>
-            <w:sz w:val="20"/>
-            <w:lang w:val="en-CA"/>
-          </w:rPr>
-          <w:t>(905) 525-9140</w:t>
-        </w:r>
-      </w:ins>
-    </w:p>
-    <w:p>
-      <w:r>
-        <w:rPr>
-          <w:b/>
-          <w:sz w:val="20"/>
-          <w:lang w:val="en-CA"/>
-        </w:rPr>
+          <w:b/>
+          <w:sz w:val="20"/>
+          <w:lang w:val="en-CA"/>
+        </w:rPr>
+        <w:tab/>
         <w:t xml:space="preserve">E-mail: </w:t>
       </w:r>
-      <w:ins w:id="11" w:author="Spencer Smith" w:date="2026-06-14T16:14:00Z" w16du:dateUtc="2026-06-14T20:14:00Z">
-        <w:r>
-          <w:rPr>
-            <w:b/>
-            <w:sz w:val="20"/>
-            <w:lang w:val="en-CA"/>
-          </w:rPr>
-          <w:fldChar w:fldCharType="begin"/>
-        </w:r>
-        <w:r>
-          <w:rPr>
-            <w:b/>
-            <w:sz w:val="20"/>
-            <w:lang w:val="en-CA"/>
-          </w:rPr>
-          <w:instrText>HYPERLINK "mailto:</w:instrText>
-        </w:r>
-      </w:ins>
-      <w:r>
-        <w:rPr>
-          <w:b/>
-          <w:sz w:val="20"/>
-          <w:lang w:val="en-CA"/>
-        </w:rPr>
-        <w:instrText>fangz58@mcmaster.ca</w:instrText>
-      </w:r>
-      <w:ins w:id="12" w:author="Spencer Smith" w:date="2026-06-14T16:14:00Z" w16du:dateUtc="2026-06-14T20:14:00Z">
-        <w:r>
-          <w:rPr>
-            <w:b/>
-            <w:sz w:val="20"/>
-            <w:lang w:val="en-CA"/>
-          </w:rPr>
-          <w:instrText>"</w:instrText>
-        </w:r>
-        <w:r>
-          <w:rPr>
-            <w:b/>
-            <w:sz w:val="20"/>
-            <w:lang w:val="en-CA"/>
-          </w:rPr>
-        </w:r>
-        <w:r>
-          <w:rPr>
-            <w:b/>
-            <w:sz w:val="20"/>
-            <w:lang w:val="en-CA"/>
-          </w:rPr>
-          <w:fldChar w:fldCharType="separate"/>
-        </w:r>
-      </w:ins>
-      <w:r>
-        <w:rPr>
-          <w:rStyle w:val="Hyperlink"/>
-          <w:b/>
-          <w:sz w:val="20"/>
-          <w:lang w:val="en-CA"/>
-        </w:rPr>
-        <w:t>fangz58@mcmaster.ca</w:t>
-      </w:r>
-      <w:ins w:id="13" w:author="Spencer Smith" w:date="2026-06-14T16:14:00Z" w16du:dateUtc="2026-06-14T20:14:00Z">
-        <w:r>
-          <w:rPr>
-            <w:b/>
-            <w:sz w:val="20"/>
-            <w:lang w:val="en-CA"/>
-          </w:rPr>
-          <w:fldChar w:fldCharType="end"/>
-        </w:r>
-      </w:ins>
-      <w:r>
-        <w:rPr>
-          <w:b/>
-          <w:sz w:val="20"/>
-          <w:lang w:val="en-CA"/>
-        </w:rPr>
-        <w:t xml:space="preserve"> </w:t>
-      </w:r>
-      <w:ins w:id="14" w:author="Spencer Smith" w:date="2026-06-14T16:14:00Z" w16du:dateUtc="2026-06-14T20:14:00Z">
-        <w:r>
-          <w:rPr>
-            <w:b/>
-            <w:sz w:val="20"/>
-            <w:lang w:val="en-CA"/>
-          </w:rPr>
-          <w:tab/>
-          <w:t xml:space="preserve">E-mail: </w:t>
-        </w:r>
-      </w:ins>
-      <w:ins w:id="15" w:author="Spencer Smith" w:date="2026-06-14T16:15:00Z" w16du:dateUtc="2026-06-14T20:15:00Z">
-        <w:r>
-          <w:rPr>
-            <w:b/>
-            <w:sz w:val="20"/>
-            <w:lang w:val="en-CA"/>
-          </w:rPr>
-          <w:t>schankuc@mcmaster.ca</w:t>
-        </w:r>
-      </w:ins>
+      <w:r>
+        <w:rPr>
+          <w:b/>
+          <w:sz w:val="20"/>
+          <w:lang w:val="en-CA"/>
+        </w:rPr>
+        <w:t>schankuc@mcmaster.ca</w:t>
+      </w:r>
     </w:p>
     <w:p>
       <w:r>
@@ -2023,7 +1891,7 @@
         </w:rPr>
         <w:t xml:space="preserve"> If you have questions or need more information about the study itself, please contact me at </w:t>
       </w:r>
-      <w:hyperlink r:id="rId10" w:history="1">
+      <w:hyperlink r:id="rId11" w:history="1">
         <w:r>
           <w:rPr>
             <w:rStyle w:val="Hyperlink"/>
@@ -2058,20 +1926,17 @@
           <w:bottom w:val="single" w:sz="6" w:space="1" w:color="000000"/>
         </w:pBdr>
         <w:rPr>
-          <w:ins w:id="16" w:author="Spencer Smith" w:date="2026-06-12T11:50:00Z"/>
-          <w:sz w:val="20"/>
-          <w:lang w:val="en-CA"/>
-        </w:rPr>
-      </w:pPr>
-      <w:ins w:id="17" w:author="Spencer Smith" w:date="2026-06-12T11:50:00Z">
-        <w:r>
-          <w:rPr>
-            <w:sz w:val="20"/>
-            <w:lang w:val="en-CA"/>
-          </w:rPr>
-          <w:t>This study has been reviewed by the McMaster Research Ethics Board and received ethics clearance under project 8215. If you have concerns or questions about your rights as a participant or about the way the study is conducted, please contact McMaster Research Ethics Office by phone: (905) 525-9140 ext. 23142 or e-mail: mreb@mcmaster.ca.</w:t>
-        </w:r>
-      </w:ins>
+          <w:sz w:val="20"/>
+          <w:lang w:val="en-CA"/>
+        </w:rPr>
+      </w:pPr>
+      <w:r>
+        <w:rPr>
+          <w:sz w:val="20"/>
+          <w:lang w:val="en-CA"/>
+        </w:rPr>
+        <w:t>This study has been reviewed by the McMaster Research Ethics Board and received ethics clearance under project 8215. If you have concerns or questions about your rights as a participant or about the way the study is conducted, please contact McMaster Research Ethics Office by phone: (905) 525-9140 ext. 23142 or e-mail: mreb@mcmaster.ca.</w:t>
+      </w:r>
     </w:p>
     <w:p>
       <w:pPr>
@@ -2079,7 +1944,6 @@
           <w:bottom w:val="single" w:sz="6" w:space="1" w:color="000000"/>
         </w:pBdr>
         <w:rPr>
-          <w:ins w:id="18" w:author="Spencer Smith" w:date="2026-06-12T11:50:00Z" w16du:dateUtc="2026-06-12T15:50:00Z"/>
           <w:sz w:val="20"/>
           <w:lang w:val="it-IT"/>
         </w:rPr>
@@ -2091,7 +1955,6 @@
           <w:bottom w:val="single" w:sz="6" w:space="1" w:color="000000"/>
         </w:pBdr>
         <w:rPr>
-          <w:ins w:id="19" w:author="Spencer Smith" w:date="2026-06-12T11:50:00Z" w16du:dateUtc="2026-06-12T15:50:00Z"/>
           <w:sz w:val="20"/>
           <w:lang w:val="it-IT"/>
         </w:rPr>
@@ -2103,7 +1966,6 @@
           <w:bottom w:val="single" w:sz="6" w:space="1" w:color="000000"/>
         </w:pBdr>
         <w:rPr>
-          <w:ins w:id="20" w:author="Spencer Smith" w:date="2026-06-12T11:50:00Z" w16du:dateUtc="2026-06-12T15:50:00Z"/>
           <w:sz w:val="20"/>
           <w:lang w:val="it-IT"/>
         </w:rPr>
@@ -2365,7 +2227,7 @@
 </file>
 
 <file path=word/endnotes.xml><?xml version="1.0" encoding="utf-8"?>
-<w:endnotes xmlns:wpc="http://schemas.microsoft.com/office/word/2010/wordprocessingCanvas" xmlns:cx="http://schemas.microsoft.com/office/drawing/2014/chartex" xmlns:cx1="http://schemas.microsoft.com/office/drawing/2015/9/8/chartex" xmlns:cx2="http://schemas.microsoft.com/office/drawing/2015/10/21/chartex" xmlns:cx3="http://schemas.microsoft.com/office/drawing/2016/5/9/chartex" xmlns:cx4="http://schemas.microsoft.com/office/drawing/2016/5/10/chartex" xmlns:cx5="http://schemas.microsoft.com/office/drawing/2016/5/11/chartex" xmlns:cx6="http://schemas.microsoft.com/office/drawing/2016/5/12/chartex" xmlns:cx7="http://schemas.microsoft.com/office/drawing/2016/5/13/chartex" xmlns:cx8="http://schemas.microsoft.com/office/drawing/2016/5/14/chartex" xmlns:mc="http://schemas.openxmlformats.org/markup-compatibility/2006" xmlns:aink="http://schemas.microsoft.com/office/drawing/2016/ink" xmlns:am3d="http://schemas.microsoft.com/office/drawing/2017/model3d" xmlns:o="urn:schemas-microsoft-com:office:office" xmlns:oel="http://schemas.microsoft.com/office/2019/extlst" xmlns:r="http://schemas.openxmlformats.org/officeDocument/2006/relationships" xmlns:m="http://schemas.openxmlformats.org/officeDocument/2006/math" xmlns:v="urn:schemas-microsoft-com:vml" xmlns:wp14="http://schemas.microsoft.com/office/word/2010/wordprocessingDrawing" xmlns:wp="http://schemas.openxmlformats.org/drawingml/2006/wordprocessingDrawing" xmlns:w10="urn:schemas-microsoft-com:office:word" xmlns:w="http://schemas.openxmlformats.org/wordprocessingml/2006/main" xmlns:w14="http://schemas.microsoft.com/office/word/2010/wordml" xmlns:w15="http://schemas.microsoft.com/office/word/2012/wordml" xmlns:w16cex="http://schemas.microsoft.com/office/word/2018/wordml/cex" xmlns:w16cid="http://schemas.microsoft.com/office/word/2016/wordml/cid" xmlns:w16="http://schemas.microsoft.com/office/word/2018/wordml" xmlns:w16du="http://schemas.microsoft.com/office/word/2023/wordml/word16du" xmlns:w16sdtdh="http://schemas.microsoft.com/office/word/2020/wordml/sdtdatahash" xmlns:w16sdtfl="http://schemas.microsoft.com/office/word/2024/wordml/sdtformatlock" xmlns:w16se="http://schemas.microsoft.com/office/word/2015/wordml/symex" xmlns:wpg="http://schemas.microsoft.com/office/word/2010/wordprocessingGroup" xmlns:wpi="http://schemas.microsoft.com/office/word/2010/wordprocessingInk" xmlns:wne="http://schemas.microsoft.com/office/word/2006/wordml" xmlns:wps="http://schemas.microsoft.com/office/word/2010/wordprocessingShape" mc:Ignorable="w14 w15 w16se w16cid w16 w16cex w16sdtdh w16sdtfl w16du wp14">
+<w:endnotes xmlns:wpc="http://schemas.microsoft.com/office/word/2010/wordprocessingCanvas" xmlns:cx="http://schemas.microsoft.com/office/drawing/2014/chartex" xmlns:cx1="http://schemas.microsoft.com/office/drawing/2015/9/8/chartex" xmlns:cx2="http://schemas.microsoft.com/office/drawing/2015/10/21/chartex" xmlns:cx3="http://schemas.microsoft.com/office/drawing/2016/5/9/chartex" xmlns:cx4="http://schemas.microsoft.com/office/drawing/2016/5/10/chartex" xmlns:cx5="http://schemas.microsoft.com/office/drawing/2016/5/11/chartex" xmlns:cx6="http://schemas.microsoft.com/office/drawing/2016/5/12/chartex" xmlns:cx7="http://schemas.microsoft.com/office/drawing/2016/5/13/chartex" xmlns:cx8="http://schemas.microsoft.com/office/drawing/2016/5/14/chartex" xmlns:mc="http://schemas.openxmlformats.org/markup-compatibility/2006" xmlns:m="http://schemas.openxmlformats.org/officeDocument/2006/math" xmlns:aink="http://schemas.microsoft.com/office/drawing/2016/ink" xmlns:am3d="http://schemas.microsoft.com/office/drawing/2017/model3d" xmlns:oel="http://schemas.microsoft.com/office/2019/extlst" xmlns:r="http://schemas.openxmlformats.org/officeDocument/2006/relationships" xmlns:wp14="http://schemas.microsoft.com/office/word/2010/wordprocessingDrawing" xmlns:wp="http://schemas.openxmlformats.org/drawingml/2006/wordprocessingDrawing" xmlns:wpg="http://schemas.microsoft.com/office/word/2010/wordprocessingGroup" xmlns:wpi="http://schemas.microsoft.com/office/word/2010/wordprocessingInk" xmlns:wps="http://schemas.microsoft.com/office/word/2010/wordprocessingShape" xmlns:o="urn:schemas-microsoft-com:office:office" xmlns:v="urn:schemas-microsoft-com:vml" xmlns:w10="urn:schemas-microsoft-com:office:word" xmlns:w="http://schemas.openxmlformats.org/wordprocessingml/2006/main" xmlns:w14="http://schemas.microsoft.com/office/word/2010/wordml" xmlns:w15="http://schemas.microsoft.com/office/word/2012/wordml" xmlns:w16cex="http://schemas.microsoft.com/office/word/2018/wordml/cex" xmlns:w16cid="http://schemas.microsoft.com/office/word/2016/wordml/cid" xmlns:w16="http://schemas.microsoft.com/office/word/2018/wordml" xmlns:w16sdtdh="http://schemas.microsoft.com/office/word/2020/wordml/sdtdatahash" xmlns:w16sdtfl="http://schemas.microsoft.com/office/word/2024/wordml/sdtformatlock" xmlns:w16se="http://schemas.microsoft.com/office/word/2015/wordml/symex" xmlns:w16du="http://schemas.microsoft.com/office/word/2023/wordml/word16du" xmlns:wne="http://schemas.microsoft.com/office/word/2006/wordml" mc:Ignorable="w14 w15 w16se w16cid w16 w16cex w16sdtdh w16sdtfl w16du wp14">
   <w:endnote w:type="separator" w:id="-1">
     <w:p>
       <w:r>
@@ -2384,7 +2246,7 @@
 </file>
 
 <file path=word/footer1.xml><?xml version="1.0" encoding="utf-8"?>
-<w:ftr xmlns:wpc="http://schemas.microsoft.com/office/word/2010/wordprocessingCanvas" xmlns:cx="http://schemas.microsoft.com/office/drawing/2014/chartex" xmlns:cx1="http://schemas.microsoft.com/office/drawing/2015/9/8/chartex" xmlns:cx2="http://schemas.microsoft.com/office/drawing/2015/10/21/chartex" xmlns:cx3="http://schemas.microsoft.com/office/drawing/2016/5/9/chartex" xmlns:cx4="http://schemas.microsoft.com/office/drawing/2016/5/10/chartex" xmlns:cx5="http://schemas.microsoft.com/office/drawing/2016/5/11/chartex" xmlns:cx6="http://schemas.microsoft.com/office/drawing/2016/5/12/chartex" xmlns:cx7="http://schemas.microsoft.com/office/drawing/2016/5/13/chartex" xmlns:cx8="http://schemas.microsoft.com/office/drawing/2016/5/14/chartex" xmlns:mc="http://schemas.openxmlformats.org/markup-compatibility/2006" xmlns:aink="http://schemas.microsoft.com/office/drawing/2016/ink" xmlns:am3d="http://schemas.microsoft.com/office/drawing/2017/model3d" xmlns:o="urn:schemas-microsoft-com:office:office" xmlns:oel="http://schemas.microsoft.com/office/2019/extlst" xmlns:r="http://schemas.openxmlformats.org/officeDocument/2006/relationships" xmlns:m="http://schemas.openxmlformats.org/officeDocument/2006/math" xmlns:v="urn:schemas-microsoft-com:vml" xmlns:wp14="http://schemas.microsoft.com/office/word/2010/wordprocessingDrawing" xmlns:wp="http://schemas.openxmlformats.org/drawingml/2006/wordprocessingDrawing" xmlns:w10="urn:schemas-microsoft-com:office:word" xmlns:w="http://schemas.openxmlformats.org/wordprocessingml/2006/main" xmlns:w14="http://schemas.microsoft.com/office/word/2010/wordml" xmlns:w15="http://schemas.microsoft.com/office/word/2012/wordml" xmlns:w16cex="http://schemas.microsoft.com/office/word/2018/wordml/cex" xmlns:w16cid="http://schemas.microsoft.com/office/word/2016/wordml/cid" xmlns:w16="http://schemas.microsoft.com/office/word/2018/wordml" xmlns:w16du="http://schemas.microsoft.com/office/word/2023/wordml/word16du" xmlns:w16sdtdh="http://schemas.microsoft.com/office/word/2020/wordml/sdtdatahash" xmlns:w16sdtfl="http://schemas.microsoft.com/office/word/2024/wordml/sdtformatlock" xmlns:w16se="http://schemas.microsoft.com/office/word/2015/wordml/symex" xmlns:wpg="http://schemas.microsoft.com/office/word/2010/wordprocessingGroup" xmlns:wpi="http://schemas.microsoft.com/office/word/2010/wordprocessingInk" xmlns:wne="http://schemas.microsoft.com/office/word/2006/wordml" xmlns:wps="http://schemas.microsoft.com/office/word/2010/wordprocessingShape" mc:Ignorable="w14 w15 w16se w16cid w16 w16cex w16sdtdh w16sdtfl w16du wp14">
+<w:ftr xmlns:wpc="http://schemas.microsoft.com/office/word/2010/wordprocessingCanvas" xmlns:cx="http://schemas.microsoft.com/office/drawing/2014/chartex" xmlns:cx1="http://schemas.microsoft.com/office/drawing/2015/9/8/chartex" xmlns:cx2="http://schemas.microsoft.com/office/drawing/2015/10/21/chartex" xmlns:cx3="http://schemas.microsoft.com/office/drawing/2016/5/9/chartex" xmlns:cx4="http://schemas.microsoft.com/office/drawing/2016/5/10/chartex" xmlns:cx5="http://schemas.microsoft.com/office/drawing/2016/5/11/chartex" xmlns:cx6="http://schemas.microsoft.com/office/drawing/2016/5/12/chartex" xmlns:cx7="http://schemas.microsoft.com/office/drawing/2016/5/13/chartex" xmlns:cx8="http://schemas.microsoft.com/office/drawing/2016/5/14/chartex" xmlns:mc="http://schemas.openxmlformats.org/markup-compatibility/2006" xmlns:m="http://schemas.openxmlformats.org/officeDocument/2006/math" xmlns:aink="http://schemas.microsoft.com/office/drawing/2016/ink" xmlns:am3d="http://schemas.microsoft.com/office/drawing/2017/model3d" xmlns:oel="http://schemas.microsoft.com/office/2019/extlst" xmlns:r="http://schemas.openxmlformats.org/officeDocument/2006/relationships" xmlns:wp14="http://schemas.microsoft.com/office/word/2010/wordprocessingDrawing" xmlns:wp="http://schemas.openxmlformats.org/drawingml/2006/wordprocessingDrawing" xmlns:wpg="http://schemas.microsoft.com/office/word/2010/wordprocessingGroup" xmlns:wpi="http://schemas.microsoft.com/office/word/2010/wordprocessingInk" xmlns:wps="http://schemas.microsoft.com/office/word/2010/wordprocessingShape" xmlns:o="urn:schemas-microsoft-com:office:office" xmlns:v="urn:schemas-microsoft-com:vml" xmlns:w10="urn:schemas-microsoft-com:office:word" xmlns:w="http://schemas.openxmlformats.org/wordprocessingml/2006/main" xmlns:w14="http://schemas.microsoft.com/office/word/2010/wordml" xmlns:w15="http://schemas.microsoft.com/office/word/2012/wordml" xmlns:w16cex="http://schemas.microsoft.com/office/word/2018/wordml/cex" xmlns:w16cid="http://schemas.microsoft.com/office/word/2016/wordml/cid" xmlns:w16="http://schemas.microsoft.com/office/word/2018/wordml" xmlns:w16sdtdh="http://schemas.microsoft.com/office/word/2020/wordml/sdtdatahash" xmlns:w16sdtfl="http://schemas.microsoft.com/office/word/2024/wordml/sdtformatlock" xmlns:w16se="http://schemas.microsoft.com/office/word/2015/wordml/symex" xmlns:w16du="http://schemas.microsoft.com/office/word/2023/wordml/word16du" xmlns:wne="http://schemas.microsoft.com/office/word/2006/wordml" mc:Ignorable="w14 w15 w16se w16cid w16 w16cex w16sdtdh w16sdtfl w16du wp14">
   <w:sdt>
     <w:sdtPr>
       <w:id w:val="829449974"/>
@@ -2555,7 +2417,7 @@
 </file>
 
 <file path=word/footnotes.xml><?xml version="1.0" encoding="utf-8"?>
-<w:footnotes xmlns:wpc="http://schemas.microsoft.com/office/word/2010/wordprocessingCanvas" xmlns:cx="http://schemas.microsoft.com/office/drawing/2014/chartex" xmlns:cx1="http://schemas.microsoft.com/office/drawing/2015/9/8/chartex" xmlns:cx2="http://schemas.microsoft.com/office/drawing/2015/10/21/chartex" xmlns:cx3="http://schemas.microsoft.com/office/drawing/2016/5/9/chartex" xmlns:cx4="http://schemas.microsoft.com/office/drawing/2016/5/10/chartex" xmlns:cx5="http://schemas.microsoft.com/office/drawing/2016/5/11/chartex" xmlns:cx6="http://schemas.microsoft.com/office/drawing/2016/5/12/chartex" xmlns:cx7="http://schemas.microsoft.com/office/drawing/2016/5/13/chartex" xmlns:cx8="http://schemas.microsoft.com/office/drawing/2016/5/14/chartex" xmlns:mc="http://schemas.openxmlformats.org/markup-compatibility/2006" xmlns:aink="http://schemas.microsoft.com/office/drawing/2016/ink" xmlns:am3d="http://schemas.microsoft.com/office/drawing/2017/model3d" xmlns:o="urn:schemas-microsoft-com:office:office" xmlns:oel="http://schemas.microsoft.com/office/2019/extlst" xmlns:r="http://schemas.openxmlformats.org/officeDocument/2006/relationships" xmlns:m="http://schemas.openxmlformats.org/officeDocument/2006/math" xmlns:v="urn:schemas-microsoft-com:vml" xmlns:wp14="http://schemas.microsoft.com/office/word/2010/wordprocessingDrawing" xmlns:wp="http://schemas.openxmlformats.org/drawingml/2006/wordprocessingDrawing" xmlns:w10="urn:schemas-microsoft-com:office:word" xmlns:w="http://schemas.openxmlformats.org/wordprocessingml/2006/main" xmlns:w14="http://schemas.microsoft.com/office/word/2010/wordml" xmlns:w15="http://schemas.microsoft.com/office/word/2012/wordml" xmlns:w16cex="http://schemas.microsoft.com/office/word/2018/wordml/cex" xmlns:w16cid="http://schemas.microsoft.com/office/word/2016/wordml/cid" xmlns:w16="http://schemas.microsoft.com/office/word/2018/wordml" xmlns:w16du="http://schemas.microsoft.com/office/word/2023/wordml/word16du" xmlns:w16sdtdh="http://schemas.microsoft.com/office/word/2020/wordml/sdtdatahash" xmlns:w16sdtfl="http://schemas.microsoft.com/office/word/2024/wordml/sdtformatlock" xmlns:w16se="http://schemas.microsoft.com/office/word/2015/wordml/symex" xmlns:wpg="http://schemas.microsoft.com/office/word/2010/wordprocessingGroup" xmlns:wpi="http://schemas.microsoft.com/office/word/2010/wordprocessingInk" xmlns:wne="http://schemas.microsoft.com/office/word/2006/wordml" xmlns:wps="http://schemas.microsoft.com/office/word/2010/wordprocessingShape" mc:Ignorable="w14 w15 w16se w16cid w16 w16cex w16sdtdh w16sdtfl w16du wp14">
+<w:footnotes xmlns:wpc="http://schemas.microsoft.com/office/word/2010/wordprocessingCanvas" xmlns:cx="http://schemas.microsoft.com/office/drawing/2014/chartex" xmlns:cx1="http://schemas.microsoft.com/office/drawing/2015/9/8/chartex" xmlns:cx2="http://schemas.microsoft.com/office/drawing/2015/10/21/chartex" xmlns:cx3="http://schemas.microsoft.com/office/drawing/2016/5/9/chartex" xmlns:cx4="http://schemas.microsoft.com/office/drawing/2016/5/10/chartex" xmlns:cx5="http://schemas.microsoft.com/office/drawing/2016/5/11/chartex" xmlns:cx6="http://schemas.microsoft.com/office/drawing/2016/5/12/chartex" xmlns:cx7="http://schemas.microsoft.com/office/drawing/2016/5/13/chartex" xmlns:cx8="http://schemas.microsoft.com/office/drawing/2016/5/14/chartex" xmlns:mc="http://schemas.openxmlformats.org/markup-compatibility/2006" xmlns:m="http://schemas.openxmlformats.org/officeDocument/2006/math" xmlns:aink="http://schemas.microsoft.com/office/drawing/2016/ink" xmlns:am3d="http://schemas.microsoft.com/office/drawing/2017/model3d" xmlns:oel="http://schemas.microsoft.com/office/2019/extlst" xmlns:r="http://schemas.openxmlformats.org/officeDocument/2006/relationships" xmlns:wp14="http://schemas.microsoft.com/office/word/2010/wordprocessingDrawing" xmlns:wp="http://schemas.openxmlformats.org/drawingml/2006/wordprocessingDrawing" xmlns:wpg="http://schemas.microsoft.com/office/word/2010/wordprocessingGroup" xmlns:wpi="http://schemas.microsoft.com/office/word/2010/wordprocessingInk" xmlns:wps="http://schemas.microsoft.com/office/word/2010/wordprocessingShape" xmlns:o="urn:schemas-microsoft-com:office:office" xmlns:v="urn:schemas-microsoft-com:vml" xmlns:w10="urn:schemas-microsoft-com:office:word" xmlns:w="http://schemas.openxmlformats.org/wordprocessingml/2006/main" xmlns:w14="http://schemas.microsoft.com/office/word/2010/wordml" xmlns:w15="http://schemas.microsoft.com/office/word/2012/wordml" xmlns:w16cex="http://schemas.microsoft.com/office/word/2018/wordml/cex" xmlns:w16cid="http://schemas.microsoft.com/office/word/2016/wordml/cid" xmlns:w16="http://schemas.microsoft.com/office/word/2018/wordml" xmlns:w16sdtdh="http://schemas.microsoft.com/office/word/2020/wordml/sdtdatahash" xmlns:w16sdtfl="http://schemas.microsoft.com/office/word/2024/wordml/sdtformatlock" xmlns:w16se="http://schemas.microsoft.com/office/word/2015/wordml/symex" xmlns:w16du="http://schemas.microsoft.com/office/word/2023/wordml/word16du" xmlns:wne="http://schemas.microsoft.com/office/word/2006/wordml" mc:Ignorable="w14 w15 w16se w16cid w16 w16cex w16sdtdh w16sdtfl w16du wp14">
   <w:footnote w:type="separator" w:id="-1">
     <w:p>
       <w:r>
@@ -2574,7 +2436,7 @@
 </file>
 
 <file path=word/numbering.xml><?xml version="1.0" encoding="utf-8"?>
-<w:numbering xmlns:wpc="http://schemas.microsoft.com/office/word/2010/wordprocessingCanvas" xmlns:cx="http://schemas.microsoft.com/office/drawing/2014/chartex" xmlns:cx1="http://schemas.microsoft.com/office/drawing/2015/9/8/chartex" xmlns:cx2="http://schemas.microsoft.com/office/drawing/2015/10/21/chartex" xmlns:cx3="http://schemas.microsoft.com/office/drawing/2016/5/9/chartex" xmlns:cx4="http://schemas.microsoft.com/office/drawing/2016/5/10/chartex" xmlns:cx5="http://schemas.microsoft.com/office/drawing/2016/5/11/chartex" xmlns:cx6="http://schemas.microsoft.com/office/drawing/2016/5/12/chartex" xmlns:cx7="http://schemas.microsoft.com/office/drawing/2016/5/13/chartex" xmlns:cx8="http://schemas.microsoft.com/office/drawing/2016/5/14/chartex" xmlns:mc="http://schemas.openxmlformats.org/markup-compatibility/2006" xmlns:aink="http://schemas.microsoft.com/office/drawing/2016/ink" xmlns:am3d="http://schemas.microsoft.com/office/drawing/2017/model3d" xmlns:o="urn:schemas-microsoft-com:office:office" xmlns:oel="http://schemas.microsoft.com/office/2019/extlst" xmlns:r="http://schemas.openxmlformats.org/officeDocument/2006/relationships" xmlns:m="http://schemas.openxmlformats.org/officeDocument/2006/math" xmlns:v="urn:schemas-microsoft-com:vml" xmlns:wp14="http://schemas.microsoft.com/office/word/2010/wordprocessingDrawing" xmlns:wp="http://schemas.openxmlformats.org/drawingml/2006/wordprocessingDrawing" xmlns:w10="urn:schemas-microsoft-com:office:word" xmlns:w="http://schemas.openxmlformats.org/wordprocessingml/2006/main" xmlns:w14="http://schemas.microsoft.com/office/word/2010/wordml" xmlns:w15="http://schemas.microsoft.com/office/word/2012/wordml" xmlns:w16cex="http://schemas.microsoft.com/office/word/2018/wordml/cex" xmlns:w16cid="http://schemas.microsoft.com/office/word/2016/wordml/cid" xmlns:w16="http://schemas.microsoft.com/office/word/2018/wordml" xmlns:w16du="http://schemas.microsoft.com/office/word/2023/wordml/word16du" xmlns:w16sdtdh="http://schemas.microsoft.com/office/word/2020/wordml/sdtdatahash" xmlns:w16sdtfl="http://schemas.microsoft.com/office/word/2024/wordml/sdtformatlock" xmlns:w16se="http://schemas.microsoft.com/office/word/2015/wordml/symex" xmlns:wpg="http://schemas.microsoft.com/office/word/2010/wordprocessingGroup" xmlns:wpi="http://schemas.microsoft.com/office/word/2010/wordprocessingInk" xmlns:wne="http://schemas.microsoft.com/office/word/2006/wordml" xmlns:wps="http://schemas.microsoft.com/office/word/2010/wordprocessingShape" mc:Ignorable="w14 w15 w16se w16cid w16 w16cex w16sdtdh w16sdtfl w16du wp14">
+<w:numbering xmlns:wpc="http://schemas.microsoft.com/office/word/2010/wordprocessingCanvas" xmlns:cx="http://schemas.microsoft.com/office/drawing/2014/chartex" xmlns:cx1="http://schemas.microsoft.com/office/drawing/2015/9/8/chartex" xmlns:cx2="http://schemas.microsoft.com/office/drawing/2015/10/21/chartex" xmlns:cx3="http://schemas.microsoft.com/office/drawing/2016/5/9/chartex" xmlns:cx4="http://schemas.microsoft.com/office/drawing/2016/5/10/chartex" xmlns:cx5="http://schemas.microsoft.com/office/drawing/2016/5/11/chartex" xmlns:cx6="http://schemas.microsoft.com/office/drawing/2016/5/12/chartex" xmlns:cx7="http://schemas.microsoft.com/office/drawing/2016/5/13/chartex" xmlns:cx8="http://schemas.microsoft.com/office/drawing/2016/5/14/chartex" xmlns:mc="http://schemas.openxmlformats.org/markup-compatibility/2006" xmlns:m="http://schemas.openxmlformats.org/officeDocument/2006/math" xmlns:aink="http://schemas.microsoft.com/office/drawing/2016/ink" xmlns:am3d="http://schemas.microsoft.com/office/drawing/2017/model3d" xmlns:oel="http://schemas.microsoft.com/office/2019/extlst" xmlns:r="http://schemas.openxmlformats.org/officeDocument/2006/relationships" xmlns:wp14="http://schemas.microsoft.com/office/word/2010/wordprocessingDrawing" xmlns:wp="http://schemas.openxmlformats.org/drawingml/2006/wordprocessingDrawing" xmlns:wpg="http://schemas.microsoft.com/office/word/2010/wordprocessingGroup" xmlns:wpi="http://schemas.microsoft.com/office/word/2010/wordprocessingInk" xmlns:wps="http://schemas.microsoft.com/office/word/2010/wordprocessingShape" xmlns:o="urn:schemas-microsoft-com:office:office" xmlns:v="urn:schemas-microsoft-com:vml" xmlns:w10="urn:schemas-microsoft-com:office:word" xmlns:w="http://schemas.openxmlformats.org/wordprocessingml/2006/main" xmlns:w14="http://schemas.microsoft.com/office/word/2010/wordml" xmlns:w15="http://schemas.microsoft.com/office/word/2012/wordml" xmlns:w16cex="http://schemas.microsoft.com/office/word/2018/wordml/cex" xmlns:w16cid="http://schemas.microsoft.com/office/word/2016/wordml/cid" xmlns:w16="http://schemas.microsoft.com/office/word/2018/wordml" xmlns:w16sdtdh="http://schemas.microsoft.com/office/word/2020/wordml/sdtdatahash" xmlns:w16sdtfl="http://schemas.microsoft.com/office/word/2024/wordml/sdtformatlock" xmlns:w16se="http://schemas.microsoft.com/office/word/2015/wordml/symex" xmlns:w16du="http://schemas.microsoft.com/office/word/2023/wordml/word16du" xmlns:wne="http://schemas.microsoft.com/office/word/2006/wordml" mc:Ignorable="w14 w15 w16se w16cid w16 w16cex w16sdtdh w16sdtfl w16du wp14">
   <w:abstractNum w:abstractNumId="0" w15:restartNumberingAfterBreak="0">
     <w:nsid w:val="23285CC2"/>
     <w:multiLevelType w:val="multilevel"/>
@@ -2989,16 +2851,8 @@
 </w:numbering>
 </file>
 
-<file path=word/people.xml><?xml version="1.0" encoding="utf-8"?>
-<w15:people xmlns:wpc="http://schemas.microsoft.com/office/word/2010/wordprocessingCanvas" xmlns:cx="http://schemas.microsoft.com/office/drawing/2014/chartex" xmlns:cx1="http://schemas.microsoft.com/office/drawing/2015/9/8/chartex" xmlns:cx2="http://schemas.microsoft.com/office/drawing/2015/10/21/chartex" xmlns:cx3="http://schemas.microsoft.com/office/drawing/2016/5/9/chartex" xmlns:cx4="http://schemas.microsoft.com/office/drawing/2016/5/10/chartex" xmlns:cx5="http://schemas.microsoft.com/office/drawing/2016/5/11/chartex" xmlns:cx6="http://schemas.microsoft.com/office/drawing/2016/5/12/chartex" xmlns:cx7="http://schemas.microsoft.com/office/drawing/2016/5/13/chartex" xmlns:cx8="http://schemas.microsoft.com/office/drawing/2016/5/14/chartex" xmlns:mc="http://schemas.openxmlformats.org/markup-compatibility/2006" xmlns:aink="http://schemas.microsoft.com/office/drawing/2016/ink" xmlns:am3d="http://schemas.microsoft.com/office/drawing/2017/model3d" xmlns:o="urn:schemas-microsoft-com:office:office" xmlns:oel="http://schemas.microsoft.com/office/2019/extlst" xmlns:r="http://schemas.openxmlformats.org/officeDocument/2006/relationships" xmlns:m="http://schemas.openxmlformats.org/officeDocument/2006/math" xmlns:v="urn:schemas-microsoft-com:vml" xmlns:wp14="http://schemas.microsoft.com/office/word/2010/wordprocessingDrawing" xmlns:wp="http://schemas.openxmlformats.org/drawingml/2006/wordprocessingDrawing" xmlns:w10="urn:schemas-microsoft-com:office:word" xmlns:w="http://schemas.openxmlformats.org/wordprocessingml/2006/main" xmlns:w14="http://schemas.microsoft.com/office/word/2010/wordml" xmlns:w15="http://schemas.microsoft.com/office/word/2012/wordml" xmlns:w16cex="http://schemas.microsoft.com/office/word/2018/wordml/cex" xmlns:w16cid="http://schemas.microsoft.com/office/word/2016/wordml/cid" xmlns:w16="http://schemas.microsoft.com/office/word/2018/wordml" xmlns:w16du="http://schemas.microsoft.com/office/word/2023/wordml/word16du" xmlns:w16sdtdh="http://schemas.microsoft.com/office/word/2020/wordml/sdtdatahash" xmlns:w16sdtfl="http://schemas.microsoft.com/office/word/2024/wordml/sdtformatlock" xmlns:w16se="http://schemas.microsoft.com/office/word/2015/wordml/symex" xmlns:wpg="http://schemas.microsoft.com/office/word/2010/wordprocessingGroup" xmlns:wpi="http://schemas.microsoft.com/office/word/2010/wordprocessingInk" xmlns:wne="http://schemas.microsoft.com/office/word/2006/wordml" xmlns:wps="http://schemas.microsoft.com/office/word/2010/wordprocessingShape" mc:Ignorable="w14 w15 w16se w16cid w16 w16cex w16sdtdh w16sdtfl w16du wp14">
-  <w15:person w15:author="Spencer Smith">
-    <w15:presenceInfo w15:providerId="AD" w15:userId="S::smiths@mcmaster.ca::80185a1f-9ef1-4a10-a8cf-0d62d99a8080"/>
-  </w15:person>
-</w15:people>
-</file>
-
 <file path=word/styles.xml><?xml version="1.0" encoding="utf-8"?>
-<w:styles xmlns:mc="http://schemas.openxmlformats.org/markup-compatibility/2006" xmlns:r="http://schemas.openxmlformats.org/officeDocument/2006/relationships" xmlns:w="http://schemas.openxmlformats.org/wordprocessingml/2006/main" xmlns:w14="http://schemas.microsoft.com/office/word/2010/wordml" xmlns:w15="http://schemas.microsoft.com/office/word/2012/wordml" xmlns:w16cex="http://schemas.microsoft.com/office/word/2018/wordml/cex" xmlns:w16cid="http://schemas.microsoft.com/office/word/2016/wordml/cid" xmlns:w16="http://schemas.microsoft.com/office/word/2018/wordml" xmlns:w16du="http://schemas.microsoft.com/office/word/2023/wordml/word16du" xmlns:w16sdtdh="http://schemas.microsoft.com/office/word/2020/wordml/sdtdatahash" xmlns:w16sdtfl="http://schemas.microsoft.com/office/word/2024/wordml/sdtformatlock" xmlns:w16se="http://schemas.microsoft.com/office/word/2015/wordml/symex" mc:Ignorable="w14 w15 w16se w16cid w16 w16cex w16sdtdh w16sdtfl w16du">
+<w:styles xmlns:mc="http://schemas.openxmlformats.org/markup-compatibility/2006" xmlns:r="http://schemas.openxmlformats.org/officeDocument/2006/relationships" xmlns:w="http://schemas.openxmlformats.org/wordprocessingml/2006/main" xmlns:w14="http://schemas.microsoft.com/office/word/2010/wordml" xmlns:w15="http://schemas.microsoft.com/office/word/2012/wordml" xmlns:w16cex="http://schemas.microsoft.com/office/word/2018/wordml/cex" xmlns:w16cid="http://schemas.microsoft.com/office/word/2016/wordml/cid" xmlns:w16="http://schemas.microsoft.com/office/word/2018/wordml" xmlns:w16sdtdh="http://schemas.microsoft.com/office/word/2020/wordml/sdtdatahash" xmlns:w16sdtfl="http://schemas.microsoft.com/office/word/2024/wordml/sdtformatlock" xmlns:w16se="http://schemas.microsoft.com/office/word/2015/wordml/symex" xmlns:w16du="http://schemas.microsoft.com/office/word/2023/wordml/word16du" mc:Ignorable="w14 w15 w16se w16cid w16 w16cex w16sdtdh w16sdtfl w16du">
   <w:docDefaults>
     <w:rPrDefault>
       <w:rPr>

--- a/StateOfPractice/MACREM-2026/SupportingDocuments/Letter-of-Information-Consent-Form2.docx
+++ b/StateOfPractice/MACREM-2026/SupportingDocuments/Letter-of-Information-Consent-Form2.docx
@@ -1,6 +1,6 @@
 
 <file path=word/document.xml><?xml version="1.0" encoding="utf-8"?>
-<w:document xmlns:wpc="http://schemas.microsoft.com/office/word/2010/wordprocessingCanvas" xmlns:cx="http://schemas.microsoft.com/office/drawing/2014/chartex" xmlns:cx1="http://schemas.microsoft.com/office/drawing/2015/9/8/chartex" xmlns:cx2="http://schemas.microsoft.com/office/drawing/2015/10/21/chartex" xmlns:cx3="http://schemas.microsoft.com/office/drawing/2016/5/9/chartex" xmlns:cx4="http://schemas.microsoft.com/office/drawing/2016/5/10/chartex" xmlns:cx5="http://schemas.microsoft.com/office/drawing/2016/5/11/chartex" xmlns:cx6="http://schemas.microsoft.com/office/drawing/2016/5/12/chartex" xmlns:cx7="http://schemas.microsoft.com/office/drawing/2016/5/13/chartex" xmlns:cx8="http://schemas.microsoft.com/office/drawing/2016/5/14/chartex" xmlns:mc="http://schemas.openxmlformats.org/markup-compatibility/2006" xmlns:m="http://schemas.openxmlformats.org/officeDocument/2006/math" xmlns:aink="http://schemas.microsoft.com/office/drawing/2016/ink" xmlns:am3d="http://schemas.microsoft.com/office/drawing/2017/model3d" xmlns:oel="http://schemas.microsoft.com/office/2019/extlst" xmlns:r="http://schemas.openxmlformats.org/officeDocument/2006/relationships" xmlns:wp14="http://schemas.microsoft.com/office/word/2010/wordprocessingDrawing" xmlns:wp="http://schemas.openxmlformats.org/drawingml/2006/wordprocessingDrawing" xmlns:wpg="http://schemas.microsoft.com/office/word/2010/wordprocessingGroup" xmlns:wpi="http://schemas.microsoft.com/office/word/2010/wordprocessingInk" xmlns:wps="http://schemas.microsoft.com/office/word/2010/wordprocessingShape" xmlns:o="urn:schemas-microsoft-com:office:office" xmlns:v="urn:schemas-microsoft-com:vml" xmlns:w10="urn:schemas-microsoft-com:office:word" xmlns:w="http://schemas.openxmlformats.org/wordprocessingml/2006/main" xmlns:w14="http://schemas.microsoft.com/office/word/2010/wordml" xmlns:w15="http://schemas.microsoft.com/office/word/2012/wordml" xmlns:w16cex="http://schemas.microsoft.com/office/word/2018/wordml/cex" xmlns:w16cid="http://schemas.microsoft.com/office/word/2016/wordml/cid" xmlns:w16="http://schemas.microsoft.com/office/word/2018/wordml" xmlns:w16sdtdh="http://schemas.microsoft.com/office/word/2020/wordml/sdtdatahash" xmlns:w16sdtfl="http://schemas.microsoft.com/office/word/2024/wordml/sdtformatlock" xmlns:w16se="http://schemas.microsoft.com/office/word/2015/wordml/symex" xmlns:w16du="http://schemas.microsoft.com/office/word/2023/wordml/word16du" xmlns:wne="http://schemas.microsoft.com/office/word/2006/wordml" mc:Ignorable="w14 w15 w16se w16cid w16 w16cex w16sdtdh w16sdtfl w16du wp14">
+<w:document xmlns:wpc="http://schemas.microsoft.com/office/word/2010/wordprocessingCanvas" xmlns:cx="http://schemas.microsoft.com/office/drawing/2014/chartex" xmlns:cx1="http://schemas.microsoft.com/office/drawing/2015/9/8/chartex" xmlns:cx2="http://schemas.microsoft.com/office/drawing/2015/10/21/chartex" xmlns:cx3="http://schemas.microsoft.com/office/drawing/2016/5/9/chartex" xmlns:cx4="http://schemas.microsoft.com/office/drawing/2016/5/10/chartex" xmlns:cx5="http://schemas.microsoft.com/office/drawing/2016/5/11/chartex" xmlns:cx6="http://schemas.microsoft.com/office/drawing/2016/5/12/chartex" xmlns:cx7="http://schemas.microsoft.com/office/drawing/2016/5/13/chartex" xmlns:cx8="http://schemas.microsoft.com/office/drawing/2016/5/14/chartex" xmlns:mc="http://schemas.openxmlformats.org/markup-compatibility/2006" xmlns:m="http://schemas.openxmlformats.org/officeDocument/2006/math" xmlns:aink="http://schemas.microsoft.com/office/drawing/2016/ink" xmlns:am3d="http://schemas.microsoft.com/office/drawing/2017/model3d" xmlns:oel="http://schemas.microsoft.com/office/2019/extlst" xmlns:r="http://schemas.openxmlformats.org/officeDocument/2006/relationships" xmlns:wp14="http://schemas.microsoft.com/office/word/2010/wordprocessingDrawing" xmlns:wp="http://schemas.openxmlformats.org/drawingml/2006/wordprocessingDrawing" xmlns:wpg="http://schemas.microsoft.com/office/word/2010/wordprocessingGroup" xmlns:wpi="http://schemas.microsoft.com/office/word/2010/wordprocessingInk" xmlns:wps="http://schemas.microsoft.com/office/word/2010/wordprocessingShape" xmlns:o="urn:schemas-microsoft-com:office:office" xmlns:v="urn:schemas-microsoft-com:vml" xmlns:w10="urn:schemas-microsoft-com:office:word" xmlns:w="http://schemas.openxmlformats.org/wordprocessingml/2006/main" xmlns:w14="http://schemas.microsoft.com/office/word/2010/wordml" xmlns:w15="http://schemas.microsoft.com/office/word/2012/wordml" xmlns:w16cei="http://schemas.microsoft.com/office/word/2026/wordml/cei" xmlns:w16cex="http://schemas.microsoft.com/office/word/2018/wordml/cex" xmlns:w16cid="http://schemas.microsoft.com/office/word/2016/wordml/cid" xmlns:w16="http://schemas.microsoft.com/office/word/2018/wordml" xmlns:w16sdtdh="http://schemas.microsoft.com/office/word/2020/wordml/sdtdatahash" xmlns:w16sdtfl="http://schemas.microsoft.com/office/word/2024/wordml/sdtformatlock" xmlns:w16se="http://schemas.microsoft.com/office/word/2015/wordml/symex" xmlns:w16du="http://schemas.microsoft.com/office/word/2023/wordml/word16du" xmlns:wne="http://schemas.microsoft.com/office/word/2006/wordml" mc:Ignorable="w14 w15 w16se w16cid w16 w16cex w16sdtdh w16sdtfl w16du wp14">
   <w:body>
     <w:p>
       <w:pPr>
@@ -1283,7 +1283,23 @@
           <w:sz w:val="20"/>
           <w:lang w:val="en-CA"/>
         </w:rPr>
-        <w:t xml:space="preserve">Participation in this study will involve a one-to-one semi-structured interview between a member of our research group and a lead developer of your software. </w:t>
+        <w:t xml:space="preserve">Participation in this study will involve </w:t>
+      </w:r>
+      <w:ins w:id="2" w:author="Spencer Smith" w:date="2026-07-17T10:02:00Z" w16du:dateUtc="2026-07-17T14:02:00Z">
+        <w:r>
+          <w:rPr>
+            <w:sz w:val="20"/>
+            <w:lang w:val="en-CA"/>
+          </w:rPr>
+          <w:t xml:space="preserve">either an online survey or </w:t>
+        </w:r>
+      </w:ins>
+      <w:r>
+        <w:rPr>
+          <w:sz w:val="20"/>
+          <w:lang w:val="en-CA"/>
+        </w:rPr>
+        <w:t xml:space="preserve">a one-to-one semi-structured interview between a member of our research group and a lead developer of your software. </w:t>
       </w:r>
       <w:r>
         <w:rPr>
@@ -1313,6 +1329,24 @@
         </w:rPr>
         <w:t xml:space="preserve">0 minutes. </w:t>
       </w:r>
+      <w:ins w:id="3" w:author="Spencer Smith" w:date="2026-07-17T10:02:00Z" w16du:dateUtc="2026-07-17T14:02:00Z">
+        <w:r>
+          <w:rPr>
+            <w:sz w:val="20"/>
+            <w:lang w:val="en-CA"/>
+          </w:rPr>
+          <w:t xml:space="preserve">The survey option normally takes </w:t>
+        </w:r>
+      </w:ins>
+      <w:ins w:id="4" w:author="Spencer Smith" w:date="2026-07-17T10:03:00Z" w16du:dateUtc="2026-07-17T14:03:00Z">
+        <w:r>
+          <w:rPr>
+            <w:sz w:val="20"/>
+            <w:lang w:val="en-CA"/>
+          </w:rPr>
+          <w:t>about 30 minutes.</w:t>
+        </w:r>
+      </w:ins>
     </w:p>
     <w:p>
       <w:pPr>
@@ -1374,7 +1408,6 @@
           <w:sz w:val="20"/>
           <w:lang w:val="en-CA"/>
         </w:rPr>
-        <w:lastRenderedPageBreak/>
         <w:t>You do not need to answer questions that you do not want to answer or that make you feel uncomfortable. I describe below the steps I am taking to protect your privacy.</w:t>
       </w:r>
     </w:p>
@@ -1609,7 +1642,25 @@
           <w:shd w:val="clear" w:color="auto" w:fill="CCCCCC"/>
           <w:lang w:val="en-CA"/>
         </w:rPr>
-        <w:t xml:space="preserve"> from the interview for any reason, even after </w:t>
+        <w:t xml:space="preserve"> from the interview </w:t>
+      </w:r>
+      <w:ins w:id="5" w:author="Spencer Smith" w:date="2026-07-17T10:03:00Z" w16du:dateUtc="2026-07-17T14:03:00Z">
+        <w:r>
+          <w:rPr>
+            <w:sz w:val="20"/>
+            <w:shd w:val="clear" w:color="auto" w:fill="CCCCCC"/>
+            <w:lang w:val="en-CA"/>
+          </w:rPr>
+          <w:t xml:space="preserve">or survey </w:t>
+        </w:r>
+      </w:ins>
+      <w:r>
+        <w:rPr>
+          <w:sz w:val="20"/>
+          <w:shd w:val="clear" w:color="auto" w:fill="CCCCCC"/>
+          <w:lang w:val="en-CA"/>
+        </w:rPr>
+        <w:t xml:space="preserve">for any reason, even after </w:t>
       </w:r>
       <w:r>
         <w:rPr>
@@ -1638,6 +1689,92 @@
         </w:rPr>
         <w:t xml:space="preserve"> or up until </w:t>
       </w:r>
+      <w:del w:id="6" w:author="Spencer Smith" w:date="2026-07-17T10:03:00Z" w16du:dateUtc="2026-07-17T14:03:00Z">
+        <w:r>
+          <w:rPr>
+            <w:color w:val="000000"/>
+            <w:sz w:val="20"/>
+            <w:szCs w:val="20"/>
+            <w:shd w:val="clear" w:color="auto" w:fill="CCCCCC"/>
+            <w:lang w:val="en-CA"/>
+          </w:rPr>
+          <w:delText>July</w:delText>
+        </w:r>
+        <w:r>
+          <w:rPr>
+            <w:color w:val="000000"/>
+            <w:sz w:val="20"/>
+            <w:szCs w:val="20"/>
+            <w:shd w:val="clear" w:color="auto" w:fill="CCCCCC"/>
+            <w:lang w:val="en-CA"/>
+          </w:rPr>
+          <w:delText xml:space="preserve"> 31</w:delText>
+        </w:r>
+        <w:r>
+          <w:rPr>
+            <w:color w:val="000000"/>
+            <w:sz w:val="20"/>
+            <w:szCs w:val="20"/>
+            <w:shd w:val="clear" w:color="auto" w:fill="CCCCCC"/>
+            <w:vertAlign w:val="superscript"/>
+            <w:lang w:val="en-CA"/>
+          </w:rPr>
+          <w:delText>st</w:delText>
+        </w:r>
+        <w:r>
+          <w:rPr>
+            <w:color w:val="000000"/>
+            <w:sz w:val="20"/>
+            <w:szCs w:val="20"/>
+            <w:shd w:val="clear" w:color="auto" w:fill="CCCCCC"/>
+            <w:lang w:val="en-CA"/>
+          </w:rPr>
+          <w:delText xml:space="preserve"> </w:delText>
+        </w:r>
+      </w:del>
+      <w:ins w:id="7" w:author="Spencer Smith" w:date="2026-07-17T10:03:00Z" w16du:dateUtc="2026-07-17T14:03:00Z">
+        <w:r>
+          <w:rPr>
+            <w:color w:val="000000"/>
+            <w:sz w:val="20"/>
+            <w:szCs w:val="20"/>
+            <w:shd w:val="clear" w:color="auto" w:fill="CCCCCC"/>
+            <w:lang w:val="en-CA"/>
+          </w:rPr>
+          <w:t>August 8</w:t>
+        </w:r>
+        <w:r>
+          <w:rPr>
+            <w:color w:val="000000"/>
+            <w:sz w:val="20"/>
+            <w:szCs w:val="20"/>
+            <w:shd w:val="clear" w:color="auto" w:fill="CCCCCC"/>
+            <w:vertAlign w:val="superscript"/>
+            <w:lang w:val="en-CA"/>
+            <w:rPrChange w:id="8" w:author="Spencer Smith" w:date="2026-07-17T10:03:00Z" w16du:dateUtc="2026-07-17T14:03:00Z">
+              <w:rPr>
+                <w:color w:val="000000"/>
+                <w:sz w:val="20"/>
+                <w:szCs w:val="20"/>
+                <w:shd w:val="clear" w:color="auto" w:fill="CCCCCC"/>
+                <w:lang w:val="en-CA"/>
+              </w:rPr>
+            </w:rPrChange>
+          </w:rPr>
+          <w:t>th</w:t>
+        </w:r>
+        <w:r>
+          <w:rPr>
+            <w:color w:val="000000"/>
+            <w:sz w:val="20"/>
+            <w:szCs w:val="20"/>
+            <w:shd w:val="clear" w:color="auto" w:fill="CCCCCC"/>
+            <w:lang w:val="en-CA"/>
+          </w:rPr>
+          <w:t xml:space="preserve">, </w:t>
+        </w:r>
+      </w:ins>
+      <w:proofErr w:type="gramStart"/>
       <w:r>
         <w:rPr>
           <w:color w:val="000000"/>
@@ -1646,7 +1783,7 @@
           <w:shd w:val="clear" w:color="auto" w:fill="CCCCCC"/>
           <w:lang w:val="en-CA"/>
         </w:rPr>
-        <w:t>July</w:t>
+        <w:t>202</w:t>
       </w:r>
       <w:r>
         <w:rPr>
@@ -1656,121 +1793,123 @@
           <w:shd w:val="clear" w:color="auto" w:fill="CCCCCC"/>
           <w:lang w:val="en-CA"/>
         </w:rPr>
-        <w:t xml:space="preserve"> 31</w:t>
-      </w:r>
+        <w:t>6</w:t>
+      </w:r>
+      <w:proofErr w:type="gramEnd"/>
       <w:r>
         <w:rPr>
           <w:color w:val="000000"/>
           <w:sz w:val="20"/>
           <w:szCs w:val="20"/>
           <w:shd w:val="clear" w:color="auto" w:fill="CCCCCC"/>
-          <w:vertAlign w:val="superscript"/>
-          <w:lang w:val="en-CA"/>
-        </w:rPr>
-        <w:t>st</w:t>
-      </w:r>
-      <w:proofErr w:type="gramStart"/>
+          <w:lang w:val="en-CA"/>
+        </w:rPr>
+        <w:t xml:space="preserve"> </w:t>
+      </w:r>
+      <w:r>
+        <w:rPr>
+          <w:sz w:val="20"/>
+          <w:shd w:val="clear" w:color="auto" w:fill="CCCCCC"/>
+          <w:lang w:val="en-CA"/>
+        </w:rPr>
+        <w:t xml:space="preserve">when we expect to be </w:t>
+      </w:r>
       <w:r>
         <w:rPr>
           <w:color w:val="000000"/>
           <w:sz w:val="20"/>
-          <w:szCs w:val="20"/>
           <w:shd w:val="clear" w:color="auto" w:fill="CCCCCC"/>
           <w:lang w:val="en-CA"/>
         </w:rPr>
-        <w:t xml:space="preserve"> 202</w:t>
-      </w:r>
-      <w:r>
-        <w:rPr>
-          <w:color w:val="000000"/>
-          <w:sz w:val="20"/>
-          <w:szCs w:val="20"/>
+        <w:t>analyzing</w:t>
+      </w:r>
+      <w:r>
+        <w:rPr>
+          <w:sz w:val="20"/>
           <w:shd w:val="clear" w:color="auto" w:fill="CCCCCC"/>
           <w:lang w:val="en-CA"/>
         </w:rPr>
+        <w:t xml:space="preserve"> the data into our report.</w:t>
+      </w:r>
+      <w:r>
+        <w:rPr>
+          <w:sz w:val="20"/>
+          <w:lang w:val="en-CA"/>
+        </w:rPr>
+        <w:t xml:space="preserve"> If you decide to withdraw, there will be no consequences to you. You can request for your data to be removed via email. In cases of withdrawal prior to </w:t>
+      </w:r>
+      <w:del w:id="9" w:author="Spencer Smith" w:date="2026-07-17T10:04:00Z" w16du:dateUtc="2026-07-17T14:04:00Z">
+        <w:r>
+          <w:rPr>
+            <w:sz w:val="20"/>
+            <w:lang w:val="en-CA"/>
+          </w:rPr>
+          <w:delText>July</w:delText>
+        </w:r>
+        <w:r>
+          <w:rPr>
+            <w:sz w:val="20"/>
+            <w:lang w:val="en-CA"/>
+          </w:rPr>
+          <w:delText xml:space="preserve"> </w:delText>
+        </w:r>
+      </w:del>
+      <w:ins w:id="10" w:author="Spencer Smith" w:date="2026-07-17T10:04:00Z" w16du:dateUtc="2026-07-17T14:04:00Z">
+        <w:r>
+          <w:rPr>
+            <w:sz w:val="20"/>
+            <w:lang w:val="en-CA"/>
+          </w:rPr>
+          <w:t>August 8th</w:t>
+        </w:r>
+      </w:ins>
+      <w:del w:id="11" w:author="Spencer Smith" w:date="2026-07-17T10:04:00Z" w16du:dateUtc="2026-07-17T14:04:00Z">
+        <w:r>
+          <w:rPr>
+            <w:sz w:val="20"/>
+            <w:lang w:val="en-CA"/>
+          </w:rPr>
+          <w:delText>31</w:delText>
+        </w:r>
+        <w:r>
+          <w:rPr>
+            <w:sz w:val="20"/>
+            <w:vertAlign w:val="superscript"/>
+            <w:lang w:val="en-CA"/>
+          </w:rPr>
+          <w:delText>st</w:delText>
+        </w:r>
+        <w:r>
+          <w:rPr>
+            <w:sz w:val="20"/>
+            <w:lang w:val="en-CA"/>
+          </w:rPr>
+          <w:delText xml:space="preserve"> </w:delText>
+        </w:r>
+      </w:del>
+      <w:ins w:id="12" w:author="Spencer Smith" w:date="2026-07-17T10:04:00Z" w16du:dateUtc="2026-07-17T14:04:00Z">
+        <w:r>
+          <w:rPr>
+            <w:sz w:val="20"/>
+            <w:lang w:val="en-CA"/>
+          </w:rPr>
+          <w:t xml:space="preserve">, </w:t>
+        </w:r>
+      </w:ins>
+      <w:r>
+        <w:rPr>
+          <w:sz w:val="20"/>
+          <w:lang w:val="en-CA"/>
+        </w:rPr>
+        <w:t>202</w:t>
+      </w:r>
+      <w:r>
+        <w:rPr>
+          <w:sz w:val="20"/>
+          <w:lang w:val="en-CA"/>
+        </w:rPr>
         <w:t>6</w:t>
       </w:r>
-      <w:proofErr w:type="gramEnd"/>
-      <w:r>
-        <w:rPr>
-          <w:color w:val="000000"/>
-          <w:sz w:val="20"/>
-          <w:szCs w:val="20"/>
-          <w:shd w:val="clear" w:color="auto" w:fill="CCCCCC"/>
-          <w:lang w:val="en-CA"/>
-        </w:rPr>
-        <w:t xml:space="preserve"> </w:t>
-      </w:r>
-      <w:r>
-        <w:rPr>
-          <w:sz w:val="20"/>
-          <w:shd w:val="clear" w:color="auto" w:fill="CCCCCC"/>
-          <w:lang w:val="en-CA"/>
-        </w:rPr>
-        <w:t xml:space="preserve">when we expect to be </w:t>
-      </w:r>
-      <w:r>
-        <w:rPr>
-          <w:color w:val="000000"/>
-          <w:sz w:val="20"/>
-          <w:shd w:val="clear" w:color="auto" w:fill="CCCCCC"/>
-          <w:lang w:val="en-CA"/>
-        </w:rPr>
-        <w:t>analyzing</w:t>
-      </w:r>
-      <w:r>
-        <w:rPr>
-          <w:sz w:val="20"/>
-          <w:shd w:val="clear" w:color="auto" w:fill="CCCCCC"/>
-          <w:lang w:val="en-CA"/>
-        </w:rPr>
-        <w:t xml:space="preserve"> the data into our report.</w:t>
-      </w:r>
-      <w:r>
-        <w:rPr>
-          <w:sz w:val="20"/>
-          <w:lang w:val="en-CA"/>
-        </w:rPr>
-        <w:t xml:space="preserve"> If you decide to withdraw, there will be no consequences to you. You can request for your data to be removed via email. In cases of withdrawal prior to </w:t>
-      </w:r>
-      <w:r>
-        <w:rPr>
-          <w:sz w:val="20"/>
-          <w:lang w:val="en-CA"/>
-        </w:rPr>
-        <w:t>July</w:t>
-      </w:r>
-      <w:r>
-        <w:rPr>
-          <w:sz w:val="20"/>
-          <w:lang w:val="en-CA"/>
-        </w:rPr>
-        <w:t xml:space="preserve"> 31</w:t>
-      </w:r>
-      <w:r>
-        <w:rPr>
-          <w:sz w:val="20"/>
-          <w:vertAlign w:val="superscript"/>
-          <w:lang w:val="en-CA"/>
-        </w:rPr>
-        <w:t>st</w:t>
-      </w:r>
-      <w:proofErr w:type="gramStart"/>
-      <w:r>
-        <w:rPr>
-          <w:sz w:val="20"/>
-          <w:lang w:val="en-CA"/>
-        </w:rPr>
-        <w:t xml:space="preserve"> 202</w:t>
-      </w:r>
-      <w:r>
-        <w:rPr>
-          <w:sz w:val="20"/>
-          <w:lang w:val="en-CA"/>
-        </w:rPr>
-        <w:t>6</w:t>
-      </w:r>
-      <w:proofErr w:type="gramEnd"/>
       <w:r>
         <w:rPr>
           <w:sz w:val="20"/>
@@ -2047,9 +2186,85 @@
           <w:szCs w:val="20"/>
           <w:lang w:val="en-CA"/>
         </w:rPr>
-        <w:t xml:space="preserve">If you choose to participate in this </w:t>
-      </w:r>
-      <w:proofErr w:type="gramStart"/>
+        <w:t xml:space="preserve">If you choose to participate in this study you may withdraw from the study at any time or up until </w:t>
+      </w:r>
+      <w:ins w:id="13" w:author="Spencer Smith" w:date="2026-07-17T10:04:00Z" w16du:dateUtc="2026-07-17T14:04:00Z">
+        <w:r>
+          <w:rPr>
+            <w:color w:val="000000"/>
+            <w:sz w:val="20"/>
+            <w:szCs w:val="20"/>
+            <w:lang w:val="en-CA"/>
+          </w:rPr>
+          <w:t>August 8</w:t>
+        </w:r>
+        <w:r>
+          <w:rPr>
+            <w:color w:val="000000"/>
+            <w:sz w:val="20"/>
+            <w:szCs w:val="20"/>
+            <w:vertAlign w:val="superscript"/>
+            <w:lang w:val="en-CA"/>
+            <w:rPrChange w:id="14" w:author="Spencer Smith" w:date="2026-07-17T10:04:00Z" w16du:dateUtc="2026-07-17T14:04:00Z">
+              <w:rPr>
+                <w:color w:val="000000"/>
+                <w:sz w:val="20"/>
+                <w:szCs w:val="20"/>
+                <w:lang w:val="en-CA"/>
+              </w:rPr>
+            </w:rPrChange>
+          </w:rPr>
+          <w:t>th</w:t>
+        </w:r>
+        <w:r>
+          <w:rPr>
+            <w:color w:val="000000"/>
+            <w:sz w:val="20"/>
+            <w:szCs w:val="20"/>
+            <w:lang w:val="en-CA"/>
+          </w:rPr>
+          <w:t xml:space="preserve">, </w:t>
+        </w:r>
+      </w:ins>
+      <w:del w:id="15" w:author="Spencer Smith" w:date="2026-07-17T10:04:00Z" w16du:dateUtc="2026-07-17T14:04:00Z">
+        <w:r>
+          <w:rPr>
+            <w:color w:val="000000"/>
+            <w:sz w:val="20"/>
+            <w:szCs w:val="20"/>
+            <w:lang w:val="en-CA"/>
+          </w:rPr>
+          <w:delText xml:space="preserve">July </w:delText>
+        </w:r>
+        <w:r>
+          <w:rPr>
+            <w:color w:val="000000"/>
+            <w:sz w:val="20"/>
+            <w:szCs w:val="20"/>
+            <w:lang w:val="en-CA"/>
+          </w:rPr>
+          <w:delText>31</w:delText>
+        </w:r>
+        <w:r>
+          <w:rPr>
+            <w:color w:val="000000"/>
+            <w:sz w:val="20"/>
+            <w:szCs w:val="20"/>
+            <w:vertAlign w:val="superscript"/>
+            <w:lang w:val="en-CA"/>
+          </w:rPr>
+          <w:delText>st</w:delText>
+        </w:r>
+        <w:r>
+          <w:rPr>
+            <w:color w:val="000000"/>
+            <w:sz w:val="20"/>
+            <w:szCs w:val="20"/>
+            <w:lang w:val="en-CA"/>
+          </w:rPr>
+          <w:delText xml:space="preserve"> </w:delText>
+        </w:r>
+      </w:del>
       <w:r>
         <w:rPr>
           <w:color w:val="000000"/>
@@ -2057,9 +2272,8 @@
           <w:szCs w:val="20"/>
           <w:lang w:val="en-CA"/>
         </w:rPr>
-        <w:t>study</w:t>
-      </w:r>
-      <w:proofErr w:type="gramEnd"/>
+        <w:t>202</w:t>
+      </w:r>
       <w:r>
         <w:rPr>
           <w:color w:val="000000"/>
@@ -2067,56 +2281,8 @@
           <w:szCs w:val="20"/>
           <w:lang w:val="en-CA"/>
         </w:rPr>
-        <w:t xml:space="preserve"> you may withdraw from the study at any time or up until </w:t>
-      </w:r>
-      <w:r>
-        <w:rPr>
-          <w:color w:val="000000"/>
-          <w:sz w:val="20"/>
-          <w:szCs w:val="20"/>
-          <w:lang w:val="en-CA"/>
-        </w:rPr>
-        <w:t xml:space="preserve">July </w:t>
-      </w:r>
-      <w:r>
-        <w:rPr>
-          <w:color w:val="000000"/>
-          <w:sz w:val="20"/>
-          <w:szCs w:val="20"/>
-          <w:lang w:val="en-CA"/>
-        </w:rPr>
-        <w:t>31</w:t>
-      </w:r>
-      <w:r>
-        <w:rPr>
-          <w:color w:val="000000"/>
-          <w:sz w:val="20"/>
-          <w:szCs w:val="20"/>
-          <w:vertAlign w:val="superscript"/>
-          <w:lang w:val="en-CA"/>
-        </w:rPr>
-        <w:t>st</w:t>
-      </w:r>
-      <w:proofErr w:type="gramStart"/>
-      <w:r>
-        <w:rPr>
-          <w:color w:val="000000"/>
-          <w:sz w:val="20"/>
-          <w:szCs w:val="20"/>
-          <w:lang w:val="en-CA"/>
-        </w:rPr>
-        <w:t xml:space="preserve"> 202</w:t>
-      </w:r>
-      <w:r>
-        <w:rPr>
-          <w:color w:val="000000"/>
-          <w:sz w:val="20"/>
-          <w:szCs w:val="20"/>
-          <w:lang w:val="en-CA"/>
-        </w:rPr>
         <w:t>6</w:t>
       </w:r>
-      <w:proofErr w:type="gramEnd"/>
       <w:r>
         <w:rPr>
           <w:color w:val="000000"/>
@@ -2227,7 +2393,7 @@
 </file>
 
 <file path=word/endnotes.xml><?xml version="1.0" encoding="utf-8"?>
-<w:endnotes xmlns:wpc="http://schemas.microsoft.com/office/word/2010/wordprocessingCanvas" xmlns:cx="http://schemas.microsoft.com/office/drawing/2014/chartex" xmlns:cx1="http://schemas.microsoft.com/office/drawing/2015/9/8/chartex" xmlns:cx2="http://schemas.microsoft.com/office/drawing/2015/10/21/chartex" xmlns:cx3="http://schemas.microsoft.com/office/drawing/2016/5/9/chartex" xmlns:cx4="http://schemas.microsoft.com/office/drawing/2016/5/10/chartex" xmlns:cx5="http://schemas.microsoft.com/office/drawing/2016/5/11/chartex" xmlns:cx6="http://schemas.microsoft.com/office/drawing/2016/5/12/chartex" xmlns:cx7="http://schemas.microsoft.com/office/drawing/2016/5/13/chartex" xmlns:cx8="http://schemas.microsoft.com/office/drawing/2016/5/14/chartex" xmlns:mc="http://schemas.openxmlformats.org/markup-compatibility/2006" xmlns:m="http://schemas.openxmlformats.org/officeDocument/2006/math" xmlns:aink="http://schemas.microsoft.com/office/drawing/2016/ink" xmlns:am3d="http://schemas.microsoft.com/office/drawing/2017/model3d" xmlns:oel="http://schemas.microsoft.com/office/2019/extlst" xmlns:r="http://schemas.openxmlformats.org/officeDocument/2006/relationships" xmlns:wp14="http://schemas.microsoft.com/office/word/2010/wordprocessingDrawing" xmlns:wp="http://schemas.openxmlformats.org/drawingml/2006/wordprocessingDrawing" xmlns:wpg="http://schemas.microsoft.com/office/word/2010/wordprocessingGroup" xmlns:wpi="http://schemas.microsoft.com/office/word/2010/wordprocessingInk" xmlns:wps="http://schemas.microsoft.com/office/word/2010/wordprocessingShape" xmlns:o="urn:schemas-microsoft-com:office:office" xmlns:v="urn:schemas-microsoft-com:vml" xmlns:w10="urn:schemas-microsoft-com:office:word" xmlns:w="http://schemas.openxmlformats.org/wordprocessingml/2006/main" xmlns:w14="http://schemas.microsoft.com/office/word/2010/wordml" xmlns:w15="http://schemas.microsoft.com/office/word/2012/wordml" xmlns:w16cex="http://schemas.microsoft.com/office/word/2018/wordml/cex" xmlns:w16cid="http://schemas.microsoft.com/office/word/2016/wordml/cid" xmlns:w16="http://schemas.microsoft.com/office/word/2018/wordml" xmlns:w16sdtdh="http://schemas.microsoft.com/office/word/2020/wordml/sdtdatahash" xmlns:w16sdtfl="http://schemas.microsoft.com/office/word/2024/wordml/sdtformatlock" xmlns:w16se="http://schemas.microsoft.com/office/word/2015/wordml/symex" xmlns:w16du="http://schemas.microsoft.com/office/word/2023/wordml/word16du" xmlns:wne="http://schemas.microsoft.com/office/word/2006/wordml" mc:Ignorable="w14 w15 w16se w16cid w16 w16cex w16sdtdh w16sdtfl w16du wp14">
+<w:endnotes xmlns:wpc="http://schemas.microsoft.com/office/word/2010/wordprocessingCanvas" xmlns:cx="http://schemas.microsoft.com/office/drawing/2014/chartex" xmlns:cx1="http://schemas.microsoft.com/office/drawing/2015/9/8/chartex" xmlns:cx2="http://schemas.microsoft.com/office/drawing/2015/10/21/chartex" xmlns:cx3="http://schemas.microsoft.com/office/drawing/2016/5/9/chartex" xmlns:cx4="http://schemas.microsoft.com/office/drawing/2016/5/10/chartex" xmlns:cx5="http://schemas.microsoft.com/office/drawing/2016/5/11/chartex" xmlns:cx6="http://schemas.microsoft.com/office/drawing/2016/5/12/chartex" xmlns:cx7="http://schemas.microsoft.com/office/drawing/2016/5/13/chartex" xmlns:cx8="http://schemas.microsoft.com/office/drawing/2016/5/14/chartex" xmlns:mc="http://schemas.openxmlformats.org/markup-compatibility/2006" xmlns:m="http://schemas.openxmlformats.org/officeDocument/2006/math" xmlns:aink="http://schemas.microsoft.com/office/drawing/2016/ink" xmlns:am3d="http://schemas.microsoft.com/office/drawing/2017/model3d" xmlns:oel="http://schemas.microsoft.com/office/2019/extlst" xmlns:r="http://schemas.openxmlformats.org/officeDocument/2006/relationships" xmlns:wp14="http://schemas.microsoft.com/office/word/2010/wordprocessingDrawing" xmlns:wp="http://schemas.openxmlformats.org/drawingml/2006/wordprocessingDrawing" xmlns:wpg="http://schemas.microsoft.com/office/word/2010/wordprocessingGroup" xmlns:wpi="http://schemas.microsoft.com/office/word/2010/wordprocessingInk" xmlns:wps="http://schemas.microsoft.com/office/word/2010/wordprocessingShape" xmlns:o="urn:schemas-microsoft-com:office:office" xmlns:v="urn:schemas-microsoft-com:vml" xmlns:w10="urn:schemas-microsoft-com:office:word" xmlns:w="http://schemas.openxmlformats.org/wordprocessingml/2006/main" xmlns:w14="http://schemas.microsoft.com/office/word/2010/wordml" xmlns:w15="http://schemas.microsoft.com/office/word/2012/wordml" xmlns:w16cei="http://schemas.microsoft.com/office/word/2026/wordml/cei" xmlns:w16cex="http://schemas.microsoft.com/office/word/2018/wordml/cex" xmlns:w16cid="http://schemas.microsoft.com/office/word/2016/wordml/cid" xmlns:w16="http://schemas.microsoft.com/office/word/2018/wordml" xmlns:w16sdtdh="http://schemas.microsoft.com/office/word/2020/wordml/sdtdatahash" xmlns:w16sdtfl="http://schemas.microsoft.com/office/word/2024/wordml/sdtformatlock" xmlns:w16se="http://schemas.microsoft.com/office/word/2015/wordml/symex" xmlns:w16du="http://schemas.microsoft.com/office/word/2023/wordml/word16du" xmlns:wne="http://schemas.microsoft.com/office/word/2006/wordml" mc:Ignorable="w14 w15 w16se w16cid w16 w16cex w16sdtdh w16sdtfl w16du wp14">
   <w:endnote w:type="separator" w:id="-1">
     <w:p>
       <w:r>
@@ -2246,7 +2412,7 @@
 </file>
 
 <file path=word/footer1.xml><?xml version="1.0" encoding="utf-8"?>
-<w:ftr xmlns:wpc="http://schemas.microsoft.com/office/word/2010/wordprocessingCanvas" xmlns:cx="http://schemas.microsoft.com/office/drawing/2014/chartex" xmlns:cx1="http://schemas.microsoft.com/office/drawing/2015/9/8/chartex" xmlns:cx2="http://schemas.microsoft.com/office/drawing/2015/10/21/chartex" xmlns:cx3="http://schemas.microsoft.com/office/drawing/2016/5/9/chartex" xmlns:cx4="http://schemas.microsoft.com/office/drawing/2016/5/10/chartex" xmlns:cx5="http://schemas.microsoft.com/office/drawing/2016/5/11/chartex" xmlns:cx6="http://schemas.microsoft.com/office/drawing/2016/5/12/chartex" xmlns:cx7="http://schemas.microsoft.com/office/drawing/2016/5/13/chartex" xmlns:cx8="http://schemas.microsoft.com/office/drawing/2016/5/14/chartex" xmlns:mc="http://schemas.openxmlformats.org/markup-compatibility/2006" xmlns:m="http://schemas.openxmlformats.org/officeDocument/2006/math" xmlns:aink="http://schemas.microsoft.com/office/drawing/2016/ink" xmlns:am3d="http://schemas.microsoft.com/office/drawing/2017/model3d" xmlns:oel="http://schemas.microsoft.com/office/2019/extlst" xmlns:r="http://schemas.openxmlformats.org/officeDocument/2006/relationships" xmlns:wp14="http://schemas.microsoft.com/office/word/2010/wordprocessingDrawing" xmlns:wp="http://schemas.openxmlformats.org/drawingml/2006/wordprocessingDrawing" xmlns:wpg="http://schemas.microsoft.com/office/word/2010/wordprocessingGroup" xmlns:wpi="http://schemas.microsoft.com/office/word/2010/wordprocessingInk" xmlns:wps="http://schemas.microsoft.com/office/word/2010/wordprocessingShape" xmlns:o="urn:schemas-microsoft-com:office:office" xmlns:v="urn:schemas-microsoft-com:vml" xmlns:w10="urn:schemas-microsoft-com:office:word" xmlns:w="http://schemas.openxmlformats.org/wordprocessingml/2006/main" xmlns:w14="http://schemas.microsoft.com/office/word/2010/wordml" xmlns:w15="http://schemas.microsoft.com/office/word/2012/wordml" xmlns:w16cex="http://schemas.microsoft.com/office/word/2018/wordml/cex" xmlns:w16cid="http://schemas.microsoft.com/office/word/2016/wordml/cid" xmlns:w16="http://schemas.microsoft.com/office/word/2018/wordml" xmlns:w16sdtdh="http://schemas.microsoft.com/office/word/2020/wordml/sdtdatahash" xmlns:w16sdtfl="http://schemas.microsoft.com/office/word/2024/wordml/sdtformatlock" xmlns:w16se="http://schemas.microsoft.com/office/word/2015/wordml/symex" xmlns:w16du="http://schemas.microsoft.com/office/word/2023/wordml/word16du" xmlns:wne="http://schemas.microsoft.com/office/word/2006/wordml" mc:Ignorable="w14 w15 w16se w16cid w16 w16cex w16sdtdh w16sdtfl w16du wp14">
+<w:ftr xmlns:wpc="http://schemas.microsoft.com/office/word/2010/wordprocessingCanvas" xmlns:cx="http://schemas.microsoft.com/office/drawing/2014/chartex" xmlns:cx1="http://schemas.microsoft.com/office/drawing/2015/9/8/chartex" xmlns:cx2="http://schemas.microsoft.com/office/drawing/2015/10/21/chartex" xmlns:cx3="http://schemas.microsoft.com/office/drawing/2016/5/9/chartex" xmlns:cx4="http://schemas.microsoft.com/office/drawing/2016/5/10/chartex" xmlns:cx5="http://schemas.microsoft.com/office/drawing/2016/5/11/chartex" xmlns:cx6="http://schemas.microsoft.com/office/drawing/2016/5/12/chartex" xmlns:cx7="http://schemas.microsoft.com/office/drawing/2016/5/13/chartex" xmlns:cx8="http://schemas.microsoft.com/office/drawing/2016/5/14/chartex" xmlns:mc="http://schemas.openxmlformats.org/markup-compatibility/2006" xmlns:m="http://schemas.openxmlformats.org/officeDocument/2006/math" xmlns:aink="http://schemas.microsoft.com/office/drawing/2016/ink" xmlns:am3d="http://schemas.microsoft.com/office/drawing/2017/model3d" xmlns:oel="http://schemas.microsoft.com/office/2019/extlst" xmlns:r="http://schemas.openxmlformats.org/officeDocument/2006/relationships" xmlns:wp14="http://schemas.microsoft.com/office/word/2010/wordprocessingDrawing" xmlns:wp="http://schemas.openxmlformats.org/drawingml/2006/wordprocessingDrawing" xmlns:wpg="http://schemas.microsoft.com/office/word/2010/wordprocessingGroup" xmlns:wpi="http://schemas.microsoft.com/office/word/2010/wordprocessingInk" xmlns:wps="http://schemas.microsoft.com/office/word/2010/wordprocessingShape" xmlns:o="urn:schemas-microsoft-com:office:office" xmlns:v="urn:schemas-microsoft-com:vml" xmlns:w10="urn:schemas-microsoft-com:office:word" xmlns:w="http://schemas.openxmlformats.org/wordprocessingml/2006/main" xmlns:w14="http://schemas.microsoft.com/office/word/2010/wordml" xmlns:w15="http://schemas.microsoft.com/office/word/2012/wordml" xmlns:w16cei="http://schemas.microsoft.com/office/word/2026/wordml/cei" xmlns:w16cex="http://schemas.microsoft.com/office/word/2018/wordml/cex" xmlns:w16cid="http://schemas.microsoft.com/office/word/2016/wordml/cid" xmlns:w16="http://schemas.microsoft.com/office/word/2018/wordml" xmlns:w16sdtdh="http://schemas.microsoft.com/office/word/2020/wordml/sdtdatahash" xmlns:w16sdtfl="http://schemas.microsoft.com/office/word/2024/wordml/sdtformatlock" xmlns:w16se="http://schemas.microsoft.com/office/word/2015/wordml/symex" xmlns:w16du="http://schemas.microsoft.com/office/word/2023/wordml/word16du" xmlns:wne="http://schemas.microsoft.com/office/word/2006/wordml" mc:Ignorable="w14 w15 w16se w16cid w16 w16cex w16sdtdh w16sdtfl w16du wp14">
   <w:sdt>
     <w:sdtPr>
       <w:id w:val="829449974"/>
@@ -2417,7 +2583,7 @@
 </file>
 
 <file path=word/footnotes.xml><?xml version="1.0" encoding="utf-8"?>
-<w:footnotes xmlns:wpc="http://schemas.microsoft.com/office/word/2010/wordprocessingCanvas" xmlns:cx="http://schemas.microsoft.com/office/drawing/2014/chartex" xmlns:cx1="http://schemas.microsoft.com/office/drawing/2015/9/8/chartex" xmlns:cx2="http://schemas.microsoft.com/office/drawing/2015/10/21/chartex" xmlns:cx3="http://schemas.microsoft.com/office/drawing/2016/5/9/chartex" xmlns:cx4="http://schemas.microsoft.com/office/drawing/2016/5/10/chartex" xmlns:cx5="http://schemas.microsoft.com/office/drawing/2016/5/11/chartex" xmlns:cx6="http://schemas.microsoft.com/office/drawing/2016/5/12/chartex" xmlns:cx7="http://schemas.microsoft.com/office/drawing/2016/5/13/chartex" xmlns:cx8="http://schemas.microsoft.com/office/drawing/2016/5/14/chartex" xmlns:mc="http://schemas.openxmlformats.org/markup-compatibility/2006" xmlns:m="http://schemas.openxmlformats.org/officeDocument/2006/math" xmlns:aink="http://schemas.microsoft.com/office/drawing/2016/ink" xmlns:am3d="http://schemas.microsoft.com/office/drawing/2017/model3d" xmlns:oel="http://schemas.microsoft.com/office/2019/extlst" xmlns:r="http://schemas.openxmlformats.org/officeDocument/2006/relationships" xmlns:wp14="http://schemas.microsoft.com/office/word/2010/wordprocessingDrawing" xmlns:wp="http://schemas.openxmlformats.org/drawingml/2006/wordprocessingDrawing" xmlns:wpg="http://schemas.microsoft.com/office/word/2010/wordprocessingGroup" xmlns:wpi="http://schemas.microsoft.com/office/word/2010/wordprocessingInk" xmlns:wps="http://schemas.microsoft.com/office/word/2010/wordprocessingShape" xmlns:o="urn:schemas-microsoft-com:office:office" xmlns:v="urn:schemas-microsoft-com:vml" xmlns:w10="urn:schemas-microsoft-com:office:word" xmlns:w="http://schemas.openxmlformats.org/wordprocessingml/2006/main" xmlns:w14="http://schemas.microsoft.com/office/word/2010/wordml" xmlns:w15="http://schemas.microsoft.com/office/word/2012/wordml" xmlns:w16cex="http://schemas.microsoft.com/office/word/2018/wordml/cex" xmlns:w16cid="http://schemas.microsoft.com/office/word/2016/wordml/cid" xmlns:w16="http://schemas.microsoft.com/office/word/2018/wordml" xmlns:w16sdtdh="http://schemas.microsoft.com/office/word/2020/wordml/sdtdatahash" xmlns:w16sdtfl="http://schemas.microsoft.com/office/word/2024/wordml/sdtformatlock" xmlns:w16se="http://schemas.microsoft.com/office/word/2015/wordml/symex" xmlns:w16du="http://schemas.microsoft.com/office/word/2023/wordml/word16du" xmlns:wne="http://schemas.microsoft.com/office/word/2006/wordml" mc:Ignorable="w14 w15 w16se w16cid w16 w16cex w16sdtdh w16sdtfl w16du wp14">
+<w:footnotes xmlns:wpc="http://schemas.microsoft.com/office/word/2010/wordprocessingCanvas" xmlns:cx="http://schemas.microsoft.com/office/drawing/2014/chartex" xmlns:cx1="http://schemas.microsoft.com/office/drawing/2015/9/8/chartex" xmlns:cx2="http://schemas.microsoft.com/office/drawing/2015/10/21/chartex" xmlns:cx3="http://schemas.microsoft.com/office/drawing/2016/5/9/chartex" xmlns:cx4="http://schemas.microsoft.com/office/drawing/2016/5/10/chartex" xmlns:cx5="http://schemas.microsoft.com/office/drawing/2016/5/11/chartex" xmlns:cx6="http://schemas.microsoft.com/office/drawing/2016/5/12/chartex" xmlns:cx7="http://schemas.microsoft.com/office/drawing/2016/5/13/chartex" xmlns:cx8="http://schemas.microsoft.com/office/drawing/2016/5/14/chartex" xmlns:mc="http://schemas.openxmlformats.org/markup-compatibility/2006" xmlns:m="http://schemas.openxmlformats.org/officeDocument/2006/math" xmlns:aink="http://schemas.microsoft.com/office/drawing/2016/ink" xmlns:am3d="http://schemas.microsoft.com/office/drawing/2017/model3d" xmlns:oel="http://schemas.microsoft.com/office/2019/extlst" xmlns:r="http://schemas.openxmlformats.org/officeDocument/2006/relationships" xmlns:wp14="http://schemas.microsoft.com/office/word/2010/wordprocessingDrawing" xmlns:wp="http://schemas.openxmlformats.org/drawingml/2006/wordprocessingDrawing" xmlns:wpg="http://schemas.microsoft.com/office/word/2010/wordprocessingGroup" xmlns:wpi="http://schemas.microsoft.com/office/word/2010/wordprocessingInk" xmlns:wps="http://schemas.microsoft.com/office/word/2010/wordprocessingShape" xmlns:o="urn:schemas-microsoft-com:office:office" xmlns:v="urn:schemas-microsoft-com:vml" xmlns:w10="urn:schemas-microsoft-com:office:word" xmlns:w="http://schemas.openxmlformats.org/wordprocessingml/2006/main" xmlns:w14="http://schemas.microsoft.com/office/word/2010/wordml" xmlns:w15="http://schemas.microsoft.com/office/word/2012/wordml" xmlns:w16cei="http://schemas.microsoft.com/office/word/2026/wordml/cei" xmlns:w16cex="http://schemas.microsoft.com/office/word/2018/wordml/cex" xmlns:w16cid="http://schemas.microsoft.com/office/word/2016/wordml/cid" xmlns:w16="http://schemas.microsoft.com/office/word/2018/wordml" xmlns:w16sdtdh="http://schemas.microsoft.com/office/word/2020/wordml/sdtdatahash" xmlns:w16sdtfl="http://schemas.microsoft.com/office/word/2024/wordml/sdtformatlock" xmlns:w16se="http://schemas.microsoft.com/office/word/2015/wordml/symex" xmlns:w16du="http://schemas.microsoft.com/office/word/2023/wordml/word16du" xmlns:wne="http://schemas.microsoft.com/office/word/2006/wordml" mc:Ignorable="w14 w15 w16se w16cid w16 w16cex w16sdtdh w16sdtfl w16du wp14">
   <w:footnote w:type="separator" w:id="-1">
     <w:p>
       <w:r>
@@ -2436,7 +2602,7 @@
 </file>
 
 <file path=word/numbering.xml><?xml version="1.0" encoding="utf-8"?>
-<w:numbering xmlns:wpc="http://schemas.microsoft.com/office/word/2010/wordprocessingCanvas" xmlns:cx="http://schemas.microsoft.com/office/drawing/2014/chartex" xmlns:cx1="http://schemas.microsoft.com/office/drawing/2015/9/8/chartex" xmlns:cx2="http://schemas.microsoft.com/office/drawing/2015/10/21/chartex" xmlns:cx3="http://schemas.microsoft.com/office/drawing/2016/5/9/chartex" xmlns:cx4="http://schemas.microsoft.com/office/drawing/2016/5/10/chartex" xmlns:cx5="http://schemas.microsoft.com/office/drawing/2016/5/11/chartex" xmlns:cx6="http://schemas.microsoft.com/office/drawing/2016/5/12/chartex" xmlns:cx7="http://schemas.microsoft.com/office/drawing/2016/5/13/chartex" xmlns:cx8="http://schemas.microsoft.com/office/drawing/2016/5/14/chartex" xmlns:mc="http://schemas.openxmlformats.org/markup-compatibility/2006" xmlns:m="http://schemas.openxmlformats.org/officeDocument/2006/math" xmlns:aink="http://schemas.microsoft.com/office/drawing/2016/ink" xmlns:am3d="http://schemas.microsoft.com/office/drawing/2017/model3d" xmlns:oel="http://schemas.microsoft.com/office/2019/extlst" xmlns:r="http://schemas.openxmlformats.org/officeDocument/2006/relationships" xmlns:wp14="http://schemas.microsoft.com/office/word/2010/wordprocessingDrawing" xmlns:wp="http://schemas.openxmlformats.org/drawingml/2006/wordprocessingDrawing" xmlns:wpg="http://schemas.microsoft.com/office/word/2010/wordprocessingGroup" xmlns:wpi="http://schemas.microsoft.com/office/word/2010/wordprocessingInk" xmlns:wps="http://schemas.microsoft.com/office/word/2010/wordprocessingShape" xmlns:o="urn:schemas-microsoft-com:office:office" xmlns:v="urn:schemas-microsoft-com:vml" xmlns:w10="urn:schemas-microsoft-com:office:word" xmlns:w="http://schemas.openxmlformats.org/wordprocessingml/2006/main" xmlns:w14="http://schemas.microsoft.com/office/word/2010/wordml" xmlns:w15="http://schemas.microsoft.com/office/word/2012/wordml" xmlns:w16cex="http://schemas.microsoft.com/office/word/2018/wordml/cex" xmlns:w16cid="http://schemas.microsoft.com/office/word/2016/wordml/cid" xmlns:w16="http://schemas.microsoft.com/office/word/2018/wordml" xmlns:w16sdtdh="http://schemas.microsoft.com/office/word/2020/wordml/sdtdatahash" xmlns:w16sdtfl="http://schemas.microsoft.com/office/word/2024/wordml/sdtformatlock" xmlns:w16se="http://schemas.microsoft.com/office/word/2015/wordml/symex" xmlns:w16du="http://schemas.microsoft.com/office/word/2023/wordml/word16du" xmlns:wne="http://schemas.microsoft.com/office/word/2006/wordml" mc:Ignorable="w14 w15 w16se w16cid w16 w16cex w16sdtdh w16sdtfl w16du wp14">
+<w:numbering xmlns:wpc="http://schemas.microsoft.com/office/word/2010/wordprocessingCanvas" xmlns:cx="http://schemas.microsoft.com/office/drawing/2014/chartex" xmlns:cx1="http://schemas.microsoft.com/office/drawing/2015/9/8/chartex" xmlns:cx2="http://schemas.microsoft.com/office/drawing/2015/10/21/chartex" xmlns:cx3="http://schemas.microsoft.com/office/drawing/2016/5/9/chartex" xmlns:cx4="http://schemas.microsoft.com/office/drawing/2016/5/10/chartex" xmlns:cx5="http://schemas.microsoft.com/office/drawing/2016/5/11/chartex" xmlns:cx6="http://schemas.microsoft.com/office/drawing/2016/5/12/chartex" xmlns:cx7="http://schemas.microsoft.com/office/drawing/2016/5/13/chartex" xmlns:cx8="http://schemas.microsoft.com/office/drawing/2016/5/14/chartex" xmlns:mc="http://schemas.openxmlformats.org/markup-compatibility/2006" xmlns:m="http://schemas.openxmlformats.org/officeDocument/2006/math" xmlns:aink="http://schemas.microsoft.com/office/drawing/2016/ink" xmlns:am3d="http://schemas.microsoft.com/office/drawing/2017/model3d" xmlns:oel="http://schemas.microsoft.com/office/2019/extlst" xmlns:r="http://schemas.openxmlformats.org/officeDocument/2006/relationships" xmlns:wp14="http://schemas.microsoft.com/office/word/2010/wordprocessingDrawing" xmlns:wp="http://schemas.openxmlformats.org/drawingml/2006/wordprocessingDrawing" xmlns:wpg="http://schemas.microsoft.com/office/word/2010/wordprocessingGroup" xmlns:wpi="http://schemas.microsoft.com/office/word/2010/wordprocessingInk" xmlns:wps="http://schemas.microsoft.com/office/word/2010/wordprocessingShape" xmlns:o="urn:schemas-microsoft-com:office:office" xmlns:v="urn:schemas-microsoft-com:vml" xmlns:w10="urn:schemas-microsoft-com:office:word" xmlns:w="http://schemas.openxmlformats.org/wordprocessingml/2006/main" xmlns:w14="http://schemas.microsoft.com/office/word/2010/wordml" xmlns:w15="http://schemas.microsoft.com/office/word/2012/wordml" xmlns:w16cei="http://schemas.microsoft.com/office/word/2026/wordml/cei" xmlns:w16cex="http://schemas.microsoft.com/office/word/2018/wordml/cex" xmlns:w16cid="http://schemas.microsoft.com/office/word/2016/wordml/cid" xmlns:w16="http://schemas.microsoft.com/office/word/2018/wordml" xmlns:w16sdtdh="http://schemas.microsoft.com/office/word/2020/wordml/sdtdatahash" xmlns:w16sdtfl="http://schemas.microsoft.com/office/word/2024/wordml/sdtformatlock" xmlns:w16se="http://schemas.microsoft.com/office/word/2015/wordml/symex" xmlns:w16du="http://schemas.microsoft.com/office/word/2023/wordml/word16du" xmlns:wne="http://schemas.microsoft.com/office/word/2006/wordml" mc:Ignorable="w14 w15 w16se w16cid w16 w16cex w16sdtdh w16sdtfl w16du wp14">
   <w:abstractNum w:abstractNumId="0" w15:restartNumberingAfterBreak="0">
     <w:nsid w:val="23285CC2"/>
     <w:multiLevelType w:val="multilevel"/>
@@ -2849,6 +3015,14 @@
     <w:abstractNumId w:val="2"/>
   </w:num>
 </w:numbering>
+</file>
+
+<file path=word/people.xml><?xml version="1.0" encoding="utf-8"?>
+<w15:people xmlns:wpc="http://schemas.microsoft.com/office/word/2010/wordprocessingCanvas" xmlns:cx="http://schemas.microsoft.com/office/drawing/2014/chartex" xmlns:cx1="http://schemas.microsoft.com/office/drawing/2015/9/8/chartex" xmlns:cx2="http://schemas.microsoft.com/office/drawing/2015/10/21/chartex" xmlns:cx3="http://schemas.microsoft.com/office/drawing/2016/5/9/chartex" xmlns:cx4="http://schemas.microsoft.com/office/drawing/2016/5/10/chartex" xmlns:cx5="http://schemas.microsoft.com/office/drawing/2016/5/11/chartex" xmlns:cx6="http://schemas.microsoft.com/office/drawing/2016/5/12/chartex" xmlns:cx7="http://schemas.microsoft.com/office/drawing/2016/5/13/chartex" xmlns:cx8="http://schemas.microsoft.com/office/drawing/2016/5/14/chartex" xmlns:mc="http://schemas.openxmlformats.org/markup-compatibility/2006" xmlns:m="http://schemas.openxmlformats.org/officeDocument/2006/math" xmlns:aink="http://schemas.microsoft.com/office/drawing/2016/ink" xmlns:am3d="http://schemas.microsoft.com/office/drawing/2017/model3d" xmlns:oel="http://schemas.microsoft.com/office/2019/extlst" xmlns:r="http://schemas.openxmlformats.org/officeDocument/2006/relationships" xmlns:wp14="http://schemas.microsoft.com/office/word/2010/wordprocessingDrawing" xmlns:wp="http://schemas.openxmlformats.org/drawingml/2006/wordprocessingDrawing" xmlns:wpg="http://schemas.microsoft.com/office/word/2010/wordprocessingGroup" xmlns:wpi="http://schemas.microsoft.com/office/word/2010/wordprocessingInk" xmlns:wps="http://schemas.microsoft.com/office/word/2010/wordprocessingShape" xmlns:o="urn:schemas-microsoft-com:office:office" xmlns:v="urn:schemas-microsoft-com:vml" xmlns:w10="urn:schemas-microsoft-com:office:word" xmlns:w="http://schemas.openxmlformats.org/wordprocessingml/2006/main" xmlns:w14="http://schemas.microsoft.com/office/word/2010/wordml" xmlns:w15="http://schemas.microsoft.com/office/word/2012/wordml" xmlns:w16cei="http://schemas.microsoft.com/office/word/2026/wordml/cei" xmlns:w16cex="http://schemas.microsoft.com/office/word/2018/wordml/cex" xmlns:w16cid="http://schemas.microsoft.com/office/word/2016/wordml/cid" xmlns:w16="http://schemas.microsoft.com/office/word/2018/wordml" xmlns:w16sdtdh="http://schemas.microsoft.com/office/word/2020/wordml/sdtdatahash" xmlns:w16sdtfl="http://schemas.microsoft.com/office/word/2024/wordml/sdtformatlock" xmlns:w16se="http://schemas.microsoft.com/office/word/2015/wordml/symex" xmlns:w16du="http://schemas.microsoft.com/office/word/2023/wordml/word16du" xmlns:wne="http://schemas.microsoft.com/office/word/2006/wordml" mc:Ignorable="w14 w15 w16se w16cid w16 w16cex w16sdtdh w16sdtfl w16du wp14">
+  <w15:person w15:author="Spencer Smith">
+    <w15:presenceInfo w15:providerId="AD" w15:userId="S::smiths@mcmaster.ca::80185a1f-9ef1-4a10-a8cf-0d62d99a8080"/>
+  </w15:person>
+</w15:people>
 </file>
 
 <file path=word/styles.xml><?xml version="1.0" encoding="utf-8"?>

--- a/StateOfPractice/MACREM-2026/SupportingDocuments/Letter-of-Information-Consent-Form2.docx
+++ b/StateOfPractice/MACREM-2026/SupportingDocuments/Letter-of-Information-Consent-Form2.docx
@@ -878,6 +878,20 @@
           <w:lang w:val="en-CA"/>
         </w:rPr>
         <w:tab/>
+      </w:r>
+      <w:r>
+        <w:rPr>
+          <w:b/>
+          <w:bCs/>
+          <w:sz w:val="20"/>
+          <w:lang w:val="en-CA"/>
+          <w:rPrChange w:id="1" w:author="Spencer Smith" w:date="2026-07-29T19:09:00Z" w16du:dateUtc="2026-07-29T23:09:00Z">
+            <w:rPr>
+              <w:sz w:val="20"/>
+              <w:lang w:val="en-CA"/>
+            </w:rPr>
+          </w:rPrChange>
+        </w:rPr>
         <w:t>Student Investigator</w:t>
       </w:r>
       <w:r>
@@ -1101,16 +1115,16 @@
         </w:rPr>
         <w:tab/>
       </w:r>
-      <w:bookmarkStart w:id="1" w:name="__DdeLink__874_9832321141"/>
-      <w:r>
-        <w:rPr>
-          <w:b/>
-          <w:sz w:val="20"/>
-          <w:lang w:val="en-CA"/>
-        </w:rPr>
-        <w:tab/>
-      </w:r>
-      <w:bookmarkEnd w:id="1"/>
+      <w:bookmarkStart w:id="2" w:name="__DdeLink__874_9832321141"/>
+      <w:r>
+        <w:rPr>
+          <w:b/>
+          <w:sz w:val="20"/>
+          <w:lang w:val="en-CA"/>
+        </w:rPr>
+        <w:tab/>
+      </w:r>
+      <w:bookmarkEnd w:id="2"/>
       <w:r>
         <w:rPr>
           <w:b/>
@@ -1285,13 +1299,62 @@
         </w:rPr>
         <w:t xml:space="preserve">Participation in this study will involve </w:t>
       </w:r>
-      <w:ins w:id="2" w:author="Spencer Smith" w:date="2026-07-17T10:02:00Z" w16du:dateUtc="2026-07-17T14:02:00Z">
+      <w:r>
+        <w:rPr>
+          <w:sz w:val="20"/>
+          <w:lang w:val="en-CA"/>
+        </w:rPr>
+        <w:t xml:space="preserve">either an online survey or </w:t>
+      </w:r>
+      <w:r>
+        <w:rPr>
+          <w:sz w:val="20"/>
+          <w:lang w:val="en-CA"/>
+        </w:rPr>
+        <w:t xml:space="preserve">a one-to-one semi-structured interview between a member of our research group and a lead developer of your software. </w:t>
+      </w:r>
+      <w:r>
+        <w:rPr>
+          <w:sz w:val="20"/>
+          <w:lang w:val="en-CA"/>
+        </w:rPr>
+        <w:t xml:space="preserve">The interview will be conducted, and audio-recorded, via Microsoft Teams and the questions will be based on a script.  </w:t>
+      </w:r>
+      <w:r>
+        <w:rPr>
+          <w:sz w:val="20"/>
+          <w:lang w:val="en-CA"/>
+        </w:rPr>
+        <w:t xml:space="preserve">The video-conference interview would include roughly 20 questions that focus on the software development process and the development group. The interview should not take longer than </w:t>
+      </w:r>
+      <w:r>
+        <w:rPr>
+          <w:sz w:val="20"/>
+          <w:lang w:val="en-CA"/>
+        </w:rPr>
+        <w:t>6</w:t>
+      </w:r>
+      <w:r>
+        <w:rPr>
+          <w:sz w:val="20"/>
+          <w:lang w:val="en-CA"/>
+        </w:rPr>
+        <w:t xml:space="preserve">0 minutes. </w:t>
+      </w:r>
+      <w:r>
+        <w:rPr>
+          <w:sz w:val="20"/>
+          <w:lang w:val="en-CA"/>
+        </w:rPr>
+        <w:t>The survey option normally takes about 30 minutes</w:t>
+      </w:r>
+      <w:ins w:id="3" w:author="Spencer Smith" w:date="2026-07-29T19:22:00Z" w16du:dateUtc="2026-07-29T23:22:00Z">
         <w:r>
           <w:rPr>
             <w:sz w:val="20"/>
             <w:lang w:val="en-CA"/>
           </w:rPr>
-          <w:t xml:space="preserve">either an online survey or </w:t>
+          <w:t xml:space="preserve"> and is conducted using Microsoft Forms</w:t>
         </w:r>
       </w:ins>
       <w:r>
@@ -1299,156 +1362,151 @@
           <w:sz w:val="20"/>
           <w:lang w:val="en-CA"/>
         </w:rPr>
-        <w:t xml:space="preserve">a one-to-one semi-structured interview between a member of our research group and a lead developer of your software. </w:t>
-      </w:r>
-      <w:r>
-        <w:rPr>
-          <w:sz w:val="20"/>
-          <w:lang w:val="en-CA"/>
-        </w:rPr>
-        <w:t xml:space="preserve">The interview will be conducted, and audio-recorded, via Microsoft Teams and the questions will be based on a script.  </w:t>
-      </w:r>
-      <w:r>
-        <w:rPr>
-          <w:sz w:val="20"/>
-          <w:lang w:val="en-CA"/>
-        </w:rPr>
-        <w:t xml:space="preserve">The video-conference interview would include roughly 20 questions that focus on the software development process and the development group. The interview should not take longer than </w:t>
-      </w:r>
-      <w:r>
-        <w:rPr>
-          <w:sz w:val="20"/>
-          <w:lang w:val="en-CA"/>
-        </w:rPr>
-        <w:t>6</w:t>
-      </w:r>
-      <w:r>
-        <w:rPr>
-          <w:sz w:val="20"/>
-          <w:lang w:val="en-CA"/>
-        </w:rPr>
-        <w:t xml:space="preserve">0 minutes. </w:t>
-      </w:r>
-      <w:ins w:id="3" w:author="Spencer Smith" w:date="2026-07-17T10:02:00Z" w16du:dateUtc="2026-07-17T14:02:00Z">
+        <w:t>.</w:t>
+      </w:r>
+    </w:p>
+    <w:p>
+      <w:pPr>
+        <w:jc w:val="center"/>
+        <w:rPr>
+          <w:sz w:val="20"/>
+          <w:lang w:val="en-CA"/>
+        </w:rPr>
+      </w:pPr>
+    </w:p>
+    <w:p>
+      <w:r>
+        <w:rPr>
+          <w:b/>
+          <w:sz w:val="20"/>
+          <w:lang w:val="en-CA"/>
+        </w:rPr>
+        <w:t xml:space="preserve">Potential Harms, Risks or Discomforts: </w:t>
+      </w:r>
+      <w:r>
+        <w:rPr>
+          <w:sz w:val="20"/>
+          <w:lang w:val="en-CA"/>
+        </w:rPr>
+        <w:t xml:space="preserve">The risks involved in participating in this study are minimal. You may feel uncomfortable or anxious if you perceive that your project is being </w:t>
+      </w:r>
+      <w:r>
+        <w:rPr>
+          <w:sz w:val="20"/>
+          <w:lang w:val="en-CA"/>
+        </w:rPr>
+        <w:t>scrutinized</w:t>
+      </w:r>
+      <w:r>
+        <w:rPr>
+          <w:sz w:val="20"/>
+          <w:lang w:val="en-CA"/>
+        </w:rPr>
+        <w:t>. Our questions will focus on your development team and the development process. The questions will not suggest that a specific course of action is better than another. The questions will focus on identifying what was done and not why it was done.</w:t>
+      </w:r>
+    </w:p>
+    <w:p>
+      <w:pPr>
+        <w:rPr>
+          <w:sz w:val="20"/>
+          <w:lang w:val="en-CA"/>
+        </w:rPr>
+      </w:pPr>
+    </w:p>
+    <w:p>
+      <w:pPr>
+        <w:rPr>
+          <w:sz w:val="20"/>
+          <w:lang w:val="en-CA"/>
+        </w:rPr>
+      </w:pPr>
+      <w:r>
+        <w:rPr>
+          <w:sz w:val="20"/>
+          <w:lang w:val="en-CA"/>
+        </w:rPr>
+        <w:t>You do not need to answer questions that you do not want to answer or that make you feel uncomfortable. I describe below the steps I am taking to protect your privacy.</w:t>
+      </w:r>
+    </w:p>
+    <w:p>
+      <w:pPr>
+        <w:rPr>
+          <w:sz w:val="20"/>
+          <w:lang w:val="en-CA"/>
+        </w:rPr>
+      </w:pPr>
+    </w:p>
+    <w:p>
+      <w:pPr>
+        <w:rPr>
+          <w:sz w:val="20"/>
+          <w:lang w:val="en-CA"/>
+        </w:rPr>
+      </w:pPr>
+      <w:r>
+        <w:rPr>
+          <w:sz w:val="20"/>
+          <w:lang w:val="en-CA"/>
+        </w:rPr>
+        <w:t xml:space="preserve">There is also a minimal risk of privacy breach </w:t>
+      </w:r>
+      <w:proofErr w:type="gramStart"/>
+      <w:r>
+        <w:rPr>
+          <w:sz w:val="20"/>
+          <w:lang w:val="en-CA"/>
+        </w:rPr>
+        <w:t>in the event that</w:t>
+      </w:r>
+      <w:proofErr w:type="gramEnd"/>
+      <w:r>
+        <w:rPr>
+          <w:sz w:val="20"/>
+          <w:lang w:val="en-CA"/>
+        </w:rPr>
+        <w:t xml:space="preserve"> someone deduces your identity from the interview </w:t>
+      </w:r>
+      <w:ins w:id="4" w:author="Spencer Smith" w:date="2026-07-29T19:03:00Z" w16du:dateUtc="2026-07-29T23:03:00Z">
         <w:r>
           <w:rPr>
             <w:sz w:val="20"/>
             <w:lang w:val="en-CA"/>
           </w:rPr>
-          <w:t xml:space="preserve">The survey option normally takes </w:t>
+          <w:t xml:space="preserve">or survey </w:t>
         </w:r>
       </w:ins>
-      <w:ins w:id="4" w:author="Spencer Smith" w:date="2026-07-17T10:03:00Z" w16du:dateUtc="2026-07-17T14:03:00Z">
+      <w:r>
+        <w:rPr>
+          <w:sz w:val="20"/>
+          <w:lang w:val="en-CA"/>
+        </w:rPr>
+        <w:t xml:space="preserve">responses, as well as data breach by virtue of the interview </w:t>
+      </w:r>
+      <w:ins w:id="5" w:author="Spencer Smith" w:date="2026-07-29T19:03:00Z" w16du:dateUtc="2026-07-29T23:03:00Z">
         <w:r>
           <w:rPr>
             <w:sz w:val="20"/>
             <w:lang w:val="en-CA"/>
           </w:rPr>
-          <w:t>about 30 minutes.</w:t>
+          <w:t xml:space="preserve">and survey </w:t>
         </w:r>
       </w:ins>
-    </w:p>
-    <w:p>
-      <w:pPr>
-        <w:jc w:val="center"/>
-        <w:rPr>
-          <w:sz w:val="20"/>
-          <w:lang w:val="en-CA"/>
-        </w:rPr>
-      </w:pPr>
-    </w:p>
-    <w:p>
-      <w:r>
-        <w:rPr>
-          <w:b/>
-          <w:sz w:val="20"/>
-          <w:lang w:val="en-CA"/>
-        </w:rPr>
-        <w:t xml:space="preserve">Potential Harms, Risks or Discomforts: </w:t>
-      </w:r>
-      <w:r>
-        <w:rPr>
-          <w:sz w:val="20"/>
-          <w:lang w:val="en-CA"/>
-        </w:rPr>
-        <w:t xml:space="preserve">The risks involved in participating in this study are minimal. You may feel uncomfortable or anxious if you perceive that your project is being </w:t>
-      </w:r>
-      <w:r>
-        <w:rPr>
-          <w:sz w:val="20"/>
-          <w:lang w:val="en-CA"/>
-        </w:rPr>
-        <w:t>scrutinized</w:t>
-      </w:r>
-      <w:r>
-        <w:rPr>
-          <w:sz w:val="20"/>
-          <w:lang w:val="en-CA"/>
-        </w:rPr>
-        <w:t>. Our questions will focus on your development team and the development process. The questions will not suggest that a specific course of action is better than another. The questions will focus on identifying what was done and not why it was done.</w:t>
-      </w:r>
-    </w:p>
-    <w:p>
-      <w:pPr>
-        <w:rPr>
-          <w:sz w:val="20"/>
-          <w:lang w:val="en-CA"/>
-        </w:rPr>
-      </w:pPr>
-    </w:p>
-    <w:p>
-      <w:pPr>
-        <w:rPr>
-          <w:sz w:val="20"/>
-          <w:lang w:val="en-CA"/>
-        </w:rPr>
-      </w:pPr>
-      <w:r>
-        <w:rPr>
-          <w:sz w:val="20"/>
-          <w:lang w:val="en-CA"/>
-        </w:rPr>
-        <w:t>You do not need to answer questions that you do not want to answer or that make you feel uncomfortable. I describe below the steps I am taking to protect your privacy.</w:t>
-      </w:r>
-    </w:p>
-    <w:p>
-      <w:pPr>
-        <w:rPr>
-          <w:sz w:val="20"/>
-          <w:lang w:val="en-CA"/>
-        </w:rPr>
-      </w:pPr>
-    </w:p>
-    <w:p>
-      <w:pPr>
-        <w:rPr>
-          <w:sz w:val="20"/>
-          <w:lang w:val="en-CA"/>
-        </w:rPr>
-      </w:pPr>
-      <w:r>
-        <w:rPr>
-          <w:sz w:val="20"/>
-          <w:lang w:val="en-CA"/>
-        </w:rPr>
-        <w:t xml:space="preserve">There is also a minimal risk of privacy breach </w:t>
-      </w:r>
-      <w:proofErr w:type="gramStart"/>
-      <w:r>
-        <w:rPr>
-          <w:sz w:val="20"/>
-          <w:lang w:val="en-CA"/>
-        </w:rPr>
-        <w:t>in the event that</w:t>
-      </w:r>
-      <w:proofErr w:type="gramEnd"/>
-      <w:r>
-        <w:rPr>
-          <w:sz w:val="20"/>
-          <w:lang w:val="en-CA"/>
-        </w:rPr>
-        <w:t xml:space="preserve"> someone deduces your identity from the interview responses, as well as data breach by virtue of the interview being conducted online and the answers being stored on an online repository. The privacy breach risk will be minimized by keeping your name confidential. Your name will never be shared outside of the research team. The data breach risk will be minimized by storing interviewee names and answers separately, and by gathering and storing all data on private password protected McMaster University systems.</w:t>
-      </w:r>
+      <w:r>
+        <w:rPr>
+          <w:sz w:val="20"/>
+          <w:lang w:val="en-CA"/>
+        </w:rPr>
+        <w:t>being conducted online and the answers being stored on an online repository. The privacy breach risk will be minimized by keeping your name confidential. Your name will never be shared outside of the research team. The data breach risk will be minimized by storing interviewee names and answers separately, and by gathering and storing all data on private password protected McMaster University systems.</w:t>
+      </w:r>
+      <w:ins w:id="6" w:author="Spencer Smith" w:date="2026-07-29T19:23:00Z" w16du:dateUtc="2026-07-29T23:23:00Z">
+        <w:r>
+          <w:rPr>
+            <w:sz w:val="20"/>
+            <w:lang w:val="en-CA"/>
+          </w:rPr>
+          <w:t xml:space="preserve"> The names of survey participants will not be stored.</w:t>
+        </w:r>
+      </w:ins>
     </w:p>
     <w:p>
       <w:pPr>
@@ -1487,173 +1545,288 @@
           <w:shd w:val="clear" w:color="auto" w:fill="CCCCCC"/>
           <w:lang w:val="en-CA"/>
         </w:rPr>
-        <w:t xml:space="preserve"> identities can be inferred. The interviewee will have to accept this risk if they choose to be interviewed. </w:t>
-      </w:r>
-    </w:p>
-    <w:p>
-      <w:pPr>
-        <w:rPr>
-          <w:sz w:val="20"/>
-          <w:lang w:val="en-CA"/>
-        </w:rPr>
-      </w:pPr>
-    </w:p>
-    <w:p>
-      <w:r>
-        <w:rPr>
-          <w:b/>
-          <w:sz w:val="20"/>
-          <w:lang w:val="en-CA"/>
-        </w:rPr>
-        <w:t xml:space="preserve">Potential Benefits: </w:t>
-      </w:r>
-      <w:r>
-        <w:rPr>
-          <w:sz w:val="20"/>
-          <w:lang w:val="en-CA"/>
-        </w:rPr>
-        <w:t xml:space="preserve">The answers to these interview questions will help us analyze the current state of practice of software </w:t>
-      </w:r>
-      <w:proofErr w:type="gramStart"/>
-      <w:r>
-        <w:rPr>
-          <w:sz w:val="20"/>
-          <w:lang w:val="en-CA"/>
-        </w:rPr>
-        <w:t>development, and</w:t>
-      </w:r>
-      <w:proofErr w:type="gramEnd"/>
-      <w:r>
-        <w:rPr>
-          <w:sz w:val="20"/>
-          <w:lang w:val="en-CA"/>
-        </w:rPr>
-        <w:t xml:space="preserve"> provide insight into common or best practices for the benefit of future software development. </w:t>
-      </w:r>
-      <w:r>
-        <w:rPr>
-          <w:sz w:val="20"/>
-          <w:shd w:val="clear" w:color="auto" w:fill="CCCCCC"/>
-          <w:lang w:val="en-CA"/>
-        </w:rPr>
-        <w:t>However, participants may not benefit from participating in the study.</w:t>
-      </w:r>
-    </w:p>
-    <w:p>
-      <w:pPr>
-        <w:jc w:val="center"/>
-        <w:rPr>
-          <w:i/>
-          <w:sz w:val="20"/>
-          <w:lang w:val="en-CA"/>
-        </w:rPr>
-      </w:pPr>
-    </w:p>
-    <w:p>
-      <w:r>
-        <w:rPr>
-          <w:b/>
-          <w:sz w:val="20"/>
-          <w:lang w:val="en-CA"/>
-        </w:rPr>
-        <w:t xml:space="preserve">Confidentiality: </w:t>
-      </w:r>
-      <w:r>
-        <w:rPr>
-          <w:sz w:val="20"/>
-          <w:lang w:val="en-CA"/>
-        </w:rPr>
-        <w:t xml:space="preserve">You are participating in this study confidentially. Social risks surrounding identifiability are addressed in detail in the section of this document titled ‘Potential Harms, Risks or Discomforts’. I </w:t>
-      </w:r>
-      <w:r>
-        <w:rPr>
-          <w:sz w:val="20"/>
-          <w:szCs w:val="20"/>
-          <w:lang w:val="en-CA"/>
-        </w:rPr>
-        <w:t xml:space="preserve">will not publish your name. The data that will be collected will be stored separately from your identity. The data from all interviewees will be analyzed prior to the release of our study. We are planning on linking interview details to the software, and not to a developer. The raw data will be deleted after a retaining period of 3 years. </w:t>
-      </w:r>
-    </w:p>
-    <w:p>
-      <w:pPr>
-        <w:rPr>
-          <w:sz w:val="20"/>
-          <w:szCs w:val="20"/>
-          <w:lang w:val="en-CA"/>
-        </w:rPr>
-      </w:pPr>
-    </w:p>
-    <w:p>
-      <w:r>
-        <w:rPr>
-          <w:sz w:val="20"/>
-          <w:szCs w:val="20"/>
-          <w:lang w:val="en-CA"/>
-        </w:rPr>
-        <w:t>This study will use the Microsoft Teams platform to collect data, which is externally hosted cloud-based service. Please note that whilst this service is approved for collecting data in this study by the McMaster Research Ethics Board, there is a small risk with any platform such as this of data that is collected on external servers falling outside the control of the research team. If you are concerned about this, we would be happy to make alternative arrangements for you to participate, perhaps via telephone. Please talk to the researcher if you have any concerns.</w:t>
-      </w:r>
-    </w:p>
-    <w:p>
-      <w:pPr>
-        <w:rPr>
-          <w:sz w:val="20"/>
-          <w:szCs w:val="20"/>
-          <w:lang w:val="en-CA"/>
-        </w:rPr>
-      </w:pPr>
-    </w:p>
-    <w:p>
-      <w:r>
-        <w:rPr>
-          <w:b/>
-          <w:sz w:val="20"/>
-          <w:lang w:val="en-CA"/>
-        </w:rPr>
-        <w:t xml:space="preserve">Participation and Withdrawal: </w:t>
-      </w:r>
-      <w:r>
-        <w:rPr>
-          <w:sz w:val="20"/>
-          <w:lang w:val="en-CA"/>
-        </w:rPr>
-        <w:t xml:space="preserve">Your participation in this study is voluntary. </w:t>
-      </w:r>
-      <w:r>
-        <w:rPr>
-          <w:sz w:val="20"/>
-          <w:shd w:val="clear" w:color="auto" w:fill="CCCCCC"/>
-          <w:lang w:val="en-CA"/>
-        </w:rPr>
-        <w:t xml:space="preserve">If you decide to be part of the study, you </w:t>
-      </w:r>
-      <w:proofErr w:type="gramStart"/>
-      <w:r>
-        <w:rPr>
-          <w:sz w:val="20"/>
-          <w:shd w:val="clear" w:color="auto" w:fill="CCCCCC"/>
-          <w:lang w:val="en-CA"/>
-        </w:rPr>
-        <w:t>can stop (withdraw),</w:t>
-      </w:r>
-      <w:proofErr w:type="gramEnd"/>
-      <w:r>
-        <w:rPr>
-          <w:sz w:val="20"/>
-          <w:shd w:val="clear" w:color="auto" w:fill="CCCCCC"/>
-          <w:lang w:val="en-CA"/>
-        </w:rPr>
-        <w:t xml:space="preserve"> from the interview </w:t>
-      </w:r>
-      <w:ins w:id="5" w:author="Spencer Smith" w:date="2026-07-17T10:03:00Z" w16du:dateUtc="2026-07-17T14:03:00Z">
+        <w:t xml:space="preserve"> identities can be inferred</w:t>
+      </w:r>
+      <w:ins w:id="7" w:author="Spencer Smith" w:date="2026-07-29T19:04:00Z" w16du:dateUtc="2026-07-29T23:04:00Z">
         <w:r>
           <w:rPr>
             <w:sz w:val="20"/>
             <w:shd w:val="clear" w:color="auto" w:fill="CCCCCC"/>
             <w:lang w:val="en-CA"/>
           </w:rPr>
-          <w:t xml:space="preserve">or survey </w:t>
+          <w:t>, even for survey participants</w:t>
         </w:r>
       </w:ins>
+      <w:r>
+        <w:rPr>
+          <w:sz w:val="20"/>
+          <w:shd w:val="clear" w:color="auto" w:fill="CCCCCC"/>
+          <w:lang w:val="en-CA"/>
+        </w:rPr>
+        <w:t xml:space="preserve">. The interviewee </w:t>
+      </w:r>
+      <w:ins w:id="8" w:author="Spencer Smith" w:date="2026-07-29T19:04:00Z" w16du:dateUtc="2026-07-29T23:04:00Z">
+        <w:r>
+          <w:rPr>
+            <w:sz w:val="20"/>
+            <w:shd w:val="clear" w:color="auto" w:fill="CCCCCC"/>
+            <w:lang w:val="en-CA"/>
+          </w:rPr>
+          <w:t xml:space="preserve">and survey participants </w:t>
+        </w:r>
+      </w:ins>
+      <w:r>
+        <w:rPr>
+          <w:sz w:val="20"/>
+          <w:shd w:val="clear" w:color="auto" w:fill="CCCCCC"/>
+          <w:lang w:val="en-CA"/>
+        </w:rPr>
+        <w:t xml:space="preserve">will have to accept this risk if they choose to be interviewed. </w:t>
+      </w:r>
+    </w:p>
+    <w:p>
+      <w:pPr>
+        <w:rPr>
+          <w:sz w:val="20"/>
+          <w:lang w:val="en-CA"/>
+        </w:rPr>
+      </w:pPr>
+    </w:p>
+    <w:p>
+      <w:r>
+        <w:rPr>
+          <w:b/>
+          <w:sz w:val="20"/>
+          <w:lang w:val="en-CA"/>
+        </w:rPr>
+        <w:t xml:space="preserve">Potential Benefits: </w:t>
+      </w:r>
+      <w:r>
+        <w:rPr>
+          <w:sz w:val="20"/>
+          <w:lang w:val="en-CA"/>
+        </w:rPr>
+        <w:t xml:space="preserve">The answers to these interview questions will help us analyze the current state of practice of software </w:t>
+      </w:r>
+      <w:proofErr w:type="gramStart"/>
+      <w:r>
+        <w:rPr>
+          <w:sz w:val="20"/>
+          <w:lang w:val="en-CA"/>
+        </w:rPr>
+        <w:t>development, and</w:t>
+      </w:r>
+      <w:proofErr w:type="gramEnd"/>
+      <w:r>
+        <w:rPr>
+          <w:sz w:val="20"/>
+          <w:lang w:val="en-CA"/>
+        </w:rPr>
+        <w:t xml:space="preserve"> provide insight into common or best practices for the benefit of future software development. </w:t>
+      </w:r>
+      <w:r>
+        <w:rPr>
+          <w:sz w:val="20"/>
+          <w:shd w:val="clear" w:color="auto" w:fill="CCCCCC"/>
+          <w:lang w:val="en-CA"/>
+        </w:rPr>
+        <w:t>However, participants may not benefit from participating in the study.</w:t>
+      </w:r>
+    </w:p>
+    <w:p>
+      <w:pPr>
+        <w:jc w:val="center"/>
+        <w:rPr>
+          <w:i/>
+          <w:sz w:val="20"/>
+          <w:lang w:val="en-CA"/>
+        </w:rPr>
+      </w:pPr>
+    </w:p>
+    <w:p>
+      <w:r>
+        <w:rPr>
+          <w:b/>
+          <w:sz w:val="20"/>
+          <w:lang w:val="en-CA"/>
+        </w:rPr>
+        <w:t xml:space="preserve">Confidentiality: </w:t>
+      </w:r>
+      <w:r>
+        <w:rPr>
+          <w:sz w:val="20"/>
+          <w:lang w:val="en-CA"/>
+        </w:rPr>
+        <w:t xml:space="preserve">You are participating in this study confidentially. Social risks surrounding identifiability are addressed in detail in the section of this document titled ‘Potential Harms, Risks or Discomforts’. I </w:t>
+      </w:r>
+      <w:r>
+        <w:rPr>
+          <w:sz w:val="20"/>
+          <w:szCs w:val="20"/>
+          <w:lang w:val="en-CA"/>
+        </w:rPr>
+        <w:t xml:space="preserve">will not publish your name. The data that will be collected will be stored separately from your identity. The data from all interviewees </w:t>
+      </w:r>
+      <w:ins w:id="9" w:author="Spencer Smith" w:date="2026-07-29T19:24:00Z" w16du:dateUtc="2026-07-29T23:24:00Z">
+        <w:r>
+          <w:rPr>
+            <w:sz w:val="20"/>
+            <w:szCs w:val="20"/>
+            <w:lang w:val="en-CA"/>
+          </w:rPr>
+          <w:t xml:space="preserve">and survey participants </w:t>
+        </w:r>
+      </w:ins>
+      <w:r>
+        <w:rPr>
+          <w:sz w:val="20"/>
+          <w:szCs w:val="20"/>
+          <w:lang w:val="en-CA"/>
+        </w:rPr>
+        <w:t xml:space="preserve">will be analyzed prior to the release of our study. We are planning on linking interview details to the software, and not to a developer. The raw data will be deleted after a retaining period of 3 years. </w:t>
+      </w:r>
+    </w:p>
+    <w:p>
+      <w:pPr>
+        <w:rPr>
+          <w:sz w:val="20"/>
+          <w:szCs w:val="20"/>
+          <w:lang w:val="en-CA"/>
+        </w:rPr>
+      </w:pPr>
+    </w:p>
+    <w:p>
+      <w:r>
+        <w:rPr>
+          <w:sz w:val="20"/>
+          <w:szCs w:val="20"/>
+          <w:lang w:val="en-CA"/>
+        </w:rPr>
+        <w:t xml:space="preserve">This study will use the Microsoft Teams </w:t>
+      </w:r>
+      <w:ins w:id="10" w:author="Spencer Smith" w:date="2026-07-29T19:05:00Z" w16du:dateUtc="2026-07-29T23:05:00Z">
+        <w:r>
+          <w:rPr>
+            <w:sz w:val="20"/>
+            <w:szCs w:val="20"/>
+            <w:lang w:val="en-CA"/>
+          </w:rPr>
+          <w:t xml:space="preserve">and Microsoft Forms </w:t>
+        </w:r>
+      </w:ins>
+      <w:r>
+        <w:rPr>
+          <w:sz w:val="20"/>
+          <w:szCs w:val="20"/>
+          <w:lang w:val="en-CA"/>
+        </w:rPr>
+        <w:t>platform</w:t>
+      </w:r>
+      <w:ins w:id="11" w:author="Spencer Smith" w:date="2026-07-29T19:05:00Z" w16du:dateUtc="2026-07-29T23:05:00Z">
+        <w:r>
+          <w:rPr>
+            <w:sz w:val="20"/>
+            <w:szCs w:val="20"/>
+            <w:lang w:val="en-CA"/>
+          </w:rPr>
+          <w:t xml:space="preserve">s </w:t>
+        </w:r>
+      </w:ins>
+      <w:del w:id="12" w:author="Spencer Smith" w:date="2026-07-29T19:05:00Z" w16du:dateUtc="2026-07-29T23:05:00Z">
+        <w:r>
+          <w:rPr>
+            <w:sz w:val="20"/>
+            <w:szCs w:val="20"/>
+            <w:lang w:val="en-CA"/>
+          </w:rPr>
+          <w:delText xml:space="preserve"> </w:delText>
+        </w:r>
+      </w:del>
+      <w:r>
+        <w:rPr>
+          <w:sz w:val="20"/>
+          <w:szCs w:val="20"/>
+          <w:lang w:val="en-CA"/>
+        </w:rPr>
+        <w:t xml:space="preserve">to collect data, which </w:t>
+      </w:r>
+      <w:ins w:id="13" w:author="Spencer Smith" w:date="2026-07-29T19:05:00Z" w16du:dateUtc="2026-07-29T23:05:00Z">
+        <w:r>
+          <w:rPr>
+            <w:sz w:val="20"/>
+            <w:szCs w:val="20"/>
+            <w:lang w:val="en-CA"/>
+          </w:rPr>
+          <w:t>are</w:t>
+        </w:r>
+      </w:ins>
+      <w:del w:id="14" w:author="Spencer Smith" w:date="2026-07-29T19:05:00Z" w16du:dateUtc="2026-07-29T23:05:00Z">
+        <w:r>
+          <w:rPr>
+            <w:sz w:val="20"/>
+            <w:szCs w:val="20"/>
+            <w:lang w:val="en-CA"/>
+          </w:rPr>
+          <w:delText>is</w:delText>
+        </w:r>
+      </w:del>
+      <w:r>
+        <w:rPr>
+          <w:sz w:val="20"/>
+          <w:szCs w:val="20"/>
+          <w:lang w:val="en-CA"/>
+        </w:rPr>
+        <w:t xml:space="preserve"> externally hosted cloud-based service. Please note that whilst this service is approved for collecting data in this study by the McMaster Research Ethics Board, there is a small risk with any platform such as this of data that is collected on external servers falling outside the control of the research team. If you are concerned about this, we would be happy to make alternative arrangements for you to participate, perhaps via telephone. Please talk to the researcher if you have any concerns.</w:t>
+      </w:r>
+    </w:p>
+    <w:p>
+      <w:pPr>
+        <w:rPr>
+          <w:sz w:val="20"/>
+          <w:szCs w:val="20"/>
+          <w:lang w:val="en-CA"/>
+        </w:rPr>
+      </w:pPr>
+    </w:p>
+    <w:p>
+      <w:pPr>
+        <w:rPr>
+          <w:ins w:id="15" w:author="Spencer Smith" w:date="2026-07-29T19:11:00Z" w16du:dateUtc="2026-07-29T23:11:00Z"/>
+          <w:sz w:val="20"/>
+          <w:lang w:val="en-CA"/>
+        </w:rPr>
+      </w:pPr>
+      <w:r>
+        <w:rPr>
+          <w:b/>
+          <w:sz w:val="20"/>
+          <w:lang w:val="en-CA"/>
+        </w:rPr>
+        <w:t xml:space="preserve">Participation and Withdrawal: </w:t>
+      </w:r>
+      <w:r>
+        <w:rPr>
+          <w:sz w:val="20"/>
+          <w:lang w:val="en-CA"/>
+        </w:rPr>
+        <w:t xml:space="preserve">Your participation in this study is voluntary. </w:t>
+      </w:r>
+      <w:r>
+        <w:rPr>
+          <w:sz w:val="20"/>
+          <w:shd w:val="clear" w:color="auto" w:fill="CCCCCC"/>
+          <w:lang w:val="en-CA"/>
+        </w:rPr>
+        <w:t xml:space="preserve">If you decide to be part of the study, you can stop (withdraw), from the interview </w:t>
+      </w:r>
+      <w:r>
+        <w:rPr>
+          <w:sz w:val="20"/>
+          <w:shd w:val="clear" w:color="auto" w:fill="CCCCCC"/>
+          <w:lang w:val="en-CA"/>
+        </w:rPr>
+        <w:t xml:space="preserve">or survey </w:t>
+      </w:r>
       <w:r>
         <w:rPr>
           <w:sz w:val="20"/>
@@ -1689,7 +1862,17 @@
         </w:rPr>
         <w:t xml:space="preserve"> or up until </w:t>
       </w:r>
-      <w:del w:id="6" w:author="Spencer Smith" w:date="2026-07-17T10:03:00Z" w16du:dateUtc="2026-07-17T14:03:00Z">
+      <w:r>
+        <w:rPr>
+          <w:color w:val="000000"/>
+          <w:sz w:val="20"/>
+          <w:szCs w:val="20"/>
+          <w:shd w:val="clear" w:color="auto" w:fill="CCCCCC"/>
+          <w:lang w:val="en-CA"/>
+        </w:rPr>
+        <w:t xml:space="preserve">August </w:t>
+      </w:r>
+      <w:ins w:id="16" w:author="Spencer Smith" w:date="2026-07-29T19:07:00Z" w16du:dateUtc="2026-07-29T23:07:00Z">
         <w:r>
           <w:rPr>
             <w:color w:val="000000"/>
@@ -1698,8 +1881,10 @@
             <w:shd w:val="clear" w:color="auto" w:fill="CCCCCC"/>
             <w:lang w:val="en-CA"/>
           </w:rPr>
-          <w:delText>July</w:delText>
-        </w:r>
+          <w:t>30</w:t>
+        </w:r>
+      </w:ins>
+      <w:del w:id="17" w:author="Spencer Smith" w:date="2026-07-29T19:07:00Z" w16du:dateUtc="2026-07-29T23:07:00Z">
         <w:r>
           <w:rPr>
             <w:color w:val="000000"/>
@@ -1708,82 +1893,19 @@
             <w:shd w:val="clear" w:color="auto" w:fill="CCCCCC"/>
             <w:lang w:val="en-CA"/>
           </w:rPr>
-          <w:delText xml:space="preserve"> 31</w:delText>
-        </w:r>
-        <w:r>
-          <w:rPr>
-            <w:color w:val="000000"/>
-            <w:sz w:val="20"/>
-            <w:szCs w:val="20"/>
-            <w:shd w:val="clear" w:color="auto" w:fill="CCCCCC"/>
-            <w:vertAlign w:val="superscript"/>
-            <w:lang w:val="en-CA"/>
-          </w:rPr>
-          <w:delText>st</w:delText>
-        </w:r>
-        <w:r>
-          <w:rPr>
-            <w:color w:val="000000"/>
-            <w:sz w:val="20"/>
-            <w:szCs w:val="20"/>
-            <w:shd w:val="clear" w:color="auto" w:fill="CCCCCC"/>
-            <w:lang w:val="en-CA"/>
-          </w:rPr>
-          <w:delText xml:space="preserve"> </w:delText>
+          <w:delText>8</w:delText>
         </w:r>
       </w:del>
-      <w:ins w:id="7" w:author="Spencer Smith" w:date="2026-07-17T10:03:00Z" w16du:dateUtc="2026-07-17T14:03:00Z">
-        <w:r>
-          <w:rPr>
-            <w:color w:val="000000"/>
-            <w:sz w:val="20"/>
-            <w:szCs w:val="20"/>
-            <w:shd w:val="clear" w:color="auto" w:fill="CCCCCC"/>
-            <w:lang w:val="en-CA"/>
-          </w:rPr>
-          <w:t>August 8</w:t>
-        </w:r>
-        <w:r>
-          <w:rPr>
-            <w:color w:val="000000"/>
-            <w:sz w:val="20"/>
-            <w:szCs w:val="20"/>
-            <w:shd w:val="clear" w:color="auto" w:fill="CCCCCC"/>
-            <w:vertAlign w:val="superscript"/>
-            <w:lang w:val="en-CA"/>
-            <w:rPrChange w:id="8" w:author="Spencer Smith" w:date="2026-07-17T10:03:00Z" w16du:dateUtc="2026-07-17T14:03:00Z">
-              <w:rPr>
-                <w:color w:val="000000"/>
-                <w:sz w:val="20"/>
-                <w:szCs w:val="20"/>
-                <w:shd w:val="clear" w:color="auto" w:fill="CCCCCC"/>
-                <w:lang w:val="en-CA"/>
-              </w:rPr>
-            </w:rPrChange>
-          </w:rPr>
-          <w:t>th</w:t>
-        </w:r>
-        <w:r>
-          <w:rPr>
-            <w:color w:val="000000"/>
-            <w:sz w:val="20"/>
-            <w:szCs w:val="20"/>
-            <w:shd w:val="clear" w:color="auto" w:fill="CCCCCC"/>
-            <w:lang w:val="en-CA"/>
-          </w:rPr>
-          <w:t xml:space="preserve">, </w:t>
-        </w:r>
-      </w:ins>
-      <w:proofErr w:type="gramStart"/>
       <w:r>
         <w:rPr>
           <w:color w:val="000000"/>
           <w:sz w:val="20"/>
           <w:szCs w:val="20"/>
           <w:shd w:val="clear" w:color="auto" w:fill="CCCCCC"/>
-          <w:lang w:val="en-CA"/>
-        </w:rPr>
-        <w:t>202</w:t>
+          <w:vertAlign w:val="superscript"/>
+          <w:lang w:val="en-CA"/>
+        </w:rPr>
+        <w:t>th</w:t>
       </w:r>
       <w:r>
         <w:rPr>
@@ -1793,9 +1915,8 @@
           <w:shd w:val="clear" w:color="auto" w:fill="CCCCCC"/>
           <w:lang w:val="en-CA"/>
         </w:rPr>
-        <w:t>6</w:t>
-      </w:r>
-      <w:proofErr w:type="gramEnd"/>
+        <w:t xml:space="preserve">, </w:t>
+      </w:r>
       <w:r>
         <w:rPr>
           <w:color w:val="000000"/>
@@ -1804,223 +1925,348 @@
           <w:shd w:val="clear" w:color="auto" w:fill="CCCCCC"/>
           <w:lang w:val="en-CA"/>
         </w:rPr>
+        <w:t>202</w:t>
+      </w:r>
+      <w:r>
+        <w:rPr>
+          <w:color w:val="000000"/>
+          <w:sz w:val="20"/>
+          <w:szCs w:val="20"/>
+          <w:shd w:val="clear" w:color="auto" w:fill="CCCCCC"/>
+          <w:lang w:val="en-CA"/>
+        </w:rPr>
+        <w:t xml:space="preserve">6 </w:t>
+      </w:r>
+      <w:r>
+        <w:rPr>
+          <w:sz w:val="20"/>
+          <w:shd w:val="clear" w:color="auto" w:fill="CCCCCC"/>
+          <w:lang w:val="en-CA"/>
+        </w:rPr>
+        <w:t xml:space="preserve">when we expect to be </w:t>
+      </w:r>
+      <w:r>
+        <w:rPr>
+          <w:color w:val="000000"/>
+          <w:sz w:val="20"/>
+          <w:shd w:val="clear" w:color="auto" w:fill="CCCCCC"/>
+          <w:lang w:val="en-CA"/>
+        </w:rPr>
+        <w:t>analyzing</w:t>
+      </w:r>
+      <w:r>
+        <w:rPr>
+          <w:sz w:val="20"/>
+          <w:shd w:val="clear" w:color="auto" w:fill="CCCCCC"/>
+          <w:lang w:val="en-CA"/>
+        </w:rPr>
+        <w:t xml:space="preserve"> the data into our report.</w:t>
+      </w:r>
+      <w:r>
+        <w:rPr>
+          <w:sz w:val="20"/>
+          <w:lang w:val="en-CA"/>
+        </w:rPr>
+        <w:t xml:space="preserve"> If you decide to withdraw, there will be no consequences to you. You can request for your data to be removed via email. </w:t>
+      </w:r>
+      <w:ins w:id="18" w:author="Spencer Smith" w:date="2026-07-29T19:25:00Z" w16du:dateUtc="2026-07-29T23:25:00Z">
+        <w:r>
+          <w:rPr>
+            <w:sz w:val="20"/>
+            <w:lang w:val="en-CA"/>
+          </w:rPr>
+          <w:t>Since data on the survey participant’s names are not collected, survey participants who wish to withdraw will need to let the principal investigator or one of the student investigators know the software project for which answers were provided</w:t>
+        </w:r>
+      </w:ins>
+      <w:ins w:id="19" w:author="Spencer Smith" w:date="2026-07-29T19:26:00Z" w16du:dateUtc="2026-07-29T23:26:00Z">
+        <w:r>
+          <w:rPr>
+            <w:sz w:val="20"/>
+            <w:lang w:val="en-CA"/>
+          </w:rPr>
+          <w:t xml:space="preserve">. </w:t>
+        </w:r>
+      </w:ins>
+      <w:ins w:id="20" w:author="Spencer Smith" w:date="2026-07-29T19:25:00Z" w16du:dateUtc="2026-07-29T23:25:00Z">
+        <w:r>
+          <w:rPr>
+            <w:sz w:val="20"/>
+            <w:lang w:val="en-CA"/>
+          </w:rPr>
+          <w:t xml:space="preserve"> </w:t>
+        </w:r>
+      </w:ins>
+      <w:r>
+        <w:rPr>
+          <w:sz w:val="20"/>
+          <w:lang w:val="en-CA"/>
+        </w:rPr>
+        <w:t xml:space="preserve">In cases of withdrawal prior to </w:t>
+      </w:r>
+      <w:r>
+        <w:rPr>
+          <w:sz w:val="20"/>
+          <w:lang w:val="en-CA"/>
+        </w:rPr>
+        <w:t xml:space="preserve">August </w:t>
+      </w:r>
+      <w:ins w:id="21" w:author="Spencer Smith" w:date="2026-07-29T19:07:00Z" w16du:dateUtc="2026-07-29T23:07:00Z">
+        <w:r>
+          <w:rPr>
+            <w:sz w:val="20"/>
+            <w:lang w:val="en-CA"/>
+          </w:rPr>
+          <w:t>30</w:t>
+        </w:r>
+      </w:ins>
+      <w:del w:id="22" w:author="Spencer Smith" w:date="2026-07-29T19:07:00Z" w16du:dateUtc="2026-07-29T23:07:00Z">
+        <w:r>
+          <w:rPr>
+            <w:sz w:val="20"/>
+            <w:lang w:val="en-CA"/>
+          </w:rPr>
+          <w:delText>8</w:delText>
+        </w:r>
+      </w:del>
+      <w:r>
+        <w:rPr>
+          <w:sz w:val="20"/>
+          <w:lang w:val="en-CA"/>
+        </w:rPr>
+        <w:t xml:space="preserve">th, </w:t>
+      </w:r>
+      <w:r>
+        <w:rPr>
+          <w:sz w:val="20"/>
+          <w:lang w:val="en-CA"/>
+        </w:rPr>
+        <w:t>202</w:t>
+      </w:r>
+      <w:r>
+        <w:rPr>
+          <w:sz w:val="20"/>
+          <w:lang w:val="en-CA"/>
+        </w:rPr>
+        <w:t>6</w:t>
+      </w:r>
+      <w:r>
+        <w:rPr>
+          <w:sz w:val="20"/>
+          <w:lang w:val="en-CA"/>
+        </w:rPr>
+        <w:t xml:space="preserve"> any data that you have provided will be destroyed unless you indicate otherwise.</w:t>
+      </w:r>
+      <w:del w:id="23" w:author="Spencer Smith" w:date="2026-07-29T19:26:00Z" w16du:dateUtc="2026-07-29T23:26:00Z">
+        <w:r>
+          <w:rPr>
+            <w:sz w:val="20"/>
+            <w:lang w:val="en-CA"/>
+          </w:rPr>
+          <w:delText xml:space="preserve">  </w:delText>
+        </w:r>
+      </w:del>
+    </w:p>
+    <w:p>
+      <w:pPr>
+        <w:rPr>
+          <w:ins w:id="24" w:author="Spencer Smith" w:date="2026-07-29T19:11:00Z" w16du:dateUtc="2026-07-29T23:11:00Z"/>
+          <w:sz w:val="20"/>
+          <w:lang w:val="en-CA"/>
+        </w:rPr>
+      </w:pPr>
+    </w:p>
+    <w:p>
+      <w:ins w:id="25" w:author="Spencer Smith" w:date="2026-07-29T19:11:00Z" w16du:dateUtc="2026-07-29T23:11:00Z">
+        <w:r>
+          <w:rPr>
+            <w:sz w:val="20"/>
+            <w:lang w:val="en-CA"/>
+          </w:rPr>
+          <w:t>For the interview and for the survey, i</w:t>
+        </w:r>
+      </w:ins>
+      <w:del w:id="26" w:author="Spencer Smith" w:date="2026-07-29T19:11:00Z" w16du:dateUtc="2026-07-29T23:11:00Z">
+        <w:r>
+          <w:rPr>
+            <w:sz w:val="20"/>
+            <w:lang w:val="en-CA"/>
+          </w:rPr>
+          <w:delText>I</w:delText>
+        </w:r>
+      </w:del>
+      <w:r>
+        <w:rPr>
+          <w:sz w:val="20"/>
+          <w:lang w:val="en-CA"/>
+        </w:rPr>
+        <w:t>f you do not want to answer some of the questions you do not have to</w:t>
+      </w:r>
+      <w:ins w:id="27" w:author="Spencer Smith" w:date="2026-07-29T19:11:00Z" w16du:dateUtc="2026-07-29T23:11:00Z">
+        <w:r>
+          <w:rPr>
+            <w:sz w:val="20"/>
+            <w:lang w:val="en-CA"/>
+          </w:rPr>
+          <w:t xml:space="preserve">.  Partially complete interviews and surveys </w:t>
+        </w:r>
+      </w:ins>
+      <w:del w:id="28" w:author="Spencer Smith" w:date="2026-07-29T19:11:00Z" w16du:dateUtc="2026-07-29T23:11:00Z">
+        <w:r>
+          <w:rPr>
+            <w:sz w:val="20"/>
+            <w:lang w:val="en-CA"/>
+          </w:rPr>
+          <w:delText xml:space="preserve">, but you </w:delText>
+        </w:r>
+      </w:del>
+      <w:r>
+        <w:rPr>
+          <w:sz w:val="20"/>
+          <w:lang w:val="en-CA"/>
+        </w:rPr>
+        <w:t>can still be in the study.</w:t>
+      </w:r>
+      <w:r>
+        <w:rPr>
+          <w:i/>
+          <w:sz w:val="20"/>
+          <w:lang w:val="en-CA"/>
+        </w:rPr>
         <w:t xml:space="preserve"> </w:t>
       </w:r>
-      <w:r>
-        <w:rPr>
-          <w:sz w:val="20"/>
-          <w:shd w:val="clear" w:color="auto" w:fill="CCCCCC"/>
-          <w:lang w:val="en-CA"/>
-        </w:rPr>
-        <w:t xml:space="preserve">when we expect to be </w:t>
-      </w:r>
-      <w:r>
-        <w:rPr>
-          <w:color w:val="000000"/>
-          <w:sz w:val="20"/>
-          <w:shd w:val="clear" w:color="auto" w:fill="CCCCCC"/>
-          <w:lang w:val="en-CA"/>
-        </w:rPr>
-        <w:t>analyzing</w:t>
-      </w:r>
-      <w:r>
-        <w:rPr>
-          <w:sz w:val="20"/>
-          <w:shd w:val="clear" w:color="auto" w:fill="CCCCCC"/>
-          <w:lang w:val="en-CA"/>
-        </w:rPr>
-        <w:t xml:space="preserve"> the data into our report.</w:t>
-      </w:r>
-      <w:r>
-        <w:rPr>
-          <w:sz w:val="20"/>
-          <w:lang w:val="en-CA"/>
-        </w:rPr>
-        <w:t xml:space="preserve"> If you decide to withdraw, there will be no consequences to you. You can request for your data to be removed via email. In cases of withdrawal prior to </w:t>
-      </w:r>
-      <w:del w:id="9" w:author="Spencer Smith" w:date="2026-07-17T10:04:00Z" w16du:dateUtc="2026-07-17T14:04:00Z">
+    </w:p>
+    <w:p>
+      <w:pPr>
+        <w:rPr>
+          <w:b/>
+          <w:sz w:val="20"/>
+          <w:lang w:val="en-CA"/>
+        </w:rPr>
+      </w:pPr>
+    </w:p>
+    <w:p>
+      <w:r>
+        <w:rPr>
+          <w:b/>
+          <w:sz w:val="20"/>
+          <w:lang w:val="en-CA"/>
+        </w:rPr>
+        <w:t xml:space="preserve">Information about the Study Results:  </w:t>
+      </w:r>
+      <w:r>
+        <w:rPr>
+          <w:sz w:val="20"/>
+          <w:lang w:val="en-CA"/>
+        </w:rPr>
+        <w:t xml:space="preserve">We expect to have this study completed by approximately </w:t>
+      </w:r>
+      <w:r>
+        <w:rPr>
+          <w:sz w:val="20"/>
+          <w:lang w:val="en-CA"/>
+        </w:rPr>
+        <w:t xml:space="preserve">November </w:t>
+      </w:r>
+      <w:r>
+        <w:rPr>
+          <w:sz w:val="20"/>
+          <w:lang w:val="en-CA"/>
+        </w:rPr>
+        <w:t>202</w:t>
+      </w:r>
+      <w:r>
+        <w:rPr>
+          <w:sz w:val="20"/>
+          <w:lang w:val="en-CA"/>
+        </w:rPr>
+        <w:t>6</w:t>
+      </w:r>
+      <w:r>
+        <w:rPr>
+          <w:i/>
+          <w:sz w:val="20"/>
+          <w:lang w:val="en-CA"/>
+        </w:rPr>
+        <w:t>.</w:t>
+      </w:r>
+      <w:r>
+        <w:rPr>
+          <w:sz w:val="20"/>
+          <w:lang w:val="en-CA"/>
+        </w:rPr>
+        <w:t xml:space="preserve"> If you would like </w:t>
+      </w:r>
+      <w:proofErr w:type="gramStart"/>
+      <w:r>
+        <w:rPr>
+          <w:sz w:val="20"/>
+          <w:lang w:val="en-CA"/>
+        </w:rPr>
+        <w:t>a brief summary</w:t>
+      </w:r>
+      <w:proofErr w:type="gramEnd"/>
+      <w:r>
+        <w:rPr>
+          <w:sz w:val="20"/>
+          <w:lang w:val="en-CA"/>
+        </w:rPr>
+        <w:t xml:space="preserve"> of the results, please let me know how you would like it sent to you.  </w:t>
+      </w:r>
+      <w:ins w:id="29" w:author="Spencer Smith" w:date="2026-07-29T19:26:00Z" w16du:dateUtc="2026-07-29T23:26:00Z">
         <w:r>
           <w:rPr>
             <w:sz w:val="20"/>
             <w:lang w:val="en-CA"/>
           </w:rPr>
-          <w:delText>July</w:delText>
-        </w:r>
+          <w:t xml:space="preserve">Interview participants will be asked this question again during the interview </w:t>
+        </w:r>
+      </w:ins>
+      <w:ins w:id="30" w:author="Spencer Smith" w:date="2026-07-29T19:27:00Z" w16du:dateUtc="2026-07-29T23:27:00Z">
         <w:r>
           <w:rPr>
             <w:sz w:val="20"/>
             <w:lang w:val="en-CA"/>
           </w:rPr>
-          <w:delText xml:space="preserve"> </w:delText>
-        </w:r>
-      </w:del>
-      <w:ins w:id="10" w:author="Spencer Smith" w:date="2026-07-17T10:04:00Z" w16du:dateUtc="2026-07-17T14:04:00Z">
+          <w:t>and survey part</w:t>
+        </w:r>
+      </w:ins>
+      <w:ins w:id="31" w:author="Spencer Smith" w:date="2026-07-29T19:28:00Z" w16du:dateUtc="2026-07-29T23:28:00Z">
         <w:r>
           <w:rPr>
             <w:sz w:val="20"/>
             <w:lang w:val="en-CA"/>
           </w:rPr>
-          <w:t>August 8th</w:t>
+          <w:t>i</w:t>
         </w:r>
       </w:ins>
-      <w:del w:id="11" w:author="Spencer Smith" w:date="2026-07-17T10:04:00Z" w16du:dateUtc="2026-07-17T14:04:00Z">
+      <w:ins w:id="32" w:author="Spencer Smith" w:date="2026-07-29T19:27:00Z" w16du:dateUtc="2026-07-29T23:27:00Z">
         <w:r>
           <w:rPr>
             <w:sz w:val="20"/>
             <w:lang w:val="en-CA"/>
           </w:rPr>
-          <w:delText>31</w:delText>
-        </w:r>
-        <w:r>
-          <w:rPr>
-            <w:sz w:val="20"/>
-            <w:vertAlign w:val="superscript"/>
-            <w:lang w:val="en-CA"/>
-          </w:rPr>
-          <w:delText>st</w:delText>
-        </w:r>
-        <w:r>
-          <w:rPr>
-            <w:sz w:val="20"/>
-            <w:lang w:val="en-CA"/>
-          </w:rPr>
-          <w:delText xml:space="preserve"> </w:delText>
-        </w:r>
-      </w:del>
-      <w:ins w:id="12" w:author="Spencer Smith" w:date="2026-07-17T10:04:00Z" w16du:dateUtc="2026-07-17T14:04:00Z">
-        <w:r>
-          <w:rPr>
-            <w:sz w:val="20"/>
-            <w:lang w:val="en-CA"/>
-          </w:rPr>
-          <w:t xml:space="preserve">, </w:t>
+          <w:t>cipants will be given the option of providing an email address at the end of the survey.</w:t>
         </w:r>
       </w:ins>
-      <w:r>
-        <w:rPr>
-          <w:sz w:val="20"/>
-          <w:lang w:val="en-CA"/>
-        </w:rPr>
-        <w:t>202</w:t>
-      </w:r>
-      <w:r>
-        <w:rPr>
-          <w:sz w:val="20"/>
-          <w:lang w:val="en-CA"/>
-        </w:rPr>
-        <w:t>6</w:t>
-      </w:r>
-      <w:r>
-        <w:rPr>
-          <w:sz w:val="20"/>
-          <w:lang w:val="en-CA"/>
-        </w:rPr>
-        <w:t xml:space="preserve"> any data that you have provided will be destroyed unless you indicate otherwise.  If you do not want to answer some of the questions you do not have to, but you can still be in the study.</w:t>
-      </w:r>
-      <w:r>
-        <w:rPr>
+    </w:p>
+    <w:p>
+      <w:pPr>
+        <w:rPr>
+          <w:b/>
           <w:i/>
           <w:sz w:val="20"/>
           <w:lang w:val="en-CA"/>
         </w:rPr>
-        <w:t xml:space="preserve"> </w:t>
-      </w:r>
-    </w:p>
-    <w:p>
-      <w:pPr>
-        <w:rPr>
-          <w:b/>
-          <w:sz w:val="20"/>
-          <w:lang w:val="en-CA"/>
-        </w:rPr>
-      </w:pPr>
-    </w:p>
-    <w:p>
-      <w:r>
-        <w:rPr>
-          <w:b/>
-          <w:sz w:val="20"/>
-          <w:lang w:val="en-CA"/>
-        </w:rPr>
-        <w:t xml:space="preserve">Information about the Study Results:  </w:t>
-      </w:r>
-      <w:r>
-        <w:rPr>
-          <w:sz w:val="20"/>
-          <w:lang w:val="en-CA"/>
-        </w:rPr>
-        <w:t xml:space="preserve">We expect to have this study completed by approximately </w:t>
-      </w:r>
-      <w:r>
-        <w:rPr>
-          <w:sz w:val="20"/>
-          <w:lang w:val="en-CA"/>
-        </w:rPr>
-        <w:t xml:space="preserve">November </w:t>
-      </w:r>
-      <w:r>
-        <w:rPr>
-          <w:sz w:val="20"/>
-          <w:lang w:val="en-CA"/>
-        </w:rPr>
-        <w:t>202</w:t>
-      </w:r>
-      <w:r>
-        <w:rPr>
-          <w:sz w:val="20"/>
-          <w:lang w:val="en-CA"/>
-        </w:rPr>
-        <w:t>6</w:t>
-      </w:r>
-      <w:r>
-        <w:rPr>
-          <w:i/>
-          <w:sz w:val="20"/>
-          <w:lang w:val="en-CA"/>
-        </w:rPr>
-        <w:t>.</w:t>
-      </w:r>
-      <w:r>
-        <w:rPr>
-          <w:sz w:val="20"/>
-          <w:lang w:val="en-CA"/>
-        </w:rPr>
-        <w:t xml:space="preserve"> If you would like </w:t>
-      </w:r>
-      <w:proofErr w:type="gramStart"/>
-      <w:r>
-        <w:rPr>
-          <w:sz w:val="20"/>
-          <w:lang w:val="en-CA"/>
-        </w:rPr>
-        <w:t>a brief summary</w:t>
-      </w:r>
-      <w:proofErr w:type="gramEnd"/>
-      <w:r>
-        <w:rPr>
-          <w:sz w:val="20"/>
-          <w:lang w:val="en-CA"/>
-        </w:rPr>
-        <w:t xml:space="preserve"> of the results, please let me know how you would like it sent to you.  </w:t>
-      </w:r>
-    </w:p>
-    <w:p>
-      <w:pPr>
-        <w:rPr>
-          <w:b/>
-          <w:i/>
-          <w:sz w:val="20"/>
-          <w:lang w:val="en-CA"/>
-        </w:rPr>
-      </w:pPr>
-    </w:p>
-    <w:p>
-      <w:r>
-        <w:rPr>
-          <w:b/>
-          <w:sz w:val="20"/>
-          <w:lang w:val="en-CA"/>
-        </w:rPr>
+      </w:pPr>
+    </w:p>
+    <w:p>
+      <w:r>
+        <w:rPr>
+          <w:b/>
+          <w:sz w:val="20"/>
+          <w:lang w:val="en-CA"/>
+        </w:rPr>
+        <w:lastRenderedPageBreak/>
         <w:t>Questions about the Study:</w:t>
       </w:r>
       <w:r>
@@ -2188,7 +2434,16 @@
         </w:rPr>
         <w:t xml:space="preserve">If you choose to participate in this study you may withdraw from the study at any time or up until </w:t>
       </w:r>
-      <w:ins w:id="13" w:author="Spencer Smith" w:date="2026-07-17T10:04:00Z" w16du:dateUtc="2026-07-17T14:04:00Z">
+      <w:r>
+        <w:rPr>
+          <w:color w:val="000000"/>
+          <w:sz w:val="20"/>
+          <w:szCs w:val="20"/>
+          <w:lang w:val="en-CA"/>
+        </w:rPr>
+        <w:t xml:space="preserve">August </w:t>
+      </w:r>
+      <w:ins w:id="33" w:author="Spencer Smith" w:date="2026-07-29T18:45:00Z" w16du:dateUtc="2026-07-29T22:45:00Z">
         <w:r>
           <w:rPr>
             <w:color w:val="000000"/>
@@ -2196,26 +2451,10 @@
             <w:szCs w:val="20"/>
             <w:lang w:val="en-CA"/>
           </w:rPr>
-          <w:t>August 8</w:t>
-        </w:r>
-        <w:r>
-          <w:rPr>
-            <w:color w:val="000000"/>
-            <w:sz w:val="20"/>
-            <w:szCs w:val="20"/>
-            <w:vertAlign w:val="superscript"/>
-            <w:lang w:val="en-CA"/>
-            <w:rPrChange w:id="14" w:author="Spencer Smith" w:date="2026-07-17T10:04:00Z" w16du:dateUtc="2026-07-17T14:04:00Z">
-              <w:rPr>
-                <w:color w:val="000000"/>
-                <w:sz w:val="20"/>
-                <w:szCs w:val="20"/>
-                <w:lang w:val="en-CA"/>
-              </w:rPr>
-            </w:rPrChange>
-          </w:rPr>
-          <w:t>th</w:t>
-        </w:r>
+          <w:t>30</w:t>
+        </w:r>
+      </w:ins>
+      <w:del w:id="34" w:author="Spencer Smith" w:date="2026-07-29T18:45:00Z" w16du:dateUtc="2026-07-29T22:45:00Z">
         <w:r>
           <w:rPr>
             <w:color w:val="000000"/>
@@ -2223,48 +2462,28 @@
             <w:szCs w:val="20"/>
             <w:lang w:val="en-CA"/>
           </w:rPr>
-          <w:t xml:space="preserve">, </w:t>
-        </w:r>
-      </w:ins>
-      <w:del w:id="15" w:author="Spencer Smith" w:date="2026-07-17T10:04:00Z" w16du:dateUtc="2026-07-17T14:04:00Z">
-        <w:r>
-          <w:rPr>
-            <w:color w:val="000000"/>
-            <w:sz w:val="20"/>
-            <w:szCs w:val="20"/>
-            <w:lang w:val="en-CA"/>
-          </w:rPr>
-          <w:delText xml:space="preserve">July </w:delText>
-        </w:r>
-        <w:r>
-          <w:rPr>
-            <w:color w:val="000000"/>
-            <w:sz w:val="20"/>
-            <w:szCs w:val="20"/>
-            <w:lang w:val="en-CA"/>
-          </w:rPr>
-          <w:delText>31</w:delText>
-        </w:r>
-        <w:r>
-          <w:rPr>
-            <w:color w:val="000000"/>
-            <w:sz w:val="20"/>
-            <w:szCs w:val="20"/>
-            <w:vertAlign w:val="superscript"/>
-            <w:lang w:val="en-CA"/>
-          </w:rPr>
-          <w:delText>st</w:delText>
-        </w:r>
-        <w:r>
-          <w:rPr>
-            <w:color w:val="000000"/>
-            <w:sz w:val="20"/>
-            <w:szCs w:val="20"/>
-            <w:lang w:val="en-CA"/>
-          </w:rPr>
-          <w:delText xml:space="preserve"> </w:delText>
+          <w:delText>8</w:delText>
         </w:r>
       </w:del>
+      <w:r>
+        <w:rPr>
+          <w:color w:val="000000"/>
+          <w:sz w:val="20"/>
+          <w:szCs w:val="20"/>
+          <w:vertAlign w:val="superscript"/>
+          <w:lang w:val="en-CA"/>
+        </w:rPr>
+        <w:t>th</w:t>
+      </w:r>
+      <w:r>
+        <w:rPr>
+          <w:color w:val="000000"/>
+          <w:sz w:val="20"/>
+          <w:szCs w:val="20"/>
+          <w:lang w:val="en-CA"/>
+        </w:rPr>
+        <w:t xml:space="preserve">, </w:t>
+      </w:r>
       <w:r>
         <w:rPr>
           <w:color w:val="000000"/>
